--- a/viet_bao_cao.docx
+++ b/viet_bao_cao.docx
@@ -367,23 +367,7 @@
           <w:sz w:val="28"/>
           <w:szCs w:val="28"/>
         </w:rPr>
-        <w:t>Phân tích yêu cầu</w:t>
-      </w:r>
-      <w:r>
-        <w:rPr>
-          <w:rFonts w:ascii="Times New Roman" w:hAnsi="Times New Roman" w:cs="Times New Roman"/>
-          <w:sz w:val="28"/>
-          <w:szCs w:val="28"/>
-        </w:rPr>
-        <w:t xml:space="preserve">: </w:t>
-      </w:r>
-      <w:r>
-        <w:rPr>
-          <w:rFonts w:ascii="Times New Roman" w:hAnsi="Times New Roman" w:cs="Times New Roman"/>
-          <w:sz w:val="28"/>
-          <w:szCs w:val="28"/>
-        </w:rPr>
-        <w:t>Xác định đầy đủ các chứ</w:t>
+        <w:t>Phân tích yêu cầu: Xác định đầy đủ các chứ</w:t>
       </w:r>
       <w:r>
         <w:rPr>
@@ -454,23 +438,7 @@
           <w:sz w:val="28"/>
           <w:szCs w:val="28"/>
         </w:rPr>
-        <w:t>Thiết kế giao diện người dùng</w:t>
-      </w:r>
-      <w:r>
-        <w:rPr>
-          <w:rFonts w:ascii="Times New Roman" w:hAnsi="Times New Roman" w:cs="Times New Roman"/>
-          <w:sz w:val="28"/>
-          <w:szCs w:val="28"/>
-        </w:rPr>
-        <w:t xml:space="preserve">: </w:t>
-      </w:r>
-      <w:r>
-        <w:rPr>
-          <w:rFonts w:ascii="Times New Roman" w:hAnsi="Times New Roman" w:cs="Times New Roman"/>
-          <w:sz w:val="28"/>
-          <w:szCs w:val="28"/>
-        </w:rPr>
-        <w:t xml:space="preserve">Sử dụng </w:t>
+        <w:t xml:space="preserve">Thiết kế giao diện người dùng: Sử dụng </w:t>
       </w:r>
       <w:r>
         <w:rPr>
@@ -612,23 +580,7 @@
           <w:sz w:val="28"/>
           <w:szCs w:val="28"/>
         </w:rPr>
-        <w:t>Thiết kế và triển khai cơ sở dữ liệu MySQL</w:t>
-      </w:r>
-      <w:r>
-        <w:rPr>
-          <w:rFonts w:ascii="Times New Roman" w:hAnsi="Times New Roman" w:cs="Times New Roman"/>
-          <w:sz w:val="28"/>
-          <w:szCs w:val="28"/>
-        </w:rPr>
-        <w:t xml:space="preserve">: </w:t>
-      </w:r>
-      <w:r>
-        <w:rPr>
-          <w:rFonts w:ascii="Times New Roman" w:hAnsi="Times New Roman" w:cs="Times New Roman"/>
-          <w:sz w:val="28"/>
-          <w:szCs w:val="28"/>
-        </w:rPr>
-        <w:t>Xây dựng các bảng quản lý sản phẩm, khách hàng, tài khoản, đơn hàng và phản hồi khách hàng.</w:t>
+        <w:t>Thiết kế và triển khai cơ sở dữ liệu MySQL: Xây dựng các bảng quản lý sản phẩm, khách hàng, tài khoản, đơn hàng và phản hồi khách hàng.</w:t>
       </w:r>
     </w:p>
     <w:p>
@@ -651,23 +603,7 @@
           <w:sz w:val="28"/>
           <w:szCs w:val="28"/>
         </w:rPr>
-        <w:t>Kiểm thử và hoàn thiện hệ thống</w:t>
-      </w:r>
-      <w:r>
-        <w:rPr>
-          <w:rFonts w:ascii="Times New Roman" w:hAnsi="Times New Roman" w:cs="Times New Roman"/>
-          <w:sz w:val="28"/>
-          <w:szCs w:val="28"/>
-        </w:rPr>
-        <w:t xml:space="preserve">: </w:t>
-      </w:r>
-      <w:r>
-        <w:rPr>
-          <w:rFonts w:ascii="Times New Roman" w:hAnsi="Times New Roman" w:cs="Times New Roman"/>
-          <w:sz w:val="28"/>
-          <w:szCs w:val="28"/>
-        </w:rPr>
-        <w:t>Kiểm thử các luồng nghiệp vụ chính như đăng ký – đăng nhập, thêm giỏ hàng, đặt hàng, thanh toán và quản trị sản phẩm.</w:t>
+        <w:t>Kiểm thử và hoàn thiện hệ thống: Kiểm thử các luồng nghiệp vụ chính như đăng ký – đăng nhập, thêm giỏ hàng, đặt hàng, thanh toán và quản trị sản phẩm.</w:t>
       </w:r>
     </w:p>
     <w:p>
@@ -775,15 +711,7 @@
           <w:sz w:val="28"/>
           <w:szCs w:val="28"/>
         </w:rPr>
-        <w:t xml:space="preserve">, </w:t>
-      </w:r>
-      <w:r>
-        <w:rPr>
-          <w:rFonts w:ascii="Times New Roman" w:hAnsi="Times New Roman" w:cs="Times New Roman"/>
-          <w:sz w:val="28"/>
-          <w:szCs w:val="28"/>
-        </w:rPr>
-        <w:t>thống kê</w:t>
+        <w:t>, thống kê</w:t>
       </w:r>
       <w:r>
         <w:rPr>
@@ -799,31 +727,7 @@
           <w:sz w:val="28"/>
           <w:szCs w:val="28"/>
         </w:rPr>
-        <w:t xml:space="preserve">a hàng trong quá trình bán hàng, </w:t>
-      </w:r>
-      <w:r>
-        <w:rPr>
-          <w:rFonts w:ascii="Times New Roman" w:hAnsi="Times New Roman" w:cs="Times New Roman"/>
-          <w:sz w:val="28"/>
-          <w:szCs w:val="28"/>
-        </w:rPr>
-        <w:t>giúp cửa hàng theo dõi doanh thu</w:t>
-      </w:r>
-      <w:r>
-        <w:rPr>
-          <w:rFonts w:ascii="Times New Roman" w:hAnsi="Times New Roman" w:cs="Times New Roman"/>
-          <w:sz w:val="28"/>
-          <w:szCs w:val="28"/>
-        </w:rPr>
-        <w:t xml:space="preserve">, </w:t>
-      </w:r>
-      <w:r>
-        <w:rPr>
-          <w:rFonts w:ascii="Times New Roman" w:hAnsi="Times New Roman" w:cs="Times New Roman"/>
-          <w:sz w:val="28"/>
-          <w:szCs w:val="28"/>
-        </w:rPr>
-        <w:t>, số lượng đơn hàng theo thời gian.</w:t>
+        <w:t>a hàng trong quá trình bán hàng, giúp cửa hàng theo dõi doanh thu, , số lượng đơn hàng theo thời gian.</w:t>
       </w:r>
     </w:p>
     <w:p>
@@ -1850,14 +1754,7 @@
           <w:sz w:val="28"/>
           <w:szCs w:val="28"/>
         </w:rPr>
-        <w:t xml:space="preserve"> t</w:t>
-      </w:r>
-      <w:r>
-        <w:rPr>
-          <w:sz w:val="28"/>
-          <w:szCs w:val="28"/>
-        </w:rPr>
-        <w:t>hông qua quá trình nghiên cứu và triển khai</w:t>
+        <w:t xml:space="preserve"> thông qua quá trình nghiên cứu và triển khai</w:t>
       </w:r>
       <w:r>
         <w:rPr>
@@ -1958,8 +1855,18 @@
       <w:pPr>
         <w:spacing w:after="0" w:line="360" w:lineRule="auto"/>
         <w:ind w:firstLine="720"/>
-      </w:pPr>
-      <w:r>
+        <w:rPr>
+          <w:rFonts w:ascii="Times New Roman" w:hAnsi="Times New Roman" w:cs="Times New Roman"/>
+          <w:sz w:val="28"/>
+          <w:szCs w:val="28"/>
+        </w:rPr>
+      </w:pPr>
+      <w:r>
+        <w:rPr>
+          <w:rFonts w:ascii="Times New Roman" w:hAnsi="Times New Roman" w:cs="Times New Roman"/>
+          <w:sz w:val="28"/>
+          <w:szCs w:val="28"/>
+        </w:rPr>
         <w:t>Ứng dụng web là một loại phần mềm hoạt động trên nền tảng trình duyệt và không cần cài đặt trực tiếp trên thiết bị của người dùng. Người dùng chỉ cần truy cập vào một địa chỉ website (URL) để sử dụng các chức năng mà hệ thống cung cấp. Hiện nay, các ứng dụng web được sử dụng rất rộng rãi trong nhiều lĩnh vực như thương mại điện tử, giáo dục, quản lý, giải trí,…</w:t>
       </w:r>
     </w:p>
@@ -1971,641 +1878,3181 @@
           <w:numId w:val="10"/>
         </w:numPr>
         <w:spacing w:after="0" w:line="360" w:lineRule="auto"/>
-      </w:pPr>
-      <w:r>
+        <w:rPr>
+          <w:rFonts w:ascii="Times New Roman" w:hAnsi="Times New Roman" w:cs="Times New Roman"/>
+          <w:sz w:val="28"/>
+          <w:szCs w:val="28"/>
+        </w:rPr>
+      </w:pPr>
+      <w:r>
+        <w:rPr>
+          <w:rFonts w:ascii="Times New Roman" w:hAnsi="Times New Roman" w:cs="Times New Roman"/>
+          <w:sz w:val="28"/>
+          <w:szCs w:val="28"/>
+        </w:rPr>
         <w:t>Mô hình Client – Server</w:t>
       </w:r>
       <w:r>
+        <w:rPr>
+          <w:rFonts w:ascii="Times New Roman" w:hAnsi="Times New Roman" w:cs="Times New Roman"/>
+          <w:sz w:val="28"/>
+          <w:szCs w:val="28"/>
+        </w:rPr>
         <w:t>:</w:t>
+      </w:r>
+    </w:p>
+    <w:p>
+      <w:pPr>
+        <w:spacing w:after="0" w:line="360" w:lineRule="auto"/>
+        <w:ind w:left="720"/>
+        <w:rPr>
+          <w:rFonts w:ascii="Times New Roman" w:hAnsi="Times New Roman" w:cs="Times New Roman"/>
+          <w:sz w:val="28"/>
+          <w:szCs w:val="28"/>
+        </w:rPr>
+      </w:pPr>
+      <w:r>
+        <w:rPr>
+          <w:rFonts w:ascii="Times New Roman" w:hAnsi="Times New Roman" w:cs="Times New Roman"/>
+          <w:sz w:val="28"/>
+          <w:szCs w:val="28"/>
+        </w:rPr>
+        <w:t xml:space="preserve"> Hầu hết các ứng dụng web hiện nay đều được xây dựng dựa trên mô hình </w:t>
+      </w:r>
+      <w:r>
+        <w:rPr>
+          <w:rStyle w:val="Strong"/>
+          <w:rFonts w:ascii="Times New Roman" w:hAnsi="Times New Roman" w:cs="Times New Roman"/>
+          <w:sz w:val="28"/>
+          <w:szCs w:val="28"/>
+        </w:rPr>
+        <w:t>Client – Server</w:t>
+      </w:r>
+      <w:r>
+        <w:rPr>
+          <w:rFonts w:ascii="Times New Roman" w:hAnsi="Times New Roman" w:cs="Times New Roman"/>
+          <w:sz w:val="28"/>
+          <w:szCs w:val="28"/>
+        </w:rPr>
+        <w:t>. Trong mô hình này, hệ thống được chia thành hai phần chính:</w:t>
+      </w:r>
+    </w:p>
+    <w:p>
+      <w:pPr>
+        <w:pStyle w:val="ListParagraph"/>
+        <w:numPr>
+          <w:ilvl w:val="0"/>
+          <w:numId w:val="11"/>
+        </w:numPr>
+        <w:spacing w:after="0" w:line="360" w:lineRule="auto"/>
+        <w:rPr>
+          <w:rFonts w:ascii="Times New Roman" w:hAnsi="Times New Roman" w:cs="Times New Roman"/>
+          <w:sz w:val="28"/>
+          <w:szCs w:val="28"/>
+        </w:rPr>
+      </w:pPr>
+      <w:r>
+        <w:rPr>
+          <w:rFonts w:ascii="Times New Roman" w:hAnsi="Times New Roman" w:cs="Times New Roman"/>
+          <w:sz w:val="28"/>
+          <w:szCs w:val="28"/>
+        </w:rPr>
+        <w:t>Client (trình duyệt của người dùng)</w:t>
+      </w:r>
+      <w:r>
+        <w:rPr>
+          <w:rFonts w:ascii="Times New Roman" w:hAnsi="Times New Roman" w:cs="Times New Roman"/>
+          <w:sz w:val="28"/>
+          <w:szCs w:val="28"/>
+        </w:rPr>
+        <w:t xml:space="preserve">: </w:t>
+      </w:r>
+      <w:r>
+        <w:rPr>
+          <w:rFonts w:ascii="Times New Roman" w:hAnsi="Times New Roman" w:cs="Times New Roman"/>
+          <w:sz w:val="28"/>
+          <w:szCs w:val="28"/>
+        </w:rPr>
+        <w:t>là phần giao diện mà người dùng trực tiếp tương tác. Nhiệm vụ của Client bao gồm:</w:t>
+      </w:r>
+    </w:p>
+    <w:p>
+      <w:pPr>
+        <w:pStyle w:val="ListParagraph"/>
+        <w:numPr>
+          <w:ilvl w:val="0"/>
+          <w:numId w:val="13"/>
+        </w:numPr>
+        <w:spacing w:after="0" w:line="360" w:lineRule="auto"/>
+        <w:rPr>
+          <w:rFonts w:ascii="Times New Roman" w:hAnsi="Times New Roman" w:cs="Times New Roman"/>
+          <w:sz w:val="28"/>
+          <w:szCs w:val="28"/>
+        </w:rPr>
+      </w:pPr>
+      <w:r>
+        <w:rPr>
+          <w:rFonts w:ascii="Times New Roman" w:hAnsi="Times New Roman" w:cs="Times New Roman"/>
+          <w:sz w:val="28"/>
+          <w:szCs w:val="28"/>
+        </w:rPr>
+        <w:t>Gửi yêu cầu (request) đến Server khi người dùng thao tác như nhấn nút, tìm kiếm sản phẩm, đăng nhập,…</w:t>
+      </w:r>
+    </w:p>
+    <w:p>
+      <w:pPr>
+        <w:pStyle w:val="ListParagraph"/>
+        <w:numPr>
+          <w:ilvl w:val="0"/>
+          <w:numId w:val="13"/>
+        </w:numPr>
+        <w:spacing w:after="0" w:line="360" w:lineRule="auto"/>
+        <w:rPr>
+          <w:rFonts w:ascii="Times New Roman" w:hAnsi="Times New Roman" w:cs="Times New Roman"/>
+          <w:sz w:val="28"/>
+          <w:szCs w:val="28"/>
+        </w:rPr>
+      </w:pPr>
+      <w:r>
+        <w:rPr>
+          <w:rFonts w:ascii="Times New Roman" w:hAnsi="Times New Roman" w:cs="Times New Roman"/>
+          <w:sz w:val="28"/>
+          <w:szCs w:val="28"/>
+        </w:rPr>
+        <w:t>Hiển thị thông tin nhận được từ Server (HTML, CSS, JavaScript, hình ảnh, dữ liệu sản phẩm,…).</w:t>
+      </w:r>
+    </w:p>
+    <w:p>
+      <w:pPr>
+        <w:pStyle w:val="ListParagraph"/>
+        <w:numPr>
+          <w:ilvl w:val="0"/>
+          <w:numId w:val="13"/>
+        </w:numPr>
+        <w:spacing w:after="0" w:line="360" w:lineRule="auto"/>
+        <w:rPr>
+          <w:rFonts w:ascii="Times New Roman" w:hAnsi="Times New Roman" w:cs="Times New Roman"/>
+          <w:sz w:val="28"/>
+          <w:szCs w:val="28"/>
+        </w:rPr>
+      </w:pPr>
+      <w:r>
+        <w:rPr>
+          <w:rFonts w:ascii="Times New Roman" w:hAnsi="Times New Roman" w:cs="Times New Roman"/>
+          <w:sz w:val="28"/>
+          <w:szCs w:val="28"/>
+        </w:rPr>
+        <w:t>Tương tác với người dùng thông qua các thành phần giao diện như form, button, danh sách sản phẩm,…</w:t>
+      </w:r>
+    </w:p>
+    <w:p>
+      <w:pPr>
+        <w:pStyle w:val="ListParagraph"/>
+        <w:numPr>
+          <w:ilvl w:val="0"/>
+          <w:numId w:val="13"/>
+        </w:numPr>
+        <w:spacing w:after="0" w:line="360" w:lineRule="auto"/>
+        <w:rPr>
+          <w:rFonts w:ascii="Times New Roman" w:hAnsi="Times New Roman" w:cs="Times New Roman"/>
+          <w:sz w:val="28"/>
+          <w:szCs w:val="28"/>
+        </w:rPr>
+      </w:pPr>
+      <w:r>
+        <w:rPr>
+          <w:rFonts w:ascii="Times New Roman" w:hAnsi="Times New Roman" w:cs="Times New Roman"/>
+          <w:sz w:val="28"/>
+          <w:szCs w:val="28"/>
+        </w:rPr>
+        <w:t>Thực hiện một số xử lý nhỏ như kiểm tra dữ liệu trước khi gửi (validation), hiển thị thông báo, cập nhật nội dung mà không cần tải lại toàn bộ trang (AJAX / Fetch API).</w:t>
+      </w:r>
+    </w:p>
+    <w:p>
+      <w:pPr>
+        <w:pStyle w:val="ListParagraph"/>
+        <w:numPr>
+          <w:ilvl w:val="0"/>
+          <w:numId w:val="12"/>
+        </w:numPr>
+        <w:spacing w:after="0" w:line="360" w:lineRule="auto"/>
+        <w:rPr>
+          <w:rFonts w:ascii="Times New Roman" w:hAnsi="Times New Roman" w:cs="Times New Roman"/>
+          <w:sz w:val="28"/>
+          <w:szCs w:val="28"/>
+        </w:rPr>
+      </w:pPr>
+      <w:r>
+        <w:rPr>
+          <w:rFonts w:ascii="Times New Roman" w:hAnsi="Times New Roman" w:cs="Times New Roman"/>
+          <w:sz w:val="28"/>
+          <w:szCs w:val="28"/>
+        </w:rPr>
+        <w:t>Server (máy chủ xử lý dữ liệu)</w:t>
+      </w:r>
+      <w:r>
+        <w:rPr>
+          <w:rFonts w:ascii="Times New Roman" w:hAnsi="Times New Roman" w:cs="Times New Roman"/>
+          <w:sz w:val="28"/>
+          <w:szCs w:val="28"/>
+        </w:rPr>
+        <w:t xml:space="preserve">: </w:t>
+      </w:r>
+      <w:r>
+        <w:rPr>
+          <w:rFonts w:ascii="Times New Roman" w:hAnsi="Times New Roman" w:cs="Times New Roman"/>
+          <w:sz w:val="28"/>
+          <w:szCs w:val="28"/>
+        </w:rPr>
+        <w:t>là trung tâm xử lý logic của ứng dụng, có vai trò:</w:t>
+      </w:r>
+    </w:p>
+    <w:p>
+      <w:pPr>
+        <w:pStyle w:val="ListParagraph"/>
+        <w:numPr>
+          <w:ilvl w:val="0"/>
+          <w:numId w:val="14"/>
+        </w:numPr>
+        <w:spacing w:after="0" w:line="360" w:lineRule="auto"/>
+        <w:rPr>
+          <w:rFonts w:ascii="Times New Roman" w:hAnsi="Times New Roman" w:cs="Times New Roman"/>
+          <w:sz w:val="28"/>
+          <w:szCs w:val="28"/>
+        </w:rPr>
+      </w:pPr>
+      <w:r>
+        <w:rPr>
+          <w:rFonts w:ascii="Times New Roman" w:hAnsi="Times New Roman" w:cs="Times New Roman"/>
+          <w:sz w:val="28"/>
+          <w:szCs w:val="28"/>
+        </w:rPr>
+        <w:t>Nhận các yêu cầu từ Client và phân tích chúng.</w:t>
+      </w:r>
+    </w:p>
+    <w:p>
+      <w:pPr>
+        <w:pStyle w:val="ListParagraph"/>
+        <w:numPr>
+          <w:ilvl w:val="0"/>
+          <w:numId w:val="14"/>
+        </w:numPr>
+        <w:spacing w:after="0" w:line="360" w:lineRule="auto"/>
+        <w:rPr>
+          <w:rFonts w:ascii="Times New Roman" w:hAnsi="Times New Roman" w:cs="Times New Roman"/>
+          <w:sz w:val="28"/>
+          <w:szCs w:val="28"/>
+        </w:rPr>
+      </w:pPr>
+      <w:r>
+        <w:rPr>
+          <w:rFonts w:ascii="Times New Roman" w:hAnsi="Times New Roman" w:cs="Times New Roman"/>
+          <w:sz w:val="28"/>
+          <w:szCs w:val="28"/>
+        </w:rPr>
+        <w:t>Thực hiện xử lý nghiệp vụ như:</w:t>
+      </w:r>
+      <w:r>
+        <w:rPr>
+          <w:rFonts w:ascii="Times New Roman" w:hAnsi="Times New Roman" w:cs="Times New Roman"/>
+          <w:sz w:val="28"/>
+          <w:szCs w:val="28"/>
+        </w:rPr>
+        <w:t xml:space="preserve"> </w:t>
+      </w:r>
+      <w:r>
+        <w:rPr>
+          <w:rFonts w:ascii="Times New Roman" w:hAnsi="Times New Roman" w:cs="Times New Roman"/>
+          <w:sz w:val="28"/>
+          <w:szCs w:val="28"/>
+        </w:rPr>
+        <w:t>xác thực tài khoản,</w:t>
+      </w:r>
+      <w:r>
+        <w:rPr>
+          <w:rFonts w:ascii="Times New Roman" w:hAnsi="Times New Roman" w:cs="Times New Roman"/>
+          <w:sz w:val="28"/>
+          <w:szCs w:val="28"/>
+        </w:rPr>
+        <w:t xml:space="preserve"> </w:t>
+      </w:r>
+      <w:r>
+        <w:rPr>
+          <w:rFonts w:ascii="Times New Roman" w:hAnsi="Times New Roman" w:cs="Times New Roman"/>
+          <w:sz w:val="28"/>
+          <w:szCs w:val="28"/>
+        </w:rPr>
+        <w:t>tìm kiếm hoặc lọc sản phẩm,</w:t>
+      </w:r>
+      <w:r>
+        <w:rPr>
+          <w:rFonts w:ascii="Times New Roman" w:hAnsi="Times New Roman" w:cs="Times New Roman"/>
+          <w:sz w:val="28"/>
+          <w:szCs w:val="28"/>
+        </w:rPr>
+        <w:t xml:space="preserve"> </w:t>
+      </w:r>
+      <w:r>
+        <w:rPr>
+          <w:rFonts w:ascii="Times New Roman" w:hAnsi="Times New Roman" w:cs="Times New Roman"/>
+          <w:sz w:val="28"/>
+          <w:szCs w:val="28"/>
+        </w:rPr>
+        <w:t>quản lý giỏ hàng,</w:t>
+      </w:r>
+      <w:r>
+        <w:rPr>
+          <w:rFonts w:ascii="Times New Roman" w:hAnsi="Times New Roman" w:cs="Times New Roman"/>
+          <w:sz w:val="28"/>
+          <w:szCs w:val="28"/>
+        </w:rPr>
+        <w:t xml:space="preserve"> </w:t>
+      </w:r>
+      <w:r>
+        <w:rPr>
+          <w:rFonts w:ascii="Times New Roman" w:hAnsi="Times New Roman" w:cs="Times New Roman"/>
+          <w:sz w:val="28"/>
+          <w:szCs w:val="28"/>
+        </w:rPr>
+        <w:t>lưu đơn hàng,</w:t>
+      </w:r>
+      <w:r>
+        <w:rPr>
+          <w:rFonts w:ascii="Times New Roman" w:hAnsi="Times New Roman" w:cs="Times New Roman"/>
+          <w:sz w:val="28"/>
+          <w:szCs w:val="28"/>
+        </w:rPr>
+        <w:t xml:space="preserve"> </w:t>
+      </w:r>
+      <w:r>
+        <w:rPr>
+          <w:rFonts w:ascii="Times New Roman" w:hAnsi="Times New Roman" w:cs="Times New Roman"/>
+          <w:sz w:val="28"/>
+          <w:szCs w:val="28"/>
+        </w:rPr>
+        <w:t>quản trị sản phẩm.</w:t>
+      </w:r>
+    </w:p>
+    <w:p>
+      <w:pPr>
+        <w:pStyle w:val="ListParagraph"/>
+        <w:numPr>
+          <w:ilvl w:val="0"/>
+          <w:numId w:val="14"/>
+        </w:numPr>
+        <w:spacing w:after="0" w:line="360" w:lineRule="auto"/>
+        <w:rPr>
+          <w:rFonts w:ascii="Times New Roman" w:hAnsi="Times New Roman" w:cs="Times New Roman"/>
+          <w:sz w:val="28"/>
+          <w:szCs w:val="28"/>
+        </w:rPr>
+      </w:pPr>
+      <w:r>
+        <w:rPr>
+          <w:rFonts w:ascii="Times New Roman" w:hAnsi="Times New Roman" w:cs="Times New Roman"/>
+          <w:sz w:val="28"/>
+          <w:szCs w:val="28"/>
+        </w:rPr>
+        <w:t>Giao tiếp với cơ sở dữ liệu để truy vấn hoặc cập nhật thông tin.</w:t>
+      </w:r>
+    </w:p>
+    <w:p>
+      <w:pPr>
+        <w:pStyle w:val="ListParagraph"/>
+        <w:numPr>
+          <w:ilvl w:val="0"/>
+          <w:numId w:val="14"/>
+        </w:numPr>
+        <w:spacing w:after="0" w:line="360" w:lineRule="auto"/>
+        <w:rPr>
+          <w:rFonts w:ascii="Times New Roman" w:hAnsi="Times New Roman" w:cs="Times New Roman"/>
+          <w:sz w:val="28"/>
+          <w:szCs w:val="28"/>
+        </w:rPr>
+      </w:pPr>
+      <w:r>
+        <w:rPr>
+          <w:rFonts w:ascii="Times New Roman" w:hAnsi="Times New Roman" w:cs="Times New Roman"/>
+          <w:sz w:val="28"/>
+          <w:szCs w:val="28"/>
+        </w:rPr>
+        <w:lastRenderedPageBreak/>
+        <w:t>Trả về kết quả cho Client (dưới dạng JSON hoặc HTML).</w:t>
+      </w:r>
+    </w:p>
+    <w:p>
+      <w:pPr>
+        <w:pStyle w:val="ListParagraph"/>
+        <w:numPr>
+          <w:ilvl w:val="0"/>
+          <w:numId w:val="10"/>
+        </w:numPr>
+        <w:spacing w:after="0" w:line="360" w:lineRule="auto"/>
+        <w:rPr>
+          <w:rFonts w:ascii="Times New Roman" w:hAnsi="Times New Roman" w:cs="Times New Roman"/>
+          <w:sz w:val="28"/>
+          <w:szCs w:val="28"/>
+        </w:rPr>
+      </w:pPr>
+      <w:r>
+        <w:rPr>
+          <w:rFonts w:ascii="Times New Roman" w:hAnsi="Times New Roman" w:cs="Times New Roman"/>
+          <w:sz w:val="28"/>
+          <w:szCs w:val="28"/>
+        </w:rPr>
+        <w:t>Lý do áp dụng mô hình tách biệt Frontend – Backend</w:t>
+      </w:r>
+    </w:p>
+    <w:p>
+      <w:pPr>
+        <w:spacing w:after="0" w:line="360" w:lineRule="auto"/>
+        <w:ind w:left="720"/>
+        <w:rPr>
+          <w:rFonts w:ascii="Times New Roman" w:hAnsi="Times New Roman" w:cs="Times New Roman"/>
+          <w:sz w:val="28"/>
+          <w:szCs w:val="28"/>
+        </w:rPr>
+      </w:pPr>
+      <w:r>
+        <w:rPr>
+          <w:rFonts w:ascii="Times New Roman" w:hAnsi="Times New Roman" w:cs="Times New Roman"/>
+          <w:sz w:val="28"/>
+          <w:szCs w:val="28"/>
+        </w:rPr>
+        <w:t>C</w:t>
+      </w:r>
+      <w:r>
+        <w:rPr>
+          <w:rFonts w:ascii="Times New Roman" w:hAnsi="Times New Roman" w:cs="Times New Roman"/>
+          <w:sz w:val="28"/>
+          <w:szCs w:val="28"/>
+        </w:rPr>
+        <w:t xml:space="preserve">ác ứng dụng web hiện đại thường sử dụng mô hình </w:t>
+      </w:r>
+      <w:r>
+        <w:rPr>
+          <w:rStyle w:val="Strong"/>
+          <w:rFonts w:ascii="Times New Roman" w:hAnsi="Times New Roman" w:cs="Times New Roman"/>
+          <w:sz w:val="28"/>
+          <w:szCs w:val="28"/>
+        </w:rPr>
+        <w:t>tách rời Frontend – Backend</w:t>
+      </w:r>
+      <w:r>
+        <w:rPr>
+          <w:rFonts w:ascii="Times New Roman" w:hAnsi="Times New Roman" w:cs="Times New Roman"/>
+          <w:sz w:val="28"/>
+          <w:szCs w:val="28"/>
+        </w:rPr>
+        <w:t>, thay vì để toàn bộ xử lý và giao diện nằm chung như các mô hình cũ (PHP thuần, ASP classic,…).</w:t>
+      </w:r>
+      <w:r>
+        <w:rPr>
+          <w:rFonts w:ascii="Times New Roman" w:hAnsi="Times New Roman" w:cs="Times New Roman"/>
+          <w:sz w:val="28"/>
+          <w:szCs w:val="28"/>
+        </w:rPr>
+        <w:t xml:space="preserve"> </w:t>
+      </w:r>
+      <w:r>
+        <w:rPr>
+          <w:rFonts w:ascii="Times New Roman" w:hAnsi="Times New Roman" w:cs="Times New Roman"/>
+          <w:sz w:val="28"/>
+          <w:szCs w:val="28"/>
+        </w:rPr>
+        <w:t>Việc tách biệt hai thành phần giúp hệ thố</w:t>
+      </w:r>
+      <w:r>
+        <w:rPr>
+          <w:rFonts w:ascii="Times New Roman" w:hAnsi="Times New Roman" w:cs="Times New Roman"/>
+          <w:sz w:val="28"/>
+          <w:szCs w:val="28"/>
+        </w:rPr>
+        <w:t xml:space="preserve">ng dễ bảo trì, dễ </w:t>
+      </w:r>
+      <w:r>
+        <w:rPr>
+          <w:rFonts w:ascii="Times New Roman" w:hAnsi="Times New Roman" w:cs="Times New Roman"/>
+          <w:sz w:val="28"/>
+          <w:szCs w:val="28"/>
+        </w:rPr>
+        <w:t>mở rộng, tối ưu hiệu năng, hỗ trợ đa nền tảng.</w:t>
+      </w:r>
+    </w:p>
+    <w:p>
+      <w:pPr>
+        <w:pStyle w:val="ListParagraph"/>
+        <w:numPr>
+          <w:ilvl w:val="0"/>
+          <w:numId w:val="15"/>
+        </w:numPr>
+        <w:spacing w:after="0" w:line="360" w:lineRule="auto"/>
+        <w:rPr>
+          <w:rFonts w:ascii="Times New Roman" w:hAnsi="Times New Roman" w:cs="Times New Roman"/>
+          <w:sz w:val="28"/>
+          <w:szCs w:val="28"/>
+        </w:rPr>
+      </w:pPr>
+      <w:r>
+        <w:rPr>
+          <w:rFonts w:ascii="Times New Roman" w:hAnsi="Times New Roman" w:cs="Times New Roman"/>
+          <w:sz w:val="28"/>
+          <w:szCs w:val="28"/>
+        </w:rPr>
+        <w:t>Frontend (Giao diện và tương tác người dùng)</w:t>
+      </w:r>
+      <w:r>
+        <w:rPr>
+          <w:rFonts w:ascii="Times New Roman" w:hAnsi="Times New Roman" w:cs="Times New Roman"/>
+          <w:sz w:val="28"/>
+          <w:szCs w:val="28"/>
+        </w:rPr>
+        <w:t xml:space="preserve">: </w:t>
+      </w:r>
+      <w:r>
+        <w:rPr>
+          <w:rFonts w:ascii="Times New Roman" w:hAnsi="Times New Roman" w:cs="Times New Roman"/>
+          <w:sz w:val="28"/>
+          <w:szCs w:val="28"/>
+        </w:rPr>
+        <w:t>Các công nghệ frontend thường dùng gồm HTML, CSS, JavaScript và các framework như Tailwind, React, Vue,…</w:t>
+      </w:r>
+    </w:p>
+    <w:p>
+      <w:pPr>
+        <w:pStyle w:val="ListParagraph"/>
+        <w:numPr>
+          <w:ilvl w:val="0"/>
+          <w:numId w:val="17"/>
+        </w:numPr>
+        <w:spacing w:after="0" w:line="360" w:lineRule="auto"/>
+        <w:rPr>
+          <w:rFonts w:ascii="Times New Roman" w:hAnsi="Times New Roman" w:cs="Times New Roman"/>
+          <w:sz w:val="28"/>
+          <w:szCs w:val="28"/>
+        </w:rPr>
+      </w:pPr>
+      <w:r>
+        <w:rPr>
+          <w:rFonts w:ascii="Times New Roman" w:hAnsi="Times New Roman" w:cs="Times New Roman"/>
+          <w:sz w:val="28"/>
+          <w:szCs w:val="28"/>
+        </w:rPr>
+        <w:t>Thiết kế giao diện người dùng (UI)</w:t>
+      </w:r>
+      <w:r>
+        <w:rPr>
+          <w:rFonts w:ascii="Times New Roman" w:hAnsi="Times New Roman" w:cs="Times New Roman"/>
+          <w:sz w:val="28"/>
+          <w:szCs w:val="28"/>
+        </w:rPr>
+        <w:t>.</w:t>
+      </w:r>
+    </w:p>
+    <w:p>
+      <w:pPr>
+        <w:pStyle w:val="ListParagraph"/>
+        <w:numPr>
+          <w:ilvl w:val="0"/>
+          <w:numId w:val="17"/>
+        </w:numPr>
+        <w:spacing w:after="0" w:line="360" w:lineRule="auto"/>
+        <w:rPr>
+          <w:rFonts w:ascii="Times New Roman" w:hAnsi="Times New Roman" w:cs="Times New Roman"/>
+          <w:sz w:val="28"/>
+          <w:szCs w:val="28"/>
+        </w:rPr>
+      </w:pPr>
+      <w:r>
+        <w:rPr>
+          <w:rFonts w:ascii="Times New Roman" w:hAnsi="Times New Roman" w:cs="Times New Roman"/>
+          <w:sz w:val="28"/>
+          <w:szCs w:val="28"/>
+        </w:rPr>
+        <w:t>Quản lý trải nghiệm người dùng (UX)</w:t>
+      </w:r>
+      <w:r>
+        <w:rPr>
+          <w:rFonts w:ascii="Times New Roman" w:hAnsi="Times New Roman" w:cs="Times New Roman"/>
+          <w:sz w:val="28"/>
+          <w:szCs w:val="28"/>
+        </w:rPr>
+        <w:t>.</w:t>
+      </w:r>
+    </w:p>
+    <w:p>
+      <w:pPr>
+        <w:pStyle w:val="ListParagraph"/>
+        <w:numPr>
+          <w:ilvl w:val="0"/>
+          <w:numId w:val="17"/>
+        </w:numPr>
+        <w:spacing w:after="0" w:line="360" w:lineRule="auto"/>
+        <w:rPr>
+          <w:rFonts w:ascii="Times New Roman" w:hAnsi="Times New Roman" w:cs="Times New Roman"/>
+          <w:sz w:val="28"/>
+          <w:szCs w:val="28"/>
+        </w:rPr>
+      </w:pPr>
+      <w:r>
+        <w:rPr>
+          <w:rFonts w:ascii="Times New Roman" w:hAnsi="Times New Roman" w:cs="Times New Roman"/>
+          <w:sz w:val="28"/>
+          <w:szCs w:val="28"/>
+        </w:rPr>
+        <w:t>Gửi và nhận dữ liệu từ backend qua API</w:t>
+      </w:r>
+      <w:r>
+        <w:rPr>
+          <w:rFonts w:ascii="Times New Roman" w:hAnsi="Times New Roman" w:cs="Times New Roman"/>
+          <w:sz w:val="28"/>
+          <w:szCs w:val="28"/>
+        </w:rPr>
+        <w:t>.</w:t>
+      </w:r>
+    </w:p>
+    <w:p>
+      <w:pPr>
+        <w:pStyle w:val="ListParagraph"/>
+        <w:numPr>
+          <w:ilvl w:val="0"/>
+          <w:numId w:val="17"/>
+        </w:numPr>
+        <w:spacing w:after="0" w:line="360" w:lineRule="auto"/>
+        <w:rPr>
+          <w:rFonts w:ascii="Times New Roman" w:hAnsi="Times New Roman" w:cs="Times New Roman"/>
+          <w:sz w:val="28"/>
+          <w:szCs w:val="28"/>
+        </w:rPr>
+      </w:pPr>
+      <w:r>
+        <w:rPr>
+          <w:rFonts w:ascii="Times New Roman" w:hAnsi="Times New Roman" w:cs="Times New Roman"/>
+          <w:sz w:val="28"/>
+          <w:szCs w:val="28"/>
+        </w:rPr>
+        <w:t>Xử lý các hiệu ứng giao diện, chức năng tìm kiếm, lọc, thao tác giỏ hàng,…</w:t>
+      </w:r>
+    </w:p>
+    <w:p>
+      <w:pPr>
+        <w:pStyle w:val="ListParagraph"/>
+        <w:numPr>
+          <w:ilvl w:val="0"/>
+          <w:numId w:val="16"/>
+        </w:numPr>
+        <w:spacing w:after="0" w:line="360" w:lineRule="auto"/>
+        <w:rPr>
+          <w:rFonts w:ascii="Times New Roman" w:hAnsi="Times New Roman" w:cs="Times New Roman"/>
+          <w:sz w:val="28"/>
+          <w:szCs w:val="28"/>
+        </w:rPr>
+      </w:pPr>
+      <w:r>
+        <w:rPr>
+          <w:rFonts w:ascii="Times New Roman" w:hAnsi="Times New Roman" w:cs="Times New Roman"/>
+          <w:sz w:val="28"/>
+          <w:szCs w:val="28"/>
+        </w:rPr>
+        <w:t>Backend (Xử lý nghiệp vụ và dữ liệu)</w:t>
+      </w:r>
+      <w:r>
+        <w:rPr>
+          <w:rFonts w:ascii="Times New Roman" w:hAnsi="Times New Roman" w:cs="Times New Roman"/>
+          <w:sz w:val="28"/>
+          <w:szCs w:val="28"/>
+        </w:rPr>
+        <w:t>:</w:t>
+      </w:r>
+    </w:p>
+    <w:p>
+      <w:pPr>
+        <w:pStyle w:val="ListParagraph"/>
+        <w:numPr>
+          <w:ilvl w:val="0"/>
+          <w:numId w:val="18"/>
+        </w:numPr>
+        <w:spacing w:after="0" w:line="360" w:lineRule="auto"/>
+        <w:rPr>
+          <w:rFonts w:ascii="Times New Roman" w:hAnsi="Times New Roman" w:cs="Times New Roman"/>
+          <w:sz w:val="28"/>
+          <w:szCs w:val="28"/>
+        </w:rPr>
+      </w:pPr>
+      <w:r>
+        <w:rPr>
+          <w:rFonts w:ascii="Times New Roman" w:hAnsi="Times New Roman" w:cs="Times New Roman"/>
+          <w:sz w:val="28"/>
+          <w:szCs w:val="28"/>
+        </w:rPr>
+        <w:t>Quản lý logic nghiệp vụ (đăng ký, đăng nhập, đơn hàng,…)</w:t>
+      </w:r>
+    </w:p>
+    <w:p>
+      <w:pPr>
+        <w:pStyle w:val="ListParagraph"/>
+        <w:numPr>
+          <w:ilvl w:val="0"/>
+          <w:numId w:val="18"/>
+        </w:numPr>
+        <w:spacing w:after="0" w:line="360" w:lineRule="auto"/>
+        <w:rPr>
+          <w:rFonts w:ascii="Times New Roman" w:hAnsi="Times New Roman" w:cs="Times New Roman"/>
+          <w:sz w:val="28"/>
+          <w:szCs w:val="28"/>
+        </w:rPr>
+      </w:pPr>
+      <w:r>
+        <w:rPr>
+          <w:rFonts w:ascii="Times New Roman" w:hAnsi="Times New Roman" w:cs="Times New Roman"/>
+          <w:sz w:val="28"/>
+          <w:szCs w:val="28"/>
+        </w:rPr>
+        <w:t>Kết nối và làm việc với cơ sở dữ liệu</w:t>
+      </w:r>
+      <w:r>
+        <w:rPr>
+          <w:rFonts w:ascii="Times New Roman" w:hAnsi="Times New Roman" w:cs="Times New Roman"/>
+          <w:sz w:val="28"/>
+          <w:szCs w:val="28"/>
+        </w:rPr>
+        <w:t>.</w:t>
+      </w:r>
+    </w:p>
+    <w:p>
+      <w:pPr>
+        <w:pStyle w:val="ListParagraph"/>
+        <w:numPr>
+          <w:ilvl w:val="0"/>
+          <w:numId w:val="18"/>
+        </w:numPr>
+        <w:spacing w:after="0" w:line="360" w:lineRule="auto"/>
+        <w:rPr>
+          <w:rFonts w:ascii="Times New Roman" w:hAnsi="Times New Roman" w:cs="Times New Roman"/>
+          <w:sz w:val="28"/>
+          <w:szCs w:val="28"/>
+        </w:rPr>
+      </w:pPr>
+      <w:r>
+        <w:rPr>
+          <w:rFonts w:ascii="Times New Roman" w:hAnsi="Times New Roman" w:cs="Times New Roman"/>
+          <w:sz w:val="28"/>
+          <w:szCs w:val="28"/>
+        </w:rPr>
+        <w:t>Xây dựng API chuẩn REST</w:t>
+      </w:r>
+      <w:r>
+        <w:rPr>
+          <w:rFonts w:ascii="Times New Roman" w:hAnsi="Times New Roman" w:cs="Times New Roman"/>
+          <w:sz w:val="28"/>
+          <w:szCs w:val="28"/>
+        </w:rPr>
+        <w:t>.</w:t>
+      </w:r>
+    </w:p>
+    <w:p>
+      <w:pPr>
+        <w:pStyle w:val="ListParagraph"/>
+        <w:numPr>
+          <w:ilvl w:val="0"/>
+          <w:numId w:val="18"/>
+        </w:numPr>
+        <w:spacing w:after="0" w:line="360" w:lineRule="auto"/>
+        <w:rPr>
+          <w:rFonts w:ascii="Times New Roman" w:hAnsi="Times New Roman" w:cs="Times New Roman"/>
+          <w:sz w:val="28"/>
+          <w:szCs w:val="28"/>
+        </w:rPr>
+      </w:pPr>
+      <w:r>
+        <w:rPr>
+          <w:rFonts w:ascii="Times New Roman" w:hAnsi="Times New Roman" w:cs="Times New Roman"/>
+          <w:sz w:val="28"/>
+          <w:szCs w:val="28"/>
+        </w:rPr>
+        <w:t>Quản lý phân quyền, bảo mật</w:t>
+      </w:r>
+      <w:r>
+        <w:rPr>
+          <w:rFonts w:ascii="Times New Roman" w:hAnsi="Times New Roman" w:cs="Times New Roman"/>
+          <w:sz w:val="28"/>
+          <w:szCs w:val="28"/>
+        </w:rPr>
+        <w:t>.</w:t>
+      </w:r>
+    </w:p>
+    <w:p>
+      <w:pPr>
+        <w:pStyle w:val="ListParagraph"/>
+        <w:numPr>
+          <w:ilvl w:val="0"/>
+          <w:numId w:val="18"/>
+        </w:numPr>
+        <w:spacing w:after="0" w:line="360" w:lineRule="auto"/>
+        <w:rPr>
+          <w:rFonts w:ascii="Times New Roman" w:hAnsi="Times New Roman" w:cs="Times New Roman"/>
+          <w:sz w:val="28"/>
+          <w:szCs w:val="28"/>
+        </w:rPr>
+      </w:pPr>
+      <w:r>
+        <w:rPr>
+          <w:rFonts w:ascii="Times New Roman" w:hAnsi="Times New Roman" w:cs="Times New Roman"/>
+          <w:sz w:val="28"/>
+          <w:szCs w:val="28"/>
+        </w:rPr>
+        <w:t>Lưu trữ, chỉnh sửa dữ liệu</w:t>
+      </w:r>
+      <w:r>
+        <w:rPr>
+          <w:rFonts w:ascii="Times New Roman" w:hAnsi="Times New Roman" w:cs="Times New Roman"/>
+          <w:sz w:val="28"/>
+          <w:szCs w:val="28"/>
+        </w:rPr>
+        <w:t>.</w:t>
+      </w:r>
+    </w:p>
+    <w:p>
+      <w:pPr>
+        <w:pStyle w:val="ListParagraph"/>
+        <w:numPr>
+          <w:ilvl w:val="0"/>
+          <w:numId w:val="10"/>
+        </w:numPr>
+        <w:spacing w:after="0" w:line="360" w:lineRule="auto"/>
+        <w:rPr>
+          <w:rFonts w:ascii="Times New Roman" w:hAnsi="Times New Roman" w:cs="Times New Roman"/>
+          <w:sz w:val="28"/>
+          <w:szCs w:val="28"/>
+        </w:rPr>
+      </w:pPr>
+      <w:r>
+        <w:rPr>
+          <w:rFonts w:ascii="Times New Roman" w:hAnsi="Times New Roman" w:cs="Times New Roman"/>
+          <w:sz w:val="28"/>
+          <w:szCs w:val="28"/>
+        </w:rPr>
+        <w:t>Quy trình hoạt động của ứng dụng web</w:t>
+      </w:r>
+    </w:p>
+    <w:p>
+      <w:pPr>
+        <w:pStyle w:val="ListParagraph"/>
+        <w:numPr>
+          <w:ilvl w:val="0"/>
+          <w:numId w:val="19"/>
+        </w:numPr>
+        <w:spacing w:after="0" w:line="360" w:lineRule="auto"/>
+        <w:rPr>
+          <w:rFonts w:ascii="Times New Roman" w:hAnsi="Times New Roman" w:cs="Times New Roman"/>
+          <w:sz w:val="28"/>
+          <w:szCs w:val="28"/>
+        </w:rPr>
+      </w:pPr>
+      <w:r>
+        <w:rPr>
+          <w:rFonts w:ascii="Times New Roman" w:hAnsi="Times New Roman" w:cs="Times New Roman"/>
+          <w:sz w:val="28"/>
+          <w:szCs w:val="28"/>
+        </w:rPr>
+        <w:t>Người dùng mở trình duyệt và truy cập trang web.</w:t>
+      </w:r>
+    </w:p>
+    <w:p>
+      <w:pPr>
+        <w:pStyle w:val="ListParagraph"/>
+        <w:numPr>
+          <w:ilvl w:val="0"/>
+          <w:numId w:val="19"/>
+        </w:numPr>
+        <w:spacing w:after="0" w:line="360" w:lineRule="auto"/>
+        <w:rPr>
+          <w:rFonts w:ascii="Times New Roman" w:hAnsi="Times New Roman" w:cs="Times New Roman"/>
+          <w:sz w:val="28"/>
+          <w:szCs w:val="28"/>
+        </w:rPr>
+      </w:pPr>
+      <w:r>
+        <w:rPr>
+          <w:rFonts w:ascii="Times New Roman" w:hAnsi="Times New Roman" w:cs="Times New Roman"/>
+          <w:sz w:val="28"/>
+          <w:szCs w:val="28"/>
+        </w:rPr>
+        <w:t>Client gửi yêu cầu đến Server để tải danh sách sản phẩm.</w:t>
+      </w:r>
+    </w:p>
+    <w:p>
+      <w:pPr>
+        <w:pStyle w:val="ListParagraph"/>
+        <w:numPr>
+          <w:ilvl w:val="0"/>
+          <w:numId w:val="19"/>
+        </w:numPr>
+        <w:spacing w:after="0" w:line="360" w:lineRule="auto"/>
+        <w:rPr>
+          <w:rFonts w:ascii="Times New Roman" w:hAnsi="Times New Roman" w:cs="Times New Roman"/>
+          <w:sz w:val="28"/>
+          <w:szCs w:val="28"/>
+        </w:rPr>
+      </w:pPr>
+      <w:r>
+        <w:rPr>
+          <w:rFonts w:ascii="Times New Roman" w:hAnsi="Times New Roman" w:cs="Times New Roman"/>
+          <w:sz w:val="28"/>
+          <w:szCs w:val="28"/>
+        </w:rPr>
+        <w:t>Server truy vấn dữ liệu từ cơ sở dữ liệu MySQL.</w:t>
+      </w:r>
+    </w:p>
+    <w:p>
+      <w:pPr>
+        <w:pStyle w:val="ListParagraph"/>
+        <w:numPr>
+          <w:ilvl w:val="0"/>
+          <w:numId w:val="19"/>
+        </w:numPr>
+        <w:spacing w:after="0" w:line="360" w:lineRule="auto"/>
+        <w:rPr>
+          <w:rFonts w:ascii="Times New Roman" w:hAnsi="Times New Roman" w:cs="Times New Roman"/>
+          <w:sz w:val="28"/>
+          <w:szCs w:val="28"/>
+        </w:rPr>
+      </w:pPr>
+      <w:r>
+        <w:rPr>
+          <w:rFonts w:ascii="Times New Roman" w:hAnsi="Times New Roman" w:cs="Times New Roman"/>
+          <w:sz w:val="28"/>
+          <w:szCs w:val="28"/>
+        </w:rPr>
+        <w:t>Server trả về dữ liệu (JSON) cho Client.</w:t>
+      </w:r>
+    </w:p>
+    <w:p>
+      <w:pPr>
+        <w:pStyle w:val="ListParagraph"/>
+        <w:numPr>
+          <w:ilvl w:val="0"/>
+          <w:numId w:val="19"/>
+        </w:numPr>
+        <w:spacing w:after="0" w:line="360" w:lineRule="auto"/>
+        <w:rPr>
+          <w:rFonts w:ascii="Times New Roman" w:hAnsi="Times New Roman" w:cs="Times New Roman"/>
+          <w:sz w:val="28"/>
+          <w:szCs w:val="28"/>
+        </w:rPr>
+      </w:pPr>
+      <w:r>
+        <w:rPr>
+          <w:rFonts w:ascii="Times New Roman" w:hAnsi="Times New Roman" w:cs="Times New Roman"/>
+          <w:sz w:val="28"/>
+          <w:szCs w:val="28"/>
+        </w:rPr>
+        <w:t>Client hiển thị danh sách sản phẩm lên giao diện.</w:t>
+      </w:r>
+    </w:p>
+    <w:p>
+      <w:pPr>
+        <w:pStyle w:val="ListParagraph"/>
+        <w:numPr>
+          <w:ilvl w:val="0"/>
+          <w:numId w:val="19"/>
+        </w:numPr>
+        <w:spacing w:after="0" w:line="360" w:lineRule="auto"/>
+        <w:rPr>
+          <w:rFonts w:ascii="Times New Roman" w:hAnsi="Times New Roman" w:cs="Times New Roman"/>
+          <w:sz w:val="28"/>
+          <w:szCs w:val="28"/>
+        </w:rPr>
+      </w:pPr>
+      <w:r>
+        <w:rPr>
+          <w:rFonts w:ascii="Times New Roman" w:hAnsi="Times New Roman" w:cs="Times New Roman"/>
+          <w:sz w:val="28"/>
+          <w:szCs w:val="28"/>
+        </w:rPr>
+        <w:t>Khi người dùng thêm sản phẩm vào giỏ hàng → Client gửi yêu cầu mới lên Server.</w:t>
+      </w:r>
+    </w:p>
+    <w:p>
+      <w:pPr>
+        <w:pStyle w:val="ListParagraph"/>
+        <w:numPr>
+          <w:ilvl w:val="0"/>
+          <w:numId w:val="19"/>
+        </w:numPr>
+        <w:spacing w:after="0" w:line="360" w:lineRule="auto"/>
+        <w:rPr>
+          <w:rFonts w:ascii="Times New Roman" w:hAnsi="Times New Roman" w:cs="Times New Roman"/>
+          <w:sz w:val="28"/>
+          <w:szCs w:val="28"/>
+        </w:rPr>
+      </w:pPr>
+      <w:r>
+        <w:rPr>
+          <w:rFonts w:ascii="Times New Roman" w:hAnsi="Times New Roman" w:cs="Times New Roman"/>
+          <w:sz w:val="28"/>
+          <w:szCs w:val="28"/>
+        </w:rPr>
+        <w:t>Server xử lý và cập nhật giỏ hàng trong cơ sở dữ liệu.</w:t>
+      </w:r>
+    </w:p>
+    <w:p>
+      <w:pPr>
+        <w:spacing w:after="0" w:line="360" w:lineRule="auto"/>
+        <w:ind w:firstLine="720"/>
+        <w:rPr>
+          <w:rFonts w:ascii="Times New Roman" w:hAnsi="Times New Roman" w:cs="Times New Roman"/>
+          <w:sz w:val="28"/>
+          <w:szCs w:val="28"/>
+        </w:rPr>
+      </w:pPr>
+      <w:r>
+        <w:rPr>
+          <w:rFonts w:ascii="Times New Roman" w:hAnsi="Times New Roman" w:cs="Times New Roman"/>
+          <w:sz w:val="28"/>
+          <w:szCs w:val="28"/>
+        </w:rPr>
+        <w:lastRenderedPageBreak/>
+        <w:t xml:space="preserve">2.1.2 </w:t>
+      </w:r>
+      <w:r>
+        <w:rPr>
+          <w:rFonts w:ascii="Times New Roman" w:hAnsi="Times New Roman" w:cs="Times New Roman"/>
+          <w:sz w:val="28"/>
+          <w:szCs w:val="28"/>
+        </w:rPr>
+        <w:t>Lý thuyết về giao diện người dùng (UI/UX)</w:t>
+      </w:r>
+    </w:p>
+    <w:p>
+      <w:pPr>
+        <w:spacing w:after="0" w:line="360" w:lineRule="auto"/>
+        <w:ind w:firstLine="720"/>
+        <w:rPr>
+          <w:rFonts w:ascii="Times New Roman" w:hAnsi="Times New Roman" w:cs="Times New Roman"/>
+          <w:sz w:val="28"/>
+          <w:szCs w:val="28"/>
+        </w:rPr>
+      </w:pPr>
+      <w:r>
+        <w:rPr>
+          <w:rFonts w:ascii="Times New Roman" w:hAnsi="Times New Roman" w:cs="Times New Roman"/>
+          <w:sz w:val="28"/>
+          <w:szCs w:val="28"/>
+        </w:rPr>
+        <w:t>Trong thiết kế và phát triển ứng dụng web hiện đại, giao diện và trải nghiệm người dùng (UI/UX) đóng vai trò vô cùng quan trọng, quyết định trực tiếp đến mức độ hài lòng của người dùng cũng như hiệu quả hoạt động của hệ thống. Một sản phẩm có chức năng tốt nhưng giao diện khó sử dụng, bố cục rối rắm hoặc thao tác phức tạp sẽ làm giảm đáng kể khả năng tiếp cận của người dùng.</w:t>
+      </w:r>
+    </w:p>
+    <w:p>
+      <w:pPr>
+        <w:pStyle w:val="ListParagraph"/>
+        <w:numPr>
+          <w:ilvl w:val="0"/>
+          <w:numId w:val="20"/>
+        </w:numPr>
+        <w:spacing w:after="0" w:line="360" w:lineRule="auto"/>
+        <w:rPr>
+          <w:rFonts w:ascii="Times New Roman" w:hAnsi="Times New Roman" w:cs="Times New Roman"/>
+          <w:sz w:val="28"/>
+          <w:szCs w:val="28"/>
+        </w:rPr>
+      </w:pPr>
+      <w:r>
+        <w:rPr>
+          <w:rFonts w:ascii="Times New Roman" w:hAnsi="Times New Roman" w:cs="Times New Roman"/>
+          <w:sz w:val="28"/>
+          <w:szCs w:val="28"/>
+        </w:rPr>
+        <w:t>Khái niệm UI (User Interface – Giao diện người dùng)</w:t>
+      </w:r>
+      <w:r>
+        <w:rPr>
+          <w:rFonts w:ascii="Times New Roman" w:hAnsi="Times New Roman" w:cs="Times New Roman"/>
+          <w:sz w:val="28"/>
+          <w:szCs w:val="28"/>
+        </w:rPr>
+        <w:t>.</w:t>
+      </w:r>
+    </w:p>
+    <w:p>
+      <w:pPr>
+        <w:spacing w:after="0" w:line="360" w:lineRule="auto"/>
+        <w:ind w:firstLine="720"/>
+        <w:rPr>
+          <w:rFonts w:ascii="Times New Roman" w:hAnsi="Times New Roman" w:cs="Times New Roman"/>
+          <w:sz w:val="28"/>
+          <w:szCs w:val="28"/>
+        </w:rPr>
+      </w:pPr>
+      <w:r>
+        <w:rPr>
+          <w:rFonts w:ascii="Times New Roman" w:hAnsi="Times New Roman" w:cs="Times New Roman"/>
+          <w:sz w:val="28"/>
+          <w:szCs w:val="28"/>
+        </w:rPr>
+        <w:t>UI (User Interface) là phần giao diện mà người dùng trực tiếp nhìn thấy và tương tác khi sử dụng hệ thống. UI bao gồm các yếu tố như:</w:t>
+      </w:r>
+    </w:p>
+    <w:p>
+      <w:pPr>
+        <w:pStyle w:val="ListParagraph"/>
+        <w:numPr>
+          <w:ilvl w:val="0"/>
+          <w:numId w:val="21"/>
+        </w:numPr>
+        <w:spacing w:after="0" w:line="360" w:lineRule="auto"/>
+        <w:rPr>
+          <w:rFonts w:ascii="Times New Roman" w:hAnsi="Times New Roman" w:cs="Times New Roman"/>
+          <w:sz w:val="28"/>
+          <w:szCs w:val="28"/>
+        </w:rPr>
+      </w:pPr>
+      <w:r>
+        <w:rPr>
+          <w:rFonts w:ascii="Times New Roman" w:hAnsi="Times New Roman" w:cs="Times New Roman"/>
+          <w:sz w:val="28"/>
+          <w:szCs w:val="28"/>
+        </w:rPr>
+        <w:t>Bố cục trang (layout)</w:t>
+      </w:r>
+      <w:r>
+        <w:rPr>
+          <w:rFonts w:ascii="Times New Roman" w:hAnsi="Times New Roman" w:cs="Times New Roman"/>
+          <w:sz w:val="28"/>
+          <w:szCs w:val="28"/>
+        </w:rPr>
+        <w:t>.</w:t>
+      </w:r>
+    </w:p>
+    <w:p>
+      <w:pPr>
+        <w:pStyle w:val="ListParagraph"/>
+        <w:numPr>
+          <w:ilvl w:val="0"/>
+          <w:numId w:val="21"/>
+        </w:numPr>
+        <w:spacing w:after="0" w:line="360" w:lineRule="auto"/>
+        <w:rPr>
+          <w:rFonts w:ascii="Times New Roman" w:hAnsi="Times New Roman" w:cs="Times New Roman"/>
+          <w:sz w:val="28"/>
+          <w:szCs w:val="28"/>
+        </w:rPr>
+      </w:pPr>
+      <w:r>
+        <w:rPr>
+          <w:rFonts w:ascii="Times New Roman" w:hAnsi="Times New Roman" w:cs="Times New Roman"/>
+          <w:sz w:val="28"/>
+          <w:szCs w:val="28"/>
+        </w:rPr>
+        <w:t>Màu sắc chủ đạo</w:t>
+      </w:r>
+      <w:r>
+        <w:rPr>
+          <w:rFonts w:ascii="Times New Roman" w:hAnsi="Times New Roman" w:cs="Times New Roman"/>
+          <w:sz w:val="28"/>
+          <w:szCs w:val="28"/>
+        </w:rPr>
+        <w:t>.</w:t>
+      </w:r>
+    </w:p>
+    <w:p>
+      <w:pPr>
+        <w:pStyle w:val="ListParagraph"/>
+        <w:numPr>
+          <w:ilvl w:val="0"/>
+          <w:numId w:val="21"/>
+        </w:numPr>
+        <w:spacing w:after="0" w:line="360" w:lineRule="auto"/>
+        <w:rPr>
+          <w:rFonts w:ascii="Times New Roman" w:hAnsi="Times New Roman" w:cs="Times New Roman"/>
+          <w:sz w:val="28"/>
+          <w:szCs w:val="28"/>
+        </w:rPr>
+      </w:pPr>
+      <w:r>
+        <w:rPr>
+          <w:rFonts w:ascii="Times New Roman" w:hAnsi="Times New Roman" w:cs="Times New Roman"/>
+          <w:sz w:val="28"/>
+          <w:szCs w:val="28"/>
+        </w:rPr>
+        <w:t>Kiểu chữ (font)</w:t>
+      </w:r>
+      <w:r>
+        <w:rPr>
+          <w:rFonts w:ascii="Times New Roman" w:hAnsi="Times New Roman" w:cs="Times New Roman"/>
+          <w:sz w:val="28"/>
+          <w:szCs w:val="28"/>
+        </w:rPr>
+        <w:t>.</w:t>
+      </w:r>
+    </w:p>
+    <w:p>
+      <w:pPr>
+        <w:pStyle w:val="ListParagraph"/>
+        <w:numPr>
+          <w:ilvl w:val="0"/>
+          <w:numId w:val="21"/>
+        </w:numPr>
+        <w:spacing w:after="0" w:line="360" w:lineRule="auto"/>
+        <w:rPr>
+          <w:rFonts w:ascii="Times New Roman" w:hAnsi="Times New Roman" w:cs="Times New Roman"/>
+          <w:sz w:val="28"/>
+          <w:szCs w:val="28"/>
+        </w:rPr>
+      </w:pPr>
+      <w:r>
+        <w:rPr>
+          <w:rFonts w:ascii="Times New Roman" w:hAnsi="Times New Roman" w:cs="Times New Roman"/>
+          <w:sz w:val="28"/>
+          <w:szCs w:val="28"/>
+        </w:rPr>
+        <w:t>Hình ảnh sản phẩm</w:t>
+      </w:r>
+      <w:r>
+        <w:rPr>
+          <w:rFonts w:ascii="Times New Roman" w:hAnsi="Times New Roman" w:cs="Times New Roman"/>
+          <w:sz w:val="28"/>
+          <w:szCs w:val="28"/>
+        </w:rPr>
+        <w:t>.</w:t>
+      </w:r>
+    </w:p>
+    <w:p>
+      <w:pPr>
+        <w:pStyle w:val="ListParagraph"/>
+        <w:numPr>
+          <w:ilvl w:val="0"/>
+          <w:numId w:val="21"/>
+        </w:numPr>
+        <w:spacing w:after="0" w:line="360" w:lineRule="auto"/>
+        <w:rPr>
+          <w:rFonts w:ascii="Times New Roman" w:hAnsi="Times New Roman" w:cs="Times New Roman"/>
+          <w:sz w:val="28"/>
+          <w:szCs w:val="28"/>
+        </w:rPr>
+      </w:pPr>
+      <w:r>
+        <w:rPr>
+          <w:rFonts w:ascii="Times New Roman" w:hAnsi="Times New Roman" w:cs="Times New Roman"/>
+          <w:sz w:val="28"/>
+          <w:szCs w:val="28"/>
+        </w:rPr>
+        <w:t>Các nút chức năng (button, link, menu)</w:t>
+      </w:r>
+      <w:r>
+        <w:rPr>
+          <w:rFonts w:ascii="Times New Roman" w:hAnsi="Times New Roman" w:cs="Times New Roman"/>
+          <w:sz w:val="28"/>
+          <w:szCs w:val="28"/>
+        </w:rPr>
+        <w:t>.</w:t>
+      </w:r>
+    </w:p>
+    <w:p>
+      <w:pPr>
+        <w:pStyle w:val="ListParagraph"/>
+        <w:numPr>
+          <w:ilvl w:val="0"/>
+          <w:numId w:val="21"/>
+        </w:numPr>
+        <w:spacing w:after="0" w:line="360" w:lineRule="auto"/>
+        <w:rPr>
+          <w:rFonts w:ascii="Times New Roman" w:hAnsi="Times New Roman" w:cs="Times New Roman"/>
+          <w:sz w:val="28"/>
+          <w:szCs w:val="28"/>
+        </w:rPr>
+      </w:pPr>
+      <w:r>
+        <w:rPr>
+          <w:rFonts w:ascii="Times New Roman" w:hAnsi="Times New Roman" w:cs="Times New Roman"/>
+          <w:sz w:val="28"/>
+          <w:szCs w:val="28"/>
+        </w:rPr>
+        <w:t>Thanh tìm kiếm, biểu mẫu nhập liệu</w:t>
+      </w:r>
+      <w:r>
+        <w:rPr>
+          <w:rFonts w:ascii="Times New Roman" w:hAnsi="Times New Roman" w:cs="Times New Roman"/>
+          <w:sz w:val="28"/>
+          <w:szCs w:val="28"/>
+        </w:rPr>
+        <w:t>.</w:t>
+      </w:r>
+    </w:p>
+    <w:p>
+      <w:pPr>
+        <w:spacing w:after="0" w:line="360" w:lineRule="auto"/>
+        <w:ind w:firstLine="720"/>
+        <w:rPr>
+          <w:rFonts w:ascii="Times New Roman" w:hAnsi="Times New Roman" w:cs="Times New Roman"/>
+          <w:sz w:val="28"/>
+          <w:szCs w:val="28"/>
+        </w:rPr>
+      </w:pPr>
+      <w:r>
+        <w:rPr>
+          <w:rFonts w:ascii="Times New Roman" w:hAnsi="Times New Roman" w:cs="Times New Roman"/>
+          <w:sz w:val="28"/>
+          <w:szCs w:val="28"/>
+        </w:rPr>
+        <w:t>Mục tiêu chính của UI là:</w:t>
+      </w:r>
+    </w:p>
+    <w:p>
+      <w:pPr>
+        <w:pStyle w:val="ListParagraph"/>
+        <w:numPr>
+          <w:ilvl w:val="0"/>
+          <w:numId w:val="22"/>
+        </w:numPr>
+        <w:spacing w:after="0" w:line="360" w:lineRule="auto"/>
+        <w:rPr>
+          <w:rFonts w:ascii="Times New Roman" w:hAnsi="Times New Roman" w:cs="Times New Roman"/>
+          <w:sz w:val="28"/>
+          <w:szCs w:val="28"/>
+        </w:rPr>
+      </w:pPr>
+      <w:r>
+        <w:rPr>
+          <w:rFonts w:ascii="Times New Roman" w:hAnsi="Times New Roman" w:cs="Times New Roman"/>
+          <w:sz w:val="28"/>
+          <w:szCs w:val="28"/>
+        </w:rPr>
+        <w:t>Tạo cảm giác trực quan, thẩm mỹ, hiện đại</w:t>
+      </w:r>
+      <w:r>
+        <w:rPr>
+          <w:rFonts w:ascii="Times New Roman" w:hAnsi="Times New Roman" w:cs="Times New Roman"/>
+          <w:sz w:val="28"/>
+          <w:szCs w:val="28"/>
+        </w:rPr>
+        <w:t>.</w:t>
+      </w:r>
+    </w:p>
+    <w:p>
+      <w:pPr>
+        <w:pStyle w:val="ListParagraph"/>
+        <w:numPr>
+          <w:ilvl w:val="0"/>
+          <w:numId w:val="22"/>
+        </w:numPr>
+        <w:spacing w:after="0" w:line="360" w:lineRule="auto"/>
+        <w:rPr>
+          <w:rFonts w:ascii="Times New Roman" w:hAnsi="Times New Roman" w:cs="Times New Roman"/>
+          <w:sz w:val="28"/>
+          <w:szCs w:val="28"/>
+        </w:rPr>
+      </w:pPr>
+      <w:r>
+        <w:rPr>
+          <w:rFonts w:ascii="Times New Roman" w:hAnsi="Times New Roman" w:cs="Times New Roman"/>
+          <w:sz w:val="28"/>
+          <w:szCs w:val="28"/>
+        </w:rPr>
+        <w:t>Giúp người dùng nhận biết rõ các chức năng cần thực hiện</w:t>
+      </w:r>
+      <w:r>
+        <w:rPr>
+          <w:rFonts w:ascii="Times New Roman" w:hAnsi="Times New Roman" w:cs="Times New Roman"/>
+          <w:sz w:val="28"/>
+          <w:szCs w:val="28"/>
+        </w:rPr>
+        <w:t>.</w:t>
+      </w:r>
+    </w:p>
+    <w:p>
+      <w:pPr>
+        <w:pStyle w:val="ListParagraph"/>
+        <w:numPr>
+          <w:ilvl w:val="0"/>
+          <w:numId w:val="22"/>
+        </w:numPr>
+        <w:spacing w:after="0" w:line="360" w:lineRule="auto"/>
+        <w:rPr>
+          <w:rFonts w:ascii="Times New Roman" w:hAnsi="Times New Roman" w:cs="Times New Roman"/>
+          <w:sz w:val="28"/>
+          <w:szCs w:val="28"/>
+        </w:rPr>
+      </w:pPr>
+      <w:r>
+        <w:rPr>
+          <w:rFonts w:ascii="Times New Roman" w:hAnsi="Times New Roman" w:cs="Times New Roman"/>
+          <w:sz w:val="28"/>
+          <w:szCs w:val="28"/>
+        </w:rPr>
+        <w:t>Làm nổi bật những thông tin quan trọng như: sản phẩm nổi bật, giá tiền, nút mua hàng,…</w:t>
+      </w:r>
+    </w:p>
+    <w:p>
+      <w:pPr>
+        <w:pStyle w:val="ListParagraph"/>
+        <w:numPr>
+          <w:ilvl w:val="0"/>
+          <w:numId w:val="20"/>
+        </w:numPr>
+        <w:spacing w:after="0" w:line="360" w:lineRule="auto"/>
+        <w:rPr>
+          <w:rFonts w:ascii="Times New Roman" w:hAnsi="Times New Roman" w:cs="Times New Roman"/>
+          <w:sz w:val="28"/>
+          <w:szCs w:val="28"/>
+        </w:rPr>
+      </w:pPr>
+      <w:r>
+        <w:rPr>
+          <w:rFonts w:ascii="Times New Roman" w:hAnsi="Times New Roman" w:cs="Times New Roman"/>
+          <w:sz w:val="28"/>
+          <w:szCs w:val="28"/>
+        </w:rPr>
+        <w:t>Khái niệm UX (User Experience – Trải nghiệm người dùng)</w:t>
+      </w:r>
+      <w:r>
+        <w:rPr>
+          <w:rFonts w:ascii="Times New Roman" w:hAnsi="Times New Roman" w:cs="Times New Roman"/>
+          <w:sz w:val="28"/>
+          <w:szCs w:val="28"/>
+        </w:rPr>
+        <w:t>:</w:t>
+      </w:r>
+    </w:p>
+    <w:p>
+      <w:pPr>
+        <w:spacing w:after="0" w:line="360" w:lineRule="auto"/>
+        <w:ind w:firstLine="720"/>
+        <w:rPr>
+          <w:rFonts w:ascii="Times New Roman" w:hAnsi="Times New Roman" w:cs="Times New Roman"/>
+          <w:sz w:val="28"/>
+          <w:szCs w:val="28"/>
+        </w:rPr>
+      </w:pPr>
+      <w:r>
+        <w:rPr>
+          <w:rFonts w:ascii="Times New Roman" w:hAnsi="Times New Roman" w:cs="Times New Roman"/>
+          <w:sz w:val="28"/>
+          <w:szCs w:val="28"/>
+        </w:rPr>
+        <w:t>UX (User Experience) là toàn bộ quá trình và cảm xúc của người dùng khi tương tác với hệ thống. UX không chỉ liên quan đến yếu tố thẩm mỹ, mà còn tập trung vào:</w:t>
+      </w:r>
+    </w:p>
+    <w:p>
+      <w:pPr>
+        <w:pStyle w:val="ListParagraph"/>
+        <w:numPr>
+          <w:ilvl w:val="0"/>
+          <w:numId w:val="23"/>
+        </w:numPr>
+        <w:spacing w:after="0" w:line="360" w:lineRule="auto"/>
+        <w:rPr>
+          <w:rFonts w:ascii="Times New Roman" w:hAnsi="Times New Roman" w:cs="Times New Roman"/>
+          <w:sz w:val="28"/>
+          <w:szCs w:val="28"/>
+        </w:rPr>
+      </w:pPr>
+      <w:r>
+        <w:rPr>
+          <w:rFonts w:ascii="Times New Roman" w:hAnsi="Times New Roman" w:cs="Times New Roman"/>
+          <w:sz w:val="28"/>
+          <w:szCs w:val="28"/>
+        </w:rPr>
+        <w:t>Mức độ dễ sử dụng của website</w:t>
+      </w:r>
+      <w:r>
+        <w:rPr>
+          <w:rFonts w:ascii="Times New Roman" w:hAnsi="Times New Roman" w:cs="Times New Roman"/>
+          <w:sz w:val="28"/>
+          <w:szCs w:val="28"/>
+        </w:rPr>
+        <w:t>.</w:t>
+      </w:r>
+    </w:p>
+    <w:p>
+      <w:pPr>
+        <w:pStyle w:val="ListParagraph"/>
+        <w:numPr>
+          <w:ilvl w:val="0"/>
+          <w:numId w:val="23"/>
+        </w:numPr>
+        <w:spacing w:after="0" w:line="360" w:lineRule="auto"/>
+        <w:rPr>
+          <w:rFonts w:ascii="Times New Roman" w:hAnsi="Times New Roman" w:cs="Times New Roman"/>
+          <w:sz w:val="28"/>
+          <w:szCs w:val="28"/>
+        </w:rPr>
+      </w:pPr>
+      <w:r>
+        <w:rPr>
+          <w:rFonts w:ascii="Times New Roman" w:hAnsi="Times New Roman" w:cs="Times New Roman"/>
+          <w:sz w:val="28"/>
+          <w:szCs w:val="28"/>
+        </w:rPr>
+        <w:t>Tốc độ tìm thấy thông tin cần thiết</w:t>
+      </w:r>
+      <w:r>
+        <w:rPr>
+          <w:rFonts w:ascii="Times New Roman" w:hAnsi="Times New Roman" w:cs="Times New Roman"/>
+          <w:sz w:val="28"/>
+          <w:szCs w:val="28"/>
+        </w:rPr>
+        <w:t>.</w:t>
+      </w:r>
+    </w:p>
+    <w:p>
+      <w:pPr>
+        <w:pStyle w:val="ListParagraph"/>
+        <w:numPr>
+          <w:ilvl w:val="0"/>
+          <w:numId w:val="23"/>
+        </w:numPr>
+        <w:spacing w:after="0" w:line="360" w:lineRule="auto"/>
+        <w:rPr>
+          <w:rFonts w:ascii="Times New Roman" w:hAnsi="Times New Roman" w:cs="Times New Roman"/>
+          <w:sz w:val="28"/>
+          <w:szCs w:val="28"/>
+        </w:rPr>
+      </w:pPr>
+      <w:r>
+        <w:rPr>
+          <w:rFonts w:ascii="Times New Roman" w:hAnsi="Times New Roman" w:cs="Times New Roman"/>
+          <w:sz w:val="28"/>
+          <w:szCs w:val="28"/>
+        </w:rPr>
+        <w:t>Số bước cần thực hiện để hoàn thành một thao tác (ví dụ đặt hàng)</w:t>
+      </w:r>
+      <w:r>
+        <w:rPr>
+          <w:rFonts w:ascii="Times New Roman" w:hAnsi="Times New Roman" w:cs="Times New Roman"/>
+          <w:sz w:val="28"/>
+          <w:szCs w:val="28"/>
+        </w:rPr>
+        <w:t>.</w:t>
+      </w:r>
+    </w:p>
+    <w:p>
+      <w:pPr>
+        <w:pStyle w:val="ListParagraph"/>
+        <w:numPr>
+          <w:ilvl w:val="0"/>
+          <w:numId w:val="23"/>
+        </w:numPr>
+        <w:spacing w:after="0" w:line="360" w:lineRule="auto"/>
+        <w:rPr>
+          <w:rFonts w:ascii="Times New Roman" w:hAnsi="Times New Roman" w:cs="Times New Roman"/>
+          <w:sz w:val="28"/>
+          <w:szCs w:val="28"/>
+        </w:rPr>
+      </w:pPr>
+      <w:r>
+        <w:rPr>
+          <w:rFonts w:ascii="Times New Roman" w:hAnsi="Times New Roman" w:cs="Times New Roman"/>
+          <w:sz w:val="28"/>
+          <w:szCs w:val="28"/>
+        </w:rPr>
+        <w:t>Cảm giác thuận tiện, thoải mái và hài lòng của người dùng</w:t>
+      </w:r>
+      <w:r>
+        <w:rPr>
+          <w:rFonts w:ascii="Times New Roman" w:hAnsi="Times New Roman" w:cs="Times New Roman"/>
+          <w:sz w:val="28"/>
+          <w:szCs w:val="28"/>
+        </w:rPr>
+        <w:t>.</w:t>
+      </w:r>
+    </w:p>
+    <w:p>
+      <w:pPr>
+        <w:spacing w:after="0" w:line="360" w:lineRule="auto"/>
+        <w:ind w:firstLine="720"/>
+        <w:rPr>
+          <w:rFonts w:ascii="Times New Roman" w:hAnsi="Times New Roman" w:cs="Times New Roman"/>
+          <w:sz w:val="28"/>
+          <w:szCs w:val="28"/>
+        </w:rPr>
+      </w:pPr>
+      <w:r>
+        <w:rPr>
+          <w:rFonts w:ascii="Times New Roman" w:hAnsi="Times New Roman" w:cs="Times New Roman"/>
+          <w:sz w:val="28"/>
+          <w:szCs w:val="28"/>
+        </w:rPr>
+        <w:t>Một hệ thống có UX tốt là hệ thống:</w:t>
+      </w:r>
+    </w:p>
+    <w:p>
+      <w:pPr>
+        <w:pStyle w:val="ListParagraph"/>
+        <w:numPr>
+          <w:ilvl w:val="0"/>
+          <w:numId w:val="24"/>
+        </w:numPr>
+        <w:spacing w:after="0" w:line="360" w:lineRule="auto"/>
+        <w:rPr>
+          <w:rFonts w:ascii="Times New Roman" w:hAnsi="Times New Roman" w:cs="Times New Roman"/>
+          <w:sz w:val="28"/>
+          <w:szCs w:val="28"/>
+        </w:rPr>
+      </w:pPr>
+      <w:r>
+        <w:rPr>
+          <w:rFonts w:ascii="Times New Roman" w:hAnsi="Times New Roman" w:cs="Times New Roman"/>
+          <w:sz w:val="28"/>
+          <w:szCs w:val="28"/>
+        </w:rPr>
+        <w:lastRenderedPageBreak/>
+        <w:t>Người dùng không cần mất quá nhiều thời gian tìm hiểu cách sử dụng</w:t>
+      </w:r>
+      <w:r>
+        <w:rPr>
+          <w:rFonts w:ascii="Times New Roman" w:hAnsi="Times New Roman" w:cs="Times New Roman"/>
+          <w:sz w:val="28"/>
+          <w:szCs w:val="28"/>
+        </w:rPr>
+        <w:t>.</w:t>
+      </w:r>
+    </w:p>
+    <w:p>
+      <w:pPr>
+        <w:pStyle w:val="ListParagraph"/>
+        <w:numPr>
+          <w:ilvl w:val="0"/>
+          <w:numId w:val="24"/>
+        </w:numPr>
+        <w:spacing w:after="0" w:line="360" w:lineRule="auto"/>
+        <w:rPr>
+          <w:rFonts w:ascii="Times New Roman" w:hAnsi="Times New Roman" w:cs="Times New Roman"/>
+          <w:sz w:val="28"/>
+          <w:szCs w:val="28"/>
+        </w:rPr>
+      </w:pPr>
+      <w:r>
+        <w:rPr>
+          <w:rFonts w:ascii="Times New Roman" w:hAnsi="Times New Roman" w:cs="Times New Roman"/>
+          <w:sz w:val="28"/>
+          <w:szCs w:val="28"/>
+        </w:rPr>
+        <w:t>Các thao tác diễn ra logic và phù hợp thói quen người dùng</w:t>
+      </w:r>
+      <w:r>
+        <w:rPr>
+          <w:rFonts w:ascii="Times New Roman" w:hAnsi="Times New Roman" w:cs="Times New Roman"/>
+          <w:sz w:val="28"/>
+          <w:szCs w:val="28"/>
+        </w:rPr>
+        <w:t>.</w:t>
+      </w:r>
+    </w:p>
+    <w:p>
+      <w:pPr>
+        <w:pStyle w:val="ListParagraph"/>
+        <w:numPr>
+          <w:ilvl w:val="0"/>
+          <w:numId w:val="24"/>
+        </w:numPr>
+        <w:spacing w:after="0" w:line="360" w:lineRule="auto"/>
+        <w:rPr>
+          <w:rFonts w:ascii="Times New Roman" w:hAnsi="Times New Roman" w:cs="Times New Roman"/>
+          <w:sz w:val="28"/>
+          <w:szCs w:val="28"/>
+        </w:rPr>
+      </w:pPr>
+      <w:r>
+        <w:rPr>
+          <w:rFonts w:ascii="Times New Roman" w:hAnsi="Times New Roman" w:cs="Times New Roman"/>
+          <w:sz w:val="28"/>
+          <w:szCs w:val="28"/>
+        </w:rPr>
+        <w:t>Các thông báo, hướng dẫn rõ ràng, không gây nhầm lẫn</w:t>
+      </w:r>
+      <w:r>
+        <w:rPr>
+          <w:rFonts w:ascii="Times New Roman" w:hAnsi="Times New Roman" w:cs="Times New Roman"/>
+          <w:sz w:val="28"/>
+          <w:szCs w:val="28"/>
+        </w:rPr>
+        <w:t>.</w:t>
+      </w:r>
+    </w:p>
+    <w:p>
+      <w:pPr>
+        <w:pStyle w:val="ListParagraph"/>
+        <w:numPr>
+          <w:ilvl w:val="0"/>
+          <w:numId w:val="20"/>
+        </w:numPr>
+        <w:spacing w:after="0" w:line="360" w:lineRule="auto"/>
+        <w:rPr>
+          <w:rFonts w:ascii="Times New Roman" w:hAnsi="Times New Roman" w:cs="Times New Roman"/>
+          <w:sz w:val="28"/>
+          <w:szCs w:val="28"/>
+        </w:rPr>
+      </w:pPr>
+      <w:r>
+        <w:rPr>
+          <w:rFonts w:ascii="Times New Roman" w:hAnsi="Times New Roman" w:cs="Times New Roman"/>
+          <w:sz w:val="28"/>
+          <w:szCs w:val="28"/>
+        </w:rPr>
+        <w:t>Thiết kế đáp ứng (Responsive Design)</w:t>
+      </w:r>
+    </w:p>
+    <w:p>
+      <w:pPr>
+        <w:spacing w:after="0" w:line="360" w:lineRule="auto"/>
+        <w:ind w:firstLine="720"/>
+        <w:rPr>
+          <w:rFonts w:ascii="Times New Roman" w:hAnsi="Times New Roman" w:cs="Times New Roman"/>
+          <w:sz w:val="28"/>
+          <w:szCs w:val="28"/>
+        </w:rPr>
+      </w:pPr>
+      <w:r>
+        <w:rPr>
+          <w:rFonts w:ascii="Times New Roman" w:hAnsi="Times New Roman" w:cs="Times New Roman"/>
+          <w:sz w:val="28"/>
+          <w:szCs w:val="28"/>
+        </w:rPr>
+        <w:t xml:space="preserve">Responsive Design là phương pháp thiết kế giao diện sao cho website có thể </w:t>
+      </w:r>
+      <w:r>
+        <w:rPr>
+          <w:rFonts w:ascii="Times New Roman" w:hAnsi="Times New Roman" w:cs="Times New Roman"/>
+          <w:sz w:val="28"/>
+          <w:szCs w:val="28"/>
+        </w:rPr>
+        <w:t>hiển thị tốt trên nhiều loại thiết bị như:</w:t>
+      </w:r>
+    </w:p>
+    <w:p>
+      <w:pPr>
+        <w:pStyle w:val="ListParagraph"/>
+        <w:numPr>
+          <w:ilvl w:val="0"/>
+          <w:numId w:val="25"/>
+        </w:numPr>
+        <w:spacing w:after="0" w:line="360" w:lineRule="auto"/>
+        <w:rPr>
+          <w:rFonts w:ascii="Times New Roman" w:hAnsi="Times New Roman" w:cs="Times New Roman"/>
+          <w:sz w:val="28"/>
+          <w:szCs w:val="28"/>
+        </w:rPr>
+      </w:pPr>
+      <w:r>
+        <w:rPr>
+          <w:rFonts w:ascii="Times New Roman" w:hAnsi="Times New Roman" w:cs="Times New Roman"/>
+          <w:sz w:val="28"/>
+          <w:szCs w:val="28"/>
+        </w:rPr>
+        <w:t>Máy tính để bàn (Desktop)</w:t>
+      </w:r>
+      <w:r>
+        <w:rPr>
+          <w:rFonts w:ascii="Times New Roman" w:hAnsi="Times New Roman" w:cs="Times New Roman"/>
+          <w:sz w:val="28"/>
+          <w:szCs w:val="28"/>
+        </w:rPr>
+        <w:t>.</w:t>
+      </w:r>
+    </w:p>
+    <w:p>
+      <w:pPr>
+        <w:pStyle w:val="ListParagraph"/>
+        <w:numPr>
+          <w:ilvl w:val="0"/>
+          <w:numId w:val="25"/>
+        </w:numPr>
+        <w:spacing w:after="0" w:line="360" w:lineRule="auto"/>
+        <w:rPr>
+          <w:rFonts w:ascii="Times New Roman" w:hAnsi="Times New Roman" w:cs="Times New Roman"/>
+          <w:sz w:val="28"/>
+          <w:szCs w:val="28"/>
+        </w:rPr>
+      </w:pPr>
+      <w:r>
+        <w:rPr>
+          <w:rFonts w:ascii="Times New Roman" w:hAnsi="Times New Roman" w:cs="Times New Roman"/>
+          <w:sz w:val="28"/>
+          <w:szCs w:val="28"/>
+        </w:rPr>
+        <w:t>Máy tính bảng (Tablet)</w:t>
+      </w:r>
+      <w:r>
+        <w:rPr>
+          <w:rFonts w:ascii="Times New Roman" w:hAnsi="Times New Roman" w:cs="Times New Roman"/>
+          <w:sz w:val="28"/>
+          <w:szCs w:val="28"/>
+        </w:rPr>
+        <w:t>.</w:t>
+      </w:r>
+    </w:p>
+    <w:p>
+      <w:pPr>
+        <w:pStyle w:val="ListParagraph"/>
+        <w:numPr>
+          <w:ilvl w:val="0"/>
+          <w:numId w:val="25"/>
+        </w:numPr>
+        <w:spacing w:after="0" w:line="360" w:lineRule="auto"/>
+        <w:rPr>
+          <w:rFonts w:ascii="Times New Roman" w:hAnsi="Times New Roman" w:cs="Times New Roman"/>
+          <w:sz w:val="28"/>
+          <w:szCs w:val="28"/>
+        </w:rPr>
+      </w:pPr>
+      <w:r>
+        <w:rPr>
+          <w:rFonts w:ascii="Times New Roman" w:hAnsi="Times New Roman" w:cs="Times New Roman"/>
+          <w:sz w:val="28"/>
+          <w:szCs w:val="28"/>
+        </w:rPr>
+        <w:t>Điện thoại di động (Mobile)</w:t>
+      </w:r>
+      <w:r>
+        <w:rPr>
+          <w:rFonts w:ascii="Times New Roman" w:hAnsi="Times New Roman" w:cs="Times New Roman"/>
+          <w:sz w:val="28"/>
+          <w:szCs w:val="28"/>
+        </w:rPr>
+        <w:t>.</w:t>
+      </w:r>
+    </w:p>
+    <w:p>
+      <w:pPr>
+        <w:spacing w:after="0" w:line="360" w:lineRule="auto"/>
+        <w:ind w:firstLine="720"/>
+        <w:rPr>
+          <w:rFonts w:ascii="Times New Roman" w:hAnsi="Times New Roman" w:cs="Times New Roman"/>
+          <w:sz w:val="28"/>
+          <w:szCs w:val="28"/>
+        </w:rPr>
+      </w:pPr>
+      <w:r>
+        <w:rPr>
+          <w:rFonts w:ascii="Times New Roman" w:hAnsi="Times New Roman" w:cs="Times New Roman"/>
+          <w:sz w:val="28"/>
+          <w:szCs w:val="28"/>
+        </w:rPr>
+        <w:t>Bố cục website sẽ linh hoạt thay đổi theo kích thước màn hình để đảm bảo:</w:t>
+      </w:r>
+    </w:p>
+    <w:p>
+      <w:pPr>
+        <w:pStyle w:val="ListParagraph"/>
+        <w:numPr>
+          <w:ilvl w:val="0"/>
+          <w:numId w:val="26"/>
+        </w:numPr>
+        <w:spacing w:after="0" w:line="360" w:lineRule="auto"/>
+        <w:rPr>
+          <w:rFonts w:ascii="Times New Roman" w:hAnsi="Times New Roman" w:cs="Times New Roman"/>
+          <w:sz w:val="28"/>
+          <w:szCs w:val="28"/>
+        </w:rPr>
+      </w:pPr>
+      <w:r>
+        <w:rPr>
+          <w:rFonts w:ascii="Times New Roman" w:hAnsi="Times New Roman" w:cs="Times New Roman"/>
+          <w:sz w:val="28"/>
+          <w:szCs w:val="28"/>
+        </w:rPr>
+        <w:t>Nội dung không bị vỡ, méo hoặc tràn ra ngoài</w:t>
+      </w:r>
+      <w:r>
+        <w:rPr>
+          <w:rFonts w:ascii="Times New Roman" w:hAnsi="Times New Roman" w:cs="Times New Roman"/>
+          <w:sz w:val="28"/>
+          <w:szCs w:val="28"/>
+        </w:rPr>
+        <w:t>.</w:t>
+      </w:r>
+    </w:p>
+    <w:p>
+      <w:pPr>
+        <w:pStyle w:val="ListParagraph"/>
+        <w:numPr>
+          <w:ilvl w:val="0"/>
+          <w:numId w:val="26"/>
+        </w:numPr>
+        <w:spacing w:after="0" w:line="360" w:lineRule="auto"/>
+        <w:rPr>
+          <w:rFonts w:ascii="Times New Roman" w:hAnsi="Times New Roman" w:cs="Times New Roman"/>
+          <w:sz w:val="28"/>
+          <w:szCs w:val="28"/>
+        </w:rPr>
+      </w:pPr>
+      <w:r>
+        <w:rPr>
+          <w:rFonts w:ascii="Times New Roman" w:hAnsi="Times New Roman" w:cs="Times New Roman"/>
+          <w:sz w:val="28"/>
+          <w:szCs w:val="28"/>
+        </w:rPr>
+        <w:t>Văn bản dễ đọc</w:t>
+      </w:r>
+      <w:r>
+        <w:rPr>
+          <w:rFonts w:ascii="Times New Roman" w:hAnsi="Times New Roman" w:cs="Times New Roman"/>
+          <w:sz w:val="28"/>
+          <w:szCs w:val="28"/>
+        </w:rPr>
+        <w:t>.</w:t>
+      </w:r>
+    </w:p>
+    <w:p>
+      <w:pPr>
+        <w:pStyle w:val="ListParagraph"/>
+        <w:numPr>
+          <w:ilvl w:val="0"/>
+          <w:numId w:val="26"/>
+        </w:numPr>
+        <w:spacing w:after="0" w:line="360" w:lineRule="auto"/>
+        <w:rPr>
+          <w:rFonts w:ascii="Times New Roman" w:hAnsi="Times New Roman" w:cs="Times New Roman"/>
+          <w:sz w:val="28"/>
+          <w:szCs w:val="28"/>
+        </w:rPr>
+      </w:pPr>
+      <w:r>
+        <w:rPr>
+          <w:rFonts w:ascii="Times New Roman" w:hAnsi="Times New Roman" w:cs="Times New Roman"/>
+          <w:sz w:val="28"/>
+          <w:szCs w:val="28"/>
+        </w:rPr>
+        <w:t>Các nút bấm đủ lớn để thao tác trên màn hình cảm ứng</w:t>
+      </w:r>
+      <w:r>
+        <w:rPr>
+          <w:rFonts w:ascii="Times New Roman" w:hAnsi="Times New Roman" w:cs="Times New Roman"/>
+          <w:sz w:val="28"/>
+          <w:szCs w:val="28"/>
+        </w:rPr>
+        <w:t>.</w:t>
+      </w:r>
+    </w:p>
+    <w:p>
+      <w:pPr>
+        <w:pStyle w:val="ListParagraph"/>
+        <w:numPr>
+          <w:ilvl w:val="0"/>
+          <w:numId w:val="20"/>
+        </w:numPr>
+        <w:spacing w:after="0" w:line="360" w:lineRule="auto"/>
+        <w:rPr>
+          <w:rFonts w:ascii="Times New Roman" w:hAnsi="Times New Roman" w:cs="Times New Roman"/>
+          <w:sz w:val="28"/>
+          <w:szCs w:val="28"/>
+        </w:rPr>
+      </w:pPr>
+      <w:r>
+        <w:rPr>
+          <w:rFonts w:ascii="Times New Roman" w:hAnsi="Times New Roman" w:cs="Times New Roman"/>
+          <w:sz w:val="28"/>
+          <w:szCs w:val="28"/>
+        </w:rPr>
+        <w:t>Các nguyên tắc thiết kế UI/UX được áp dụng trong đề tài</w:t>
+      </w:r>
+    </w:p>
+    <w:p>
+      <w:pPr>
+        <w:pStyle w:val="ListParagraph"/>
+        <w:numPr>
+          <w:ilvl w:val="0"/>
+          <w:numId w:val="27"/>
+        </w:numPr>
+        <w:spacing w:after="0" w:line="360" w:lineRule="auto"/>
+        <w:rPr>
+          <w:rFonts w:ascii="Times New Roman" w:hAnsi="Times New Roman" w:cs="Times New Roman"/>
+          <w:sz w:val="28"/>
+          <w:szCs w:val="28"/>
+        </w:rPr>
+      </w:pPr>
+      <w:r>
+        <w:rPr>
+          <w:rFonts w:ascii="Times New Roman" w:hAnsi="Times New Roman" w:cs="Times New Roman"/>
+          <w:sz w:val="28"/>
+          <w:szCs w:val="28"/>
+        </w:rPr>
+        <w:t>Phân cấp thị giác (Visual Hierarchy)</w:t>
+      </w:r>
+      <w:r>
+        <w:rPr>
+          <w:rFonts w:ascii="Times New Roman" w:hAnsi="Times New Roman" w:cs="Times New Roman"/>
+          <w:sz w:val="28"/>
+          <w:szCs w:val="28"/>
+        </w:rPr>
+        <w:t xml:space="preserve">: </w:t>
+      </w:r>
+      <w:r>
+        <w:rPr>
+          <w:rFonts w:ascii="Times New Roman" w:hAnsi="Times New Roman" w:cs="Times New Roman"/>
+          <w:sz w:val="28"/>
+          <w:szCs w:val="28"/>
+        </w:rPr>
+        <w:t>Các thông tin quan trọng như tên sản phẩm, giá tiền, nút “Thêm vào giỏ hàng” hoặc “Mua ngay” được thiết kế nổi bật về kích thước, màu sắc và vị trí, giúp người dùng nhanh chóng nhận biết.</w:t>
+      </w:r>
+    </w:p>
+    <w:p>
+      <w:pPr>
+        <w:pStyle w:val="ListParagraph"/>
+        <w:numPr>
+          <w:ilvl w:val="0"/>
+          <w:numId w:val="27"/>
+        </w:numPr>
+        <w:spacing w:after="0" w:line="360" w:lineRule="auto"/>
+        <w:rPr>
+          <w:rFonts w:ascii="Times New Roman" w:hAnsi="Times New Roman" w:cs="Times New Roman"/>
+          <w:sz w:val="28"/>
+          <w:szCs w:val="28"/>
+        </w:rPr>
+      </w:pPr>
+      <w:r>
+        <w:rPr>
+          <w:rFonts w:ascii="Times New Roman" w:hAnsi="Times New Roman" w:cs="Times New Roman"/>
+          <w:sz w:val="28"/>
+          <w:szCs w:val="28"/>
+        </w:rPr>
+        <w:t>Bố cục hợp lý (Layout Design)</w:t>
+      </w:r>
+      <w:r>
+        <w:rPr>
+          <w:rFonts w:ascii="Times New Roman" w:hAnsi="Times New Roman" w:cs="Times New Roman"/>
+          <w:sz w:val="28"/>
+          <w:szCs w:val="28"/>
+        </w:rPr>
+        <w:t xml:space="preserve">: </w:t>
+      </w:r>
+      <w:r>
+        <w:rPr>
+          <w:rFonts w:ascii="Times New Roman" w:hAnsi="Times New Roman" w:cs="Times New Roman"/>
+          <w:sz w:val="28"/>
+          <w:szCs w:val="28"/>
+        </w:rPr>
+        <w:t>Bố cục được chia thành các khu vực rõ ràng:</w:t>
+      </w:r>
+      <w:r>
+        <w:rPr>
+          <w:rFonts w:ascii="Times New Roman" w:hAnsi="Times New Roman" w:cs="Times New Roman"/>
+          <w:sz w:val="28"/>
+          <w:szCs w:val="28"/>
+        </w:rPr>
+        <w:t xml:space="preserve"> header, content, footer.</w:t>
+      </w:r>
+    </w:p>
+    <w:p>
+      <w:pPr>
+        <w:pStyle w:val="ListParagraph"/>
+        <w:numPr>
+          <w:ilvl w:val="0"/>
+          <w:numId w:val="27"/>
+        </w:numPr>
+        <w:spacing w:after="0" w:line="360" w:lineRule="auto"/>
+        <w:rPr>
+          <w:rFonts w:ascii="Times New Roman" w:hAnsi="Times New Roman" w:cs="Times New Roman"/>
+          <w:sz w:val="28"/>
+          <w:szCs w:val="28"/>
+        </w:rPr>
+      </w:pPr>
+      <w:r>
+        <w:rPr>
+          <w:rFonts w:ascii="Times New Roman" w:hAnsi="Times New Roman" w:cs="Times New Roman"/>
+          <w:sz w:val="28"/>
+          <w:szCs w:val="28"/>
+        </w:rPr>
+        <w:t>Tính nhất quán (Consistency)</w:t>
+      </w:r>
+      <w:r>
+        <w:rPr>
+          <w:rFonts w:ascii="Times New Roman" w:hAnsi="Times New Roman" w:cs="Times New Roman"/>
+          <w:sz w:val="28"/>
+          <w:szCs w:val="28"/>
+        </w:rPr>
+        <w:t xml:space="preserve">: </w:t>
+      </w:r>
+      <w:r>
+        <w:rPr>
+          <w:rFonts w:ascii="Times New Roman" w:hAnsi="Times New Roman" w:cs="Times New Roman"/>
+          <w:sz w:val="28"/>
+          <w:szCs w:val="28"/>
+        </w:rPr>
+        <w:t>Tất cả các trang đều sử dụng cùng một phong cách màu sắc, font chữ và cách bố trí. Điều này giúp người dùng không bị “lạ lẫm” khi chuyển giữa các trang khác nhau.</w:t>
+      </w:r>
+    </w:p>
+    <w:p>
+      <w:pPr>
+        <w:pStyle w:val="ListParagraph"/>
+        <w:numPr>
+          <w:ilvl w:val="0"/>
+          <w:numId w:val="27"/>
+        </w:numPr>
+        <w:spacing w:after="0" w:line="360" w:lineRule="auto"/>
+        <w:rPr>
+          <w:rFonts w:ascii="Times New Roman" w:hAnsi="Times New Roman" w:cs="Times New Roman"/>
+          <w:sz w:val="28"/>
+          <w:szCs w:val="28"/>
+        </w:rPr>
+      </w:pPr>
+      <w:r>
+        <w:rPr>
+          <w:rFonts w:ascii="Times New Roman" w:hAnsi="Times New Roman" w:cs="Times New Roman"/>
+          <w:sz w:val="28"/>
+          <w:szCs w:val="28"/>
+        </w:rPr>
+        <w:t>Đơn giản hóa thao tác (Simplicity)</w:t>
+      </w:r>
+      <w:r>
+        <w:rPr>
+          <w:rFonts w:ascii="Times New Roman" w:hAnsi="Times New Roman" w:cs="Times New Roman"/>
+          <w:sz w:val="28"/>
+          <w:szCs w:val="28"/>
+        </w:rPr>
+        <w:t xml:space="preserve">: </w:t>
+      </w:r>
+      <w:r>
+        <w:rPr>
+          <w:rFonts w:ascii="Times New Roman" w:hAnsi="Times New Roman" w:cs="Times New Roman"/>
+          <w:sz w:val="28"/>
+          <w:szCs w:val="28"/>
+        </w:rPr>
+        <w:t>Việc tối giản các bước góp phần nâng cao trải nghiệm người dùng.</w:t>
+      </w:r>
+    </w:p>
+    <w:p>
+      <w:pPr>
+        <w:spacing w:after="0" w:line="360" w:lineRule="auto"/>
+        <w:ind w:firstLine="720"/>
+        <w:rPr>
+          <w:rFonts w:ascii="Times New Roman" w:hAnsi="Times New Roman" w:cs="Times New Roman"/>
+          <w:sz w:val="28"/>
+          <w:szCs w:val="28"/>
+        </w:rPr>
+      </w:pPr>
+      <w:r>
+        <w:rPr>
+          <w:rFonts w:ascii="Times New Roman" w:hAnsi="Times New Roman" w:cs="Times New Roman"/>
+          <w:sz w:val="28"/>
+          <w:szCs w:val="28"/>
+        </w:rPr>
+        <w:t>2.1.3</w:t>
+      </w:r>
+      <w:r>
+        <w:rPr>
+          <w:rFonts w:ascii="Times New Roman" w:hAnsi="Times New Roman" w:cs="Times New Roman"/>
+          <w:sz w:val="28"/>
+          <w:szCs w:val="28"/>
+        </w:rPr>
+        <w:t xml:space="preserve"> </w:t>
+      </w:r>
+      <w:r>
+        <w:rPr>
+          <w:rFonts w:ascii="Times New Roman" w:hAnsi="Times New Roman" w:cs="Times New Roman"/>
+          <w:sz w:val="28"/>
+          <w:szCs w:val="28"/>
+        </w:rPr>
+        <w:t>Lý thuyết về cơ sở dữ liệu quan hệ</w:t>
+      </w:r>
+    </w:p>
+    <w:p>
+      <w:pPr>
+        <w:spacing w:after="0" w:line="360" w:lineRule="auto"/>
+        <w:ind w:firstLine="720"/>
+        <w:rPr>
+          <w:rFonts w:ascii="Times New Roman" w:hAnsi="Times New Roman" w:cs="Times New Roman"/>
+          <w:sz w:val="28"/>
+          <w:szCs w:val="28"/>
+        </w:rPr>
+      </w:pPr>
+      <w:r>
+        <w:rPr>
+          <w:rFonts w:ascii="Times New Roman" w:hAnsi="Times New Roman" w:cs="Times New Roman"/>
+          <w:sz w:val="28"/>
+          <w:szCs w:val="28"/>
+        </w:rPr>
+        <w:t xml:space="preserve">Trong các hệ thống thông tin nói chung và website bán hàng nói riêng, cơ sở dữ liệu đóng vai trò trung tâm trong việc lưu trữ, quản lý và truy xuất thông tin. Toàn bộ dữ liệu về người dùng, sản phẩm, đơn hàng, thanh toán và phản hồi đều được lưu </w:t>
+      </w:r>
+      <w:r>
+        <w:rPr>
+          <w:rFonts w:ascii="Times New Roman" w:hAnsi="Times New Roman" w:cs="Times New Roman"/>
+          <w:sz w:val="28"/>
+          <w:szCs w:val="28"/>
+        </w:rPr>
+        <w:lastRenderedPageBreak/>
+        <w:t>trữ trong cơ sở dữ liệu, từ đó phục vụ cho quá trình xử lý nghiệp vụ và hiển thị thông tin trên website.</w:t>
+      </w:r>
+      <w:r>
+        <w:rPr>
+          <w:rFonts w:ascii="Times New Roman" w:hAnsi="Times New Roman" w:cs="Times New Roman"/>
+          <w:sz w:val="28"/>
+          <w:szCs w:val="28"/>
+        </w:rPr>
+        <w:t xml:space="preserve"> </w:t>
+      </w:r>
+      <w:r>
+        <w:rPr>
+          <w:rFonts w:ascii="Times New Roman" w:hAnsi="Times New Roman" w:cs="Times New Roman"/>
+          <w:sz w:val="28"/>
+          <w:szCs w:val="28"/>
+        </w:rPr>
+        <w:t>H</w:t>
+      </w:r>
+      <w:r>
+        <w:rPr>
+          <w:rFonts w:ascii="Times New Roman" w:hAnsi="Times New Roman" w:cs="Times New Roman"/>
+          <w:sz w:val="28"/>
+          <w:szCs w:val="28"/>
+        </w:rPr>
+        <w:t xml:space="preserve">ệ quản trị cơ sở dữ liệu </w:t>
+      </w:r>
+      <w:r>
+        <w:rPr>
+          <w:rStyle w:val="Strong"/>
+          <w:rFonts w:ascii="Times New Roman" w:hAnsi="Times New Roman" w:cs="Times New Roman"/>
+          <w:sz w:val="28"/>
+          <w:szCs w:val="28"/>
+        </w:rPr>
+        <w:t>MySQL</w:t>
+      </w:r>
+      <w:r>
+        <w:rPr>
+          <w:rFonts w:ascii="Times New Roman" w:hAnsi="Times New Roman" w:cs="Times New Roman"/>
+          <w:sz w:val="28"/>
+          <w:szCs w:val="28"/>
+        </w:rPr>
+        <w:t xml:space="preserve"> được lựa chọn để xây dựng và quản lý dữ liệu cho hệ thống.</w:t>
+      </w:r>
+    </w:p>
+    <w:p>
+      <w:pPr>
+        <w:spacing w:after="0" w:line="360" w:lineRule="auto"/>
+        <w:ind w:firstLine="720"/>
+        <w:rPr>
+          <w:rFonts w:ascii="Times New Roman" w:hAnsi="Times New Roman" w:cs="Times New Roman"/>
+          <w:sz w:val="28"/>
+          <w:szCs w:val="28"/>
+        </w:rPr>
+      </w:pPr>
+      <w:r>
+        <w:rPr>
+          <w:rFonts w:ascii="Times New Roman" w:hAnsi="Times New Roman" w:cs="Times New Roman"/>
+          <w:sz w:val="28"/>
+          <w:szCs w:val="28"/>
+        </w:rPr>
+        <w:t>Khái niệm cơ sở dữ liệu (Database)</w:t>
+      </w:r>
+      <w:r>
+        <w:rPr>
+          <w:rFonts w:ascii="Times New Roman" w:hAnsi="Times New Roman" w:cs="Times New Roman"/>
+          <w:sz w:val="28"/>
+          <w:szCs w:val="28"/>
+        </w:rPr>
+        <w:t>:</w:t>
+      </w:r>
+    </w:p>
+    <w:p>
+      <w:pPr>
+        <w:spacing w:after="0" w:line="360" w:lineRule="auto"/>
+        <w:ind w:firstLine="720"/>
+        <w:rPr>
+          <w:rFonts w:ascii="Times New Roman" w:hAnsi="Times New Roman" w:cs="Times New Roman"/>
+          <w:sz w:val="28"/>
+          <w:szCs w:val="28"/>
+        </w:rPr>
+      </w:pPr>
+      <w:r>
+        <w:rPr>
+          <w:rFonts w:ascii="Times New Roman" w:hAnsi="Times New Roman" w:cs="Times New Roman"/>
+          <w:sz w:val="28"/>
+          <w:szCs w:val="28"/>
+        </w:rPr>
+        <w:t>Cơ sở dữ liệu là một tập hợp các dữ liệu có liên quan với nhau, được tổ chức và lưu trữ một cách có hệ thống trên máy tính, cho phép người dùng:</w:t>
+      </w:r>
+    </w:p>
+    <w:p>
+      <w:pPr>
+        <w:spacing w:after="0" w:line="360" w:lineRule="auto"/>
+        <w:ind w:firstLine="720"/>
+        <w:rPr>
+          <w:rFonts w:ascii="Times New Roman" w:hAnsi="Times New Roman" w:cs="Times New Roman"/>
+          <w:sz w:val="28"/>
+          <w:szCs w:val="28"/>
+        </w:rPr>
+      </w:pPr>
+      <w:r>
+        <w:rPr>
+          <w:rFonts w:ascii="Times New Roman" w:hAnsi="Times New Roman" w:cs="Times New Roman"/>
+          <w:sz w:val="28"/>
+          <w:szCs w:val="28"/>
+        </w:rPr>
+        <w:t>Lưu trữ dữ liệu lâu dài</w:t>
+      </w:r>
+      <w:r>
+        <w:rPr>
+          <w:rFonts w:ascii="Times New Roman" w:hAnsi="Times New Roman" w:cs="Times New Roman"/>
+          <w:sz w:val="28"/>
+          <w:szCs w:val="28"/>
+        </w:rPr>
+        <w:t>.</w:t>
+      </w:r>
+    </w:p>
+    <w:p>
+      <w:pPr>
+        <w:spacing w:after="0" w:line="360" w:lineRule="auto"/>
+        <w:ind w:firstLine="720"/>
+        <w:rPr>
+          <w:rFonts w:ascii="Times New Roman" w:hAnsi="Times New Roman" w:cs="Times New Roman"/>
+          <w:sz w:val="28"/>
+          <w:szCs w:val="28"/>
+        </w:rPr>
+      </w:pPr>
+      <w:r>
+        <w:rPr>
+          <w:rFonts w:ascii="Times New Roman" w:hAnsi="Times New Roman" w:cs="Times New Roman"/>
+          <w:sz w:val="28"/>
+          <w:szCs w:val="28"/>
+        </w:rPr>
+        <w:t>Truy xuất dữ liệu nhanh chóng</w:t>
+      </w:r>
+      <w:r>
+        <w:rPr>
+          <w:rFonts w:ascii="Times New Roman" w:hAnsi="Times New Roman" w:cs="Times New Roman"/>
+          <w:sz w:val="28"/>
+          <w:szCs w:val="28"/>
+        </w:rPr>
+        <w:t>.</w:t>
+      </w:r>
+    </w:p>
+    <w:p>
+      <w:pPr>
+        <w:spacing w:after="0" w:line="360" w:lineRule="auto"/>
+        <w:ind w:firstLine="720"/>
+        <w:rPr>
+          <w:rFonts w:ascii="Times New Roman" w:hAnsi="Times New Roman" w:cs="Times New Roman"/>
+          <w:sz w:val="28"/>
+          <w:szCs w:val="28"/>
+        </w:rPr>
+      </w:pPr>
+      <w:r>
+        <w:rPr>
+          <w:rFonts w:ascii="Times New Roman" w:hAnsi="Times New Roman" w:cs="Times New Roman"/>
+          <w:sz w:val="28"/>
+          <w:szCs w:val="28"/>
+        </w:rPr>
+        <w:t>Cập nhật và chỉnh sửa khi cần thiết</w:t>
+      </w:r>
+      <w:r>
+        <w:rPr>
+          <w:rFonts w:ascii="Times New Roman" w:hAnsi="Times New Roman" w:cs="Times New Roman"/>
+          <w:sz w:val="28"/>
+          <w:szCs w:val="28"/>
+        </w:rPr>
+        <w:t>.</w:t>
+      </w:r>
+    </w:p>
+    <w:p>
+      <w:pPr>
+        <w:spacing w:after="0" w:line="360" w:lineRule="auto"/>
+        <w:ind w:firstLine="720"/>
+        <w:rPr>
+          <w:rFonts w:ascii="Times New Roman" w:hAnsi="Times New Roman" w:cs="Times New Roman"/>
+          <w:sz w:val="28"/>
+          <w:szCs w:val="28"/>
+        </w:rPr>
+      </w:pPr>
+      <w:r>
+        <w:rPr>
+          <w:rFonts w:ascii="Times New Roman" w:hAnsi="Times New Roman" w:cs="Times New Roman"/>
+          <w:sz w:val="28"/>
+          <w:szCs w:val="28"/>
+        </w:rPr>
+        <w:t>Đảm bảo tính chính xác và nhất quán của dữ liệu</w:t>
+      </w:r>
+      <w:r>
+        <w:rPr>
+          <w:rFonts w:ascii="Times New Roman" w:hAnsi="Times New Roman" w:cs="Times New Roman"/>
+          <w:sz w:val="28"/>
+          <w:szCs w:val="28"/>
+        </w:rPr>
+        <w:t>.</w:t>
+      </w:r>
+    </w:p>
+    <w:p>
+      <w:pPr>
+        <w:spacing w:after="0" w:line="360" w:lineRule="auto"/>
+        <w:ind w:firstLine="720"/>
+        <w:rPr>
+          <w:rFonts w:ascii="Times New Roman" w:hAnsi="Times New Roman" w:cs="Times New Roman"/>
+          <w:sz w:val="28"/>
+          <w:szCs w:val="28"/>
+        </w:rPr>
+      </w:pPr>
+      <w:r>
+        <w:rPr>
+          <w:rFonts w:ascii="Times New Roman" w:hAnsi="Times New Roman" w:cs="Times New Roman"/>
+          <w:sz w:val="28"/>
+          <w:szCs w:val="28"/>
+        </w:rPr>
+        <w:t>Mô hình cơ sở dữ liệu quan hệ</w:t>
+      </w:r>
+      <w:r>
+        <w:rPr>
+          <w:rFonts w:ascii="Times New Roman" w:hAnsi="Times New Roman" w:cs="Times New Roman"/>
+          <w:sz w:val="28"/>
+          <w:szCs w:val="28"/>
+        </w:rPr>
+        <w:t>:</w:t>
+      </w:r>
+    </w:p>
+    <w:p>
+      <w:pPr>
+        <w:spacing w:after="0" w:line="360" w:lineRule="auto"/>
+        <w:ind w:firstLine="720"/>
+        <w:rPr>
+          <w:rFonts w:ascii="Times New Roman" w:hAnsi="Times New Roman" w:cs="Times New Roman"/>
+          <w:sz w:val="28"/>
+          <w:szCs w:val="28"/>
+        </w:rPr>
+      </w:pPr>
+      <w:r>
+        <w:rPr>
+          <w:rStyle w:val="Strong"/>
+          <w:rFonts w:ascii="Times New Roman" w:hAnsi="Times New Roman" w:cs="Times New Roman"/>
+          <w:sz w:val="28"/>
+          <w:szCs w:val="28"/>
+        </w:rPr>
+        <w:t>M</w:t>
+      </w:r>
+      <w:r>
+        <w:rPr>
+          <w:rStyle w:val="Strong"/>
+          <w:rFonts w:ascii="Times New Roman" w:hAnsi="Times New Roman" w:cs="Times New Roman"/>
+          <w:sz w:val="28"/>
+          <w:szCs w:val="28"/>
+        </w:rPr>
+        <w:t>ô hình cơ sở dữ liệu quan hệ (Relational Database Model)</w:t>
+      </w:r>
+      <w:r>
+        <w:rPr>
+          <w:rFonts w:ascii="Times New Roman" w:hAnsi="Times New Roman" w:cs="Times New Roman"/>
+          <w:sz w:val="28"/>
+          <w:szCs w:val="28"/>
+        </w:rPr>
+        <w:t xml:space="preserve"> – đây là mô hình phổ biến và được sử dụng rộng rãi trong các hệ thống hiện nay.</w:t>
+      </w:r>
+      <w:r>
+        <w:rPr>
+          <w:rFonts w:ascii="Times New Roman" w:hAnsi="Times New Roman" w:cs="Times New Roman"/>
+          <w:sz w:val="28"/>
+          <w:szCs w:val="28"/>
+        </w:rPr>
+        <w:t xml:space="preserve"> Trong mô hình này:</w:t>
+      </w:r>
+    </w:p>
+    <w:p>
+      <w:pPr>
+        <w:spacing w:after="0" w:line="360" w:lineRule="auto"/>
+        <w:ind w:firstLine="720"/>
+        <w:rPr>
+          <w:rStyle w:val="Strong"/>
+          <w:rFonts w:ascii="Times New Roman" w:hAnsi="Times New Roman" w:cs="Times New Roman"/>
+          <w:sz w:val="28"/>
+          <w:szCs w:val="28"/>
+        </w:rPr>
+      </w:pPr>
+      <w:r>
+        <w:rPr>
+          <w:rFonts w:ascii="Times New Roman" w:hAnsi="Times New Roman" w:cs="Times New Roman"/>
+          <w:sz w:val="28"/>
+          <w:szCs w:val="28"/>
+        </w:rPr>
+        <w:t xml:space="preserve">Dữ liệu được tổ chức thành các </w:t>
+      </w:r>
+      <w:r>
+        <w:rPr>
+          <w:rStyle w:val="Strong"/>
+          <w:rFonts w:ascii="Times New Roman" w:hAnsi="Times New Roman" w:cs="Times New Roman"/>
+          <w:b w:val="0"/>
+          <w:sz w:val="28"/>
+          <w:szCs w:val="28"/>
+        </w:rPr>
+        <w:t>bảng (Table)</w:t>
+      </w:r>
+      <w:r>
+        <w:rPr>
+          <w:rStyle w:val="Strong"/>
+          <w:rFonts w:ascii="Times New Roman" w:hAnsi="Times New Roman" w:cs="Times New Roman"/>
+          <w:b w:val="0"/>
+          <w:sz w:val="28"/>
+          <w:szCs w:val="28"/>
+        </w:rPr>
+        <w:t>.</w:t>
+      </w:r>
+    </w:p>
+    <w:p>
+      <w:pPr>
+        <w:spacing w:after="0" w:line="360" w:lineRule="auto"/>
+        <w:ind w:firstLine="720"/>
+        <w:rPr>
+          <w:rStyle w:val="Strong"/>
+          <w:rFonts w:ascii="Times New Roman" w:hAnsi="Times New Roman" w:cs="Times New Roman"/>
+          <w:sz w:val="28"/>
+          <w:szCs w:val="28"/>
+        </w:rPr>
+      </w:pPr>
+      <w:r>
+        <w:rPr>
+          <w:rFonts w:ascii="Times New Roman" w:hAnsi="Times New Roman" w:cs="Times New Roman"/>
+          <w:sz w:val="28"/>
+          <w:szCs w:val="28"/>
+        </w:rPr>
+        <w:t xml:space="preserve">Mỗi bảng gồm các </w:t>
+      </w:r>
+      <w:r>
+        <w:rPr>
+          <w:rStyle w:val="Strong"/>
+          <w:rFonts w:ascii="Times New Roman" w:hAnsi="Times New Roman" w:cs="Times New Roman"/>
+          <w:b w:val="0"/>
+          <w:sz w:val="28"/>
+          <w:szCs w:val="28"/>
+        </w:rPr>
+        <w:t>hàng (Row) và cột (Column)</w:t>
+      </w:r>
+      <w:r>
+        <w:rPr>
+          <w:rStyle w:val="Strong"/>
+          <w:rFonts w:ascii="Times New Roman" w:hAnsi="Times New Roman" w:cs="Times New Roman"/>
+          <w:b w:val="0"/>
+          <w:sz w:val="28"/>
+          <w:szCs w:val="28"/>
+        </w:rPr>
+        <w:t>.</w:t>
+      </w:r>
+    </w:p>
+    <w:p>
+      <w:pPr>
+        <w:spacing w:after="0" w:line="360" w:lineRule="auto"/>
+        <w:ind w:firstLine="720"/>
+        <w:rPr>
+          <w:rFonts w:ascii="Times New Roman" w:hAnsi="Times New Roman" w:cs="Times New Roman"/>
+          <w:sz w:val="28"/>
+          <w:szCs w:val="28"/>
+        </w:rPr>
+      </w:pPr>
+      <w:r>
+        <w:rPr>
+          <w:rFonts w:ascii="Times New Roman" w:hAnsi="Times New Roman" w:cs="Times New Roman"/>
+          <w:sz w:val="28"/>
+          <w:szCs w:val="28"/>
+        </w:rPr>
+        <w:t>Mỗi hàng tương ứng với một bản ghi (record)</w:t>
+      </w:r>
+      <w:r>
+        <w:rPr>
+          <w:rFonts w:ascii="Times New Roman" w:hAnsi="Times New Roman" w:cs="Times New Roman"/>
+          <w:sz w:val="28"/>
+          <w:szCs w:val="28"/>
+        </w:rPr>
+        <w:t>.</w:t>
+      </w:r>
+    </w:p>
+    <w:p>
+      <w:pPr>
+        <w:spacing w:after="0" w:line="360" w:lineRule="auto"/>
+        <w:ind w:firstLine="720"/>
+        <w:rPr>
+          <w:rFonts w:ascii="Times New Roman" w:hAnsi="Times New Roman" w:cs="Times New Roman"/>
+          <w:sz w:val="28"/>
+          <w:szCs w:val="28"/>
+        </w:rPr>
+      </w:pPr>
+      <w:r>
+        <w:rPr>
+          <w:rFonts w:ascii="Times New Roman" w:hAnsi="Times New Roman" w:cs="Times New Roman"/>
+          <w:sz w:val="28"/>
+          <w:szCs w:val="28"/>
+        </w:rPr>
+        <w:t>Mỗi cột tương ứng với một thuộc tính (attribute)</w:t>
+      </w:r>
+      <w:r>
+        <w:rPr>
+          <w:rFonts w:ascii="Times New Roman" w:hAnsi="Times New Roman" w:cs="Times New Roman"/>
+          <w:sz w:val="28"/>
+          <w:szCs w:val="28"/>
+        </w:rPr>
+        <w:t>.</w:t>
+      </w:r>
+    </w:p>
+    <w:p>
+      <w:pPr>
+        <w:spacing w:after="0" w:line="360" w:lineRule="auto"/>
+        <w:ind w:firstLine="720"/>
+        <w:rPr>
+          <w:rFonts w:ascii="Times New Roman" w:hAnsi="Times New Roman" w:cs="Times New Roman"/>
+          <w:sz w:val="28"/>
+          <w:szCs w:val="28"/>
+        </w:rPr>
+      </w:pPr>
+      <w:r>
+        <w:rPr>
+          <w:rFonts w:ascii="Times New Roman" w:hAnsi="Times New Roman" w:cs="Times New Roman"/>
+          <w:sz w:val="28"/>
+          <w:szCs w:val="28"/>
+        </w:rPr>
+        <w:t xml:space="preserve">2.1.4 </w:t>
+      </w:r>
+      <w:r>
+        <w:rPr>
+          <w:rFonts w:ascii="Times New Roman" w:hAnsi="Times New Roman" w:cs="Times New Roman"/>
+          <w:sz w:val="28"/>
+          <w:szCs w:val="28"/>
+        </w:rPr>
+        <w:t>Lý thuyết về API RESTful</w:t>
+      </w:r>
+    </w:p>
+    <w:p>
+      <w:pPr>
+        <w:spacing w:after="0" w:line="360" w:lineRule="auto"/>
+        <w:ind w:firstLine="720"/>
+        <w:rPr>
+          <w:rFonts w:ascii="Times New Roman" w:hAnsi="Times New Roman" w:cs="Times New Roman"/>
+          <w:sz w:val="28"/>
+          <w:szCs w:val="28"/>
+        </w:rPr>
+      </w:pPr>
+      <w:r>
+        <w:rPr>
+          <w:rFonts w:ascii="Times New Roman" w:hAnsi="Times New Roman" w:cs="Times New Roman"/>
+          <w:sz w:val="28"/>
+          <w:szCs w:val="28"/>
+        </w:rPr>
+        <w:t xml:space="preserve">2.1.5 </w:t>
+      </w:r>
+      <w:r>
+        <w:rPr>
+          <w:rFonts w:ascii="Times New Roman" w:hAnsi="Times New Roman" w:cs="Times New Roman"/>
+          <w:sz w:val="28"/>
+          <w:szCs w:val="28"/>
+        </w:rPr>
+        <w:t>Cơ sở lý thuyết về các công nghệ</w:t>
+      </w:r>
+    </w:p>
+    <w:p>
+      <w:pPr>
+        <w:spacing w:after="0" w:line="360" w:lineRule="auto"/>
+        <w:ind w:firstLine="720"/>
+        <w:rPr>
+          <w:rFonts w:ascii="Times New Roman" w:hAnsi="Times New Roman" w:cs="Times New Roman"/>
+          <w:b/>
+          <w:sz w:val="28"/>
+          <w:szCs w:val="28"/>
+        </w:rPr>
+      </w:pPr>
+      <w:r>
+        <w:rPr>
+          <w:rFonts w:ascii="Times New Roman" w:hAnsi="Times New Roman" w:cs="Times New Roman"/>
+          <w:b/>
+          <w:sz w:val="28"/>
+          <w:szCs w:val="28"/>
+        </w:rPr>
+        <w:t xml:space="preserve">2.2 </w:t>
+      </w:r>
+      <w:r>
+        <w:rPr>
+          <w:rFonts w:ascii="Times New Roman" w:hAnsi="Times New Roman" w:cs="Times New Roman"/>
+          <w:b/>
+          <w:sz w:val="28"/>
+          <w:szCs w:val="28"/>
+        </w:rPr>
+        <w:t>Cơ sở lý luận</w:t>
+      </w:r>
+    </w:p>
+    <w:p>
+      <w:pPr>
+        <w:spacing w:after="0" w:line="360" w:lineRule="auto"/>
+        <w:ind w:firstLine="720"/>
+        <w:rPr>
+          <w:rFonts w:ascii="Times New Roman" w:hAnsi="Times New Roman" w:cs="Times New Roman"/>
+          <w:sz w:val="28"/>
+          <w:szCs w:val="28"/>
+        </w:rPr>
+      </w:pPr>
+      <w:r>
+        <w:rPr>
+          <w:rFonts w:ascii="Times New Roman" w:hAnsi="Times New Roman" w:cs="Times New Roman"/>
+          <w:sz w:val="28"/>
+          <w:szCs w:val="28"/>
+        </w:rPr>
+        <w:t xml:space="preserve">2.2.1 </w:t>
+      </w:r>
+      <w:r>
+        <w:rPr>
+          <w:rFonts w:ascii="Times New Roman" w:hAnsi="Times New Roman" w:cs="Times New Roman"/>
+          <w:sz w:val="28"/>
+          <w:szCs w:val="28"/>
+        </w:rPr>
+        <w:t>Nguyên tắc phân lớp (Layered Architecture)</w:t>
+      </w:r>
+    </w:p>
+    <w:p>
+      <w:pPr>
+        <w:spacing w:after="0" w:line="360" w:lineRule="auto"/>
+        <w:ind w:firstLine="720"/>
+        <w:rPr>
+          <w:rFonts w:ascii="Times New Roman" w:hAnsi="Times New Roman" w:cs="Times New Roman"/>
+          <w:sz w:val="28"/>
+          <w:szCs w:val="28"/>
+        </w:rPr>
+      </w:pPr>
+      <w:r>
+        <w:rPr>
+          <w:rFonts w:ascii="Times New Roman" w:hAnsi="Times New Roman" w:cs="Times New Roman"/>
+          <w:sz w:val="28"/>
+          <w:szCs w:val="28"/>
+        </w:rPr>
+        <w:t xml:space="preserve">2.2.2 </w:t>
+      </w:r>
+      <w:r>
+        <w:rPr>
+          <w:rFonts w:ascii="Times New Roman" w:hAnsi="Times New Roman" w:cs="Times New Roman"/>
+          <w:sz w:val="28"/>
+          <w:szCs w:val="28"/>
+        </w:rPr>
+        <w:t>Nguyên tắc tối ưu trải nghiệm người dùng</w:t>
+      </w:r>
+    </w:p>
+    <w:p>
+      <w:pPr>
+        <w:spacing w:after="0" w:line="360" w:lineRule="auto"/>
+        <w:ind w:firstLine="720"/>
+        <w:rPr>
+          <w:rFonts w:ascii="Times New Roman" w:hAnsi="Times New Roman" w:cs="Times New Roman"/>
+          <w:sz w:val="28"/>
+          <w:szCs w:val="28"/>
+        </w:rPr>
+      </w:pPr>
+      <w:r>
+        <w:rPr>
+          <w:rFonts w:ascii="Times New Roman" w:hAnsi="Times New Roman" w:cs="Times New Roman"/>
+          <w:sz w:val="28"/>
+          <w:szCs w:val="28"/>
+        </w:rPr>
+        <w:t xml:space="preserve">2.2.3 </w:t>
+      </w:r>
+      <w:r>
+        <w:rPr>
+          <w:rFonts w:ascii="Times New Roman" w:hAnsi="Times New Roman" w:cs="Times New Roman"/>
+          <w:sz w:val="28"/>
+          <w:szCs w:val="28"/>
+        </w:rPr>
+        <w:t>Nguyên tắc bảo mật cơ bản</w:t>
+      </w:r>
+    </w:p>
+    <w:p>
+      <w:pPr>
+        <w:spacing w:after="0" w:line="360" w:lineRule="auto"/>
+        <w:ind w:firstLine="720"/>
+        <w:rPr>
+          <w:rFonts w:ascii="Times New Roman" w:hAnsi="Times New Roman" w:cs="Times New Roman"/>
+          <w:b/>
+          <w:sz w:val="28"/>
+          <w:szCs w:val="28"/>
+        </w:rPr>
+      </w:pPr>
+      <w:r>
+        <w:rPr>
+          <w:rFonts w:ascii="Times New Roman" w:hAnsi="Times New Roman" w:cs="Times New Roman"/>
+          <w:b/>
+          <w:sz w:val="28"/>
+          <w:szCs w:val="28"/>
+        </w:rPr>
+        <w:t xml:space="preserve">2.3 </w:t>
+      </w:r>
+      <w:r>
+        <w:rPr>
+          <w:rFonts w:ascii="Times New Roman" w:hAnsi="Times New Roman" w:cs="Times New Roman"/>
+          <w:b/>
+          <w:sz w:val="28"/>
+          <w:szCs w:val="28"/>
+        </w:rPr>
+        <w:t>Giả thuyết khoa học</w:t>
+      </w:r>
+    </w:p>
+    <w:p>
+      <w:pPr>
+        <w:spacing w:after="0" w:line="360" w:lineRule="auto"/>
+        <w:ind w:firstLine="720"/>
+        <w:rPr>
+          <w:rFonts w:ascii="Times New Roman" w:hAnsi="Times New Roman" w:cs="Times New Roman"/>
+          <w:sz w:val="28"/>
+          <w:szCs w:val="28"/>
+        </w:rPr>
+      </w:pPr>
+      <w:r>
+        <w:rPr>
+          <w:rFonts w:ascii="Times New Roman" w:hAnsi="Times New Roman" w:cs="Times New Roman"/>
+          <w:sz w:val="28"/>
+          <w:szCs w:val="28"/>
+        </w:rPr>
+        <w:t>Trong quá trình nghiên cứu và triển khai, đề tài đưa ra một số giả thiết khoa học nhằm giới hạn và định hướng phạm vi nghiên cứu:</w:t>
+      </w:r>
+    </w:p>
+    <w:p>
+      <w:pPr>
+        <w:spacing w:after="0" w:line="360" w:lineRule="auto"/>
+        <w:ind w:firstLine="720"/>
+        <w:rPr>
+          <w:rFonts w:ascii="Times New Roman" w:hAnsi="Times New Roman" w:cs="Times New Roman"/>
+          <w:sz w:val="28"/>
+          <w:szCs w:val="28"/>
+        </w:rPr>
+      </w:pPr>
+      <w:r>
+        <w:rPr>
+          <w:rStyle w:val="Strong"/>
+          <w:rFonts w:ascii="Times New Roman" w:hAnsi="Times New Roman" w:cs="Times New Roman"/>
+          <w:b w:val="0"/>
+          <w:sz w:val="28"/>
+          <w:szCs w:val="28"/>
+        </w:rPr>
+        <w:t xml:space="preserve">2.3.1 </w:t>
+      </w:r>
+      <w:r>
+        <w:rPr>
+          <w:rStyle w:val="Strong"/>
+          <w:rFonts w:ascii="Times New Roman" w:hAnsi="Times New Roman" w:cs="Times New Roman"/>
+          <w:b w:val="0"/>
+          <w:sz w:val="28"/>
+          <w:szCs w:val="28"/>
+        </w:rPr>
+        <w:t>Người dùng có kết nối Internet và sử dụng trình duyệt hiện đại</w:t>
+      </w:r>
+      <w:r>
+        <w:rPr>
+          <w:rFonts w:ascii="Times New Roman" w:hAnsi="Times New Roman" w:cs="Times New Roman"/>
+          <w:sz w:val="28"/>
+          <w:szCs w:val="28"/>
+        </w:rPr>
+        <w:t xml:space="preserve"> → Website hoạt động ổn định trên Chrome, Edge, Firefox.</w:t>
+      </w:r>
+    </w:p>
+    <w:p>
+      <w:pPr>
+        <w:spacing w:after="0" w:line="360" w:lineRule="auto"/>
+        <w:ind w:firstLine="720"/>
+        <w:rPr>
+          <w:rFonts w:ascii="Times New Roman" w:hAnsi="Times New Roman" w:cs="Times New Roman"/>
+          <w:sz w:val="28"/>
+          <w:szCs w:val="28"/>
+        </w:rPr>
+      </w:pPr>
+      <w:r>
+        <w:rPr>
+          <w:rStyle w:val="Strong"/>
+          <w:rFonts w:ascii="Times New Roman" w:hAnsi="Times New Roman" w:cs="Times New Roman"/>
+          <w:b w:val="0"/>
+          <w:sz w:val="28"/>
+          <w:szCs w:val="28"/>
+        </w:rPr>
+        <w:lastRenderedPageBreak/>
+        <w:t xml:space="preserve">2.3.2 </w:t>
+      </w:r>
+      <w:r>
+        <w:rPr>
+          <w:rStyle w:val="Strong"/>
+          <w:rFonts w:ascii="Times New Roman" w:hAnsi="Times New Roman" w:cs="Times New Roman"/>
+          <w:b w:val="0"/>
+          <w:sz w:val="28"/>
+          <w:szCs w:val="28"/>
+        </w:rPr>
+        <w:t>Cửa hàng có quy mô vừa hoặc nhỏ</w:t>
+      </w:r>
+      <w:r>
+        <w:rPr>
+          <w:rFonts w:ascii="Times New Roman" w:hAnsi="Times New Roman" w:cs="Times New Roman"/>
+          <w:sz w:val="28"/>
+          <w:szCs w:val="28"/>
+        </w:rPr>
+        <w:t>, số lượng sản phẩm và giao dịch không quá lớn → đảm bảo MySQL và NodeJS đáp ứng tốt hiệu suất.</w:t>
+      </w:r>
+    </w:p>
+    <w:p>
+      <w:pPr>
+        <w:spacing w:after="0" w:line="360" w:lineRule="auto"/>
+        <w:ind w:firstLine="720"/>
+        <w:rPr>
+          <w:rFonts w:ascii="Times New Roman" w:hAnsi="Times New Roman" w:cs="Times New Roman"/>
+          <w:sz w:val="28"/>
+          <w:szCs w:val="28"/>
+        </w:rPr>
+      </w:pPr>
+      <w:r>
+        <w:rPr>
+          <w:rStyle w:val="Strong"/>
+          <w:rFonts w:ascii="Times New Roman" w:hAnsi="Times New Roman" w:cs="Times New Roman"/>
+          <w:b w:val="0"/>
+          <w:sz w:val="28"/>
+          <w:szCs w:val="28"/>
+        </w:rPr>
+        <w:t xml:space="preserve">2.3.3 </w:t>
+      </w:r>
+      <w:r>
+        <w:rPr>
+          <w:rStyle w:val="Strong"/>
+          <w:rFonts w:ascii="Times New Roman" w:hAnsi="Times New Roman" w:cs="Times New Roman"/>
+          <w:b w:val="0"/>
+          <w:sz w:val="28"/>
+          <w:szCs w:val="28"/>
+        </w:rPr>
+        <w:t>Chatbot chỉ tư vấn ở mức cơ bản</w:t>
+      </w:r>
+      <w:r>
+        <w:rPr>
+          <w:rFonts w:ascii="Times New Roman" w:hAnsi="Times New Roman" w:cs="Times New Roman"/>
+          <w:sz w:val="28"/>
+          <w:szCs w:val="28"/>
+        </w:rPr>
+        <w:t>, không áp dụng AI nâng cao.</w:t>
+      </w:r>
+    </w:p>
+    <w:p>
+      <w:pPr>
+        <w:spacing w:after="0" w:line="360" w:lineRule="auto"/>
+        <w:ind w:firstLine="720"/>
+        <w:rPr>
+          <w:rFonts w:ascii="Times New Roman" w:hAnsi="Times New Roman" w:cs="Times New Roman"/>
+          <w:sz w:val="28"/>
+          <w:szCs w:val="28"/>
+        </w:rPr>
+      </w:pPr>
+      <w:r>
+        <w:rPr>
+          <w:rStyle w:val="Strong"/>
+          <w:rFonts w:ascii="Times New Roman" w:hAnsi="Times New Roman" w:cs="Times New Roman"/>
+          <w:b w:val="0"/>
+          <w:sz w:val="28"/>
+          <w:szCs w:val="28"/>
+        </w:rPr>
+        <w:t xml:space="preserve">2.3.4 </w:t>
+      </w:r>
+      <w:r>
+        <w:rPr>
+          <w:rStyle w:val="Strong"/>
+          <w:rFonts w:ascii="Times New Roman" w:hAnsi="Times New Roman" w:cs="Times New Roman"/>
+          <w:b w:val="0"/>
+          <w:sz w:val="28"/>
+          <w:szCs w:val="28"/>
+        </w:rPr>
+        <w:t>Hệ thống được triển khai trong môi trường thử nghiệm (localhost)</w:t>
+      </w:r>
+      <w:r>
+        <w:rPr>
+          <w:rFonts w:ascii="Times New Roman" w:hAnsi="Times New Roman" w:cs="Times New Roman"/>
+          <w:sz w:val="28"/>
+          <w:szCs w:val="28"/>
+        </w:rPr>
+        <w:t xml:space="preserve"> nên không yêu cầu tối ưu hiệu năng ở mức độ doanh nghiệp.</w:t>
+      </w:r>
+    </w:p>
+    <w:p>
+      <w:pPr>
+        <w:spacing w:after="0" w:line="360" w:lineRule="auto"/>
+        <w:ind w:firstLine="720"/>
+        <w:rPr>
+          <w:rFonts w:ascii="Times New Roman" w:hAnsi="Times New Roman" w:cs="Times New Roman"/>
+          <w:sz w:val="28"/>
+          <w:szCs w:val="28"/>
+        </w:rPr>
+      </w:pPr>
+      <w:r>
+        <w:rPr>
+          <w:rStyle w:val="Strong"/>
+          <w:rFonts w:ascii="Times New Roman" w:hAnsi="Times New Roman" w:cs="Times New Roman"/>
+          <w:b w:val="0"/>
+          <w:sz w:val="28"/>
+          <w:szCs w:val="28"/>
+        </w:rPr>
+        <w:t>Người quản trị có kiến thức cơ bản về máy tính</w:t>
+      </w:r>
+      <w:r>
+        <w:rPr>
+          <w:rFonts w:ascii="Times New Roman" w:hAnsi="Times New Roman" w:cs="Times New Roman"/>
+          <w:sz w:val="28"/>
+          <w:szCs w:val="28"/>
+        </w:rPr>
+        <w:t xml:space="preserve"> để sử dụng hệ thống admin.</w:t>
+      </w:r>
+    </w:p>
+    <w:p>
+      <w:pPr>
+        <w:spacing w:after="0" w:line="360" w:lineRule="auto"/>
+        <w:ind w:firstLine="720"/>
+        <w:rPr>
+          <w:rFonts w:ascii="Times New Roman" w:hAnsi="Times New Roman" w:cs="Times New Roman"/>
+          <w:b/>
+          <w:sz w:val="28"/>
+          <w:szCs w:val="28"/>
+        </w:rPr>
+      </w:pPr>
+      <w:r>
+        <w:rPr>
+          <w:rFonts w:ascii="Times New Roman" w:hAnsi="Times New Roman" w:cs="Times New Roman"/>
+          <w:b/>
+          <w:sz w:val="28"/>
+          <w:szCs w:val="28"/>
+        </w:rPr>
+        <w:t xml:space="preserve">2.4 </w:t>
+      </w:r>
+      <w:r>
+        <w:rPr>
+          <w:rFonts w:ascii="Times New Roman" w:hAnsi="Times New Roman" w:cs="Times New Roman"/>
+          <w:b/>
+          <w:sz w:val="28"/>
+          <w:szCs w:val="28"/>
+        </w:rPr>
+        <w:t>Phương pháp nghiên cứu</w:t>
+      </w:r>
+    </w:p>
+    <w:p>
+      <w:pPr>
+        <w:spacing w:after="0" w:line="360" w:lineRule="auto"/>
+        <w:ind w:firstLine="720"/>
+        <w:rPr>
+          <w:rFonts w:ascii="Times New Roman" w:hAnsi="Times New Roman" w:cs="Times New Roman"/>
+          <w:sz w:val="28"/>
+          <w:szCs w:val="28"/>
+        </w:rPr>
+      </w:pPr>
+      <w:r>
+        <w:rPr>
+          <w:rFonts w:ascii="Times New Roman" w:hAnsi="Times New Roman" w:cs="Times New Roman"/>
+          <w:sz w:val="28"/>
+          <w:szCs w:val="28"/>
+        </w:rPr>
+        <w:t xml:space="preserve">2.4.1 </w:t>
+      </w:r>
+      <w:r>
+        <w:rPr>
+          <w:rFonts w:ascii="Times New Roman" w:hAnsi="Times New Roman" w:cs="Times New Roman"/>
+          <w:sz w:val="28"/>
+          <w:szCs w:val="28"/>
+        </w:rPr>
+        <w:t>Phương pháp thu thập tài liệu</w:t>
+      </w:r>
+    </w:p>
+    <w:p>
+      <w:pPr>
+        <w:spacing w:after="0" w:line="360" w:lineRule="auto"/>
+        <w:ind w:firstLine="720"/>
+        <w:rPr>
+          <w:rFonts w:ascii="Times New Roman" w:hAnsi="Times New Roman" w:cs="Times New Roman"/>
+          <w:sz w:val="28"/>
+          <w:szCs w:val="28"/>
+        </w:rPr>
+      </w:pPr>
+      <w:r>
+        <w:rPr>
+          <w:rFonts w:ascii="Times New Roman" w:hAnsi="Times New Roman" w:cs="Times New Roman"/>
+          <w:sz w:val="28"/>
+          <w:szCs w:val="28"/>
+        </w:rPr>
+        <w:t xml:space="preserve">2.4.2 </w:t>
+      </w:r>
+      <w:r>
+        <w:rPr>
+          <w:rFonts w:ascii="Times New Roman" w:hAnsi="Times New Roman" w:cs="Times New Roman"/>
+          <w:sz w:val="28"/>
+          <w:szCs w:val="28"/>
+        </w:rPr>
+        <w:t>Phương pháp phân tích – thiết kế hệ thống</w:t>
+      </w:r>
+    </w:p>
+    <w:p>
+      <w:pPr>
+        <w:spacing w:after="0" w:line="360" w:lineRule="auto"/>
+        <w:ind w:firstLine="720"/>
+        <w:rPr>
+          <w:rFonts w:ascii="Times New Roman" w:hAnsi="Times New Roman" w:cs="Times New Roman"/>
+          <w:sz w:val="28"/>
+          <w:szCs w:val="28"/>
+        </w:rPr>
+      </w:pPr>
+      <w:r>
+        <w:rPr>
+          <w:rFonts w:ascii="Times New Roman" w:hAnsi="Times New Roman" w:cs="Times New Roman"/>
+          <w:sz w:val="28"/>
+          <w:szCs w:val="28"/>
+        </w:rPr>
+        <w:t xml:space="preserve">2.4.3 </w:t>
+      </w:r>
+      <w:r>
+        <w:rPr>
+          <w:rFonts w:ascii="Times New Roman" w:hAnsi="Times New Roman" w:cs="Times New Roman"/>
+          <w:sz w:val="28"/>
+          <w:szCs w:val="28"/>
+        </w:rPr>
+        <w:t>Phương pháp lập trình và xây dựng hệ thống</w:t>
+      </w:r>
+    </w:p>
+    <w:p>
+      <w:pPr>
+        <w:spacing w:after="0" w:line="360" w:lineRule="auto"/>
+        <w:ind w:firstLine="720"/>
+        <w:rPr>
+          <w:rFonts w:ascii="Times New Roman" w:hAnsi="Times New Roman" w:cs="Times New Roman"/>
+          <w:sz w:val="28"/>
+          <w:szCs w:val="28"/>
+        </w:rPr>
+      </w:pPr>
+      <w:r>
+        <w:rPr>
+          <w:rFonts w:ascii="Times New Roman" w:hAnsi="Times New Roman" w:cs="Times New Roman"/>
+          <w:sz w:val="28"/>
+          <w:szCs w:val="28"/>
+        </w:rPr>
+        <w:t xml:space="preserve">2.4.4 </w:t>
+      </w:r>
+      <w:r>
+        <w:rPr>
+          <w:rFonts w:ascii="Times New Roman" w:hAnsi="Times New Roman" w:cs="Times New Roman"/>
+          <w:sz w:val="28"/>
+          <w:szCs w:val="28"/>
+        </w:rPr>
+        <w:t>Phương pháp kiểm thử</w:t>
+      </w:r>
+    </w:p>
+    <w:p>
+      <w:pPr>
+        <w:spacing w:after="0" w:line="360" w:lineRule="auto"/>
+        <w:ind w:firstLine="720"/>
+        <w:rPr>
+          <w:rFonts w:ascii="Times New Roman" w:hAnsi="Times New Roman" w:cs="Times New Roman"/>
+          <w:sz w:val="28"/>
+          <w:szCs w:val="28"/>
+        </w:rPr>
+      </w:pPr>
+      <w:r>
+        <w:rPr>
+          <w:rFonts w:ascii="Times New Roman" w:hAnsi="Times New Roman" w:cs="Times New Roman"/>
+          <w:sz w:val="28"/>
+          <w:szCs w:val="28"/>
+        </w:rPr>
+        <w:t>2.5 Các nghiệp liên quan</w:t>
+      </w:r>
+    </w:p>
+    <w:p>
+      <w:pPr>
+        <w:spacing w:after="0" w:line="360" w:lineRule="auto"/>
+        <w:ind w:firstLine="720"/>
+        <w:rPr>
+          <w:rFonts w:ascii="Times New Roman" w:hAnsi="Times New Roman" w:cs="Times New Roman"/>
+          <w:sz w:val="28"/>
+          <w:szCs w:val="28"/>
+        </w:rPr>
+      </w:pPr>
+      <w:r>
+        <w:rPr>
+          <w:rFonts w:ascii="Times New Roman" w:hAnsi="Times New Roman" w:cs="Times New Roman"/>
+          <w:sz w:val="28"/>
+          <w:szCs w:val="28"/>
+        </w:rPr>
+        <w:t>2.6 Các công trình nghiên cứu</w:t>
       </w:r>
       <w:bookmarkStart w:id="0" w:name="_GoBack"/>
       <w:bookmarkEnd w:id="0"/>
-    </w:p>
-    <w:p>
-      <w:pPr>
-        <w:spacing w:after="0" w:line="360" w:lineRule="auto"/>
-        <w:ind w:left="720"/>
-        <w:rPr>
-          <w:rFonts w:ascii="Times New Roman" w:hAnsi="Times New Roman" w:cs="Times New Roman"/>
-          <w:sz w:val="28"/>
-          <w:szCs w:val="28"/>
-        </w:rPr>
-      </w:pPr>
-      <w:r>
-        <w:t xml:space="preserve"> </w:t>
-      </w:r>
-      <w:r>
-        <w:t xml:space="preserve">Hầu hết các ứng dụng web hiện nay đều được xây dựng dựa trên mô hình </w:t>
-      </w:r>
-      <w:r>
-        <w:rPr>
-          <w:rStyle w:val="Strong"/>
-        </w:rPr>
-        <w:t>Client – Server</w:t>
-      </w:r>
-      <w:r>
-        <w:t>. Trong mô hình này, hệ thống được chia thành hai phần chính:</w:t>
-      </w:r>
-    </w:p>
-    <w:p>
-      <w:pPr>
-        <w:spacing w:after="0" w:line="360" w:lineRule="auto"/>
-        <w:ind w:firstLine="720"/>
-        <w:rPr>
-          <w:rFonts w:ascii="Times New Roman" w:hAnsi="Times New Roman" w:cs="Times New Roman"/>
-          <w:sz w:val="28"/>
-          <w:szCs w:val="28"/>
-        </w:rPr>
-      </w:pPr>
-      <w:r>
-        <w:rPr>
-          <w:rFonts w:ascii="Times New Roman" w:hAnsi="Times New Roman" w:cs="Times New Roman"/>
-          <w:sz w:val="28"/>
-          <w:szCs w:val="28"/>
-        </w:rPr>
-        <w:t xml:space="preserve">2.1.2 </w:t>
-      </w:r>
-      <w:r>
-        <w:rPr>
-          <w:rFonts w:ascii="Times New Roman" w:hAnsi="Times New Roman" w:cs="Times New Roman"/>
-          <w:sz w:val="28"/>
-          <w:szCs w:val="28"/>
-        </w:rPr>
-        <w:t>Lý thuyết về giao diện người dùng (UI/UX)</w:t>
-      </w:r>
-    </w:p>
-    <w:p>
-      <w:pPr>
-        <w:spacing w:after="0" w:line="360" w:lineRule="auto"/>
-        <w:ind w:firstLine="720"/>
-        <w:rPr>
-          <w:rFonts w:ascii="Times New Roman" w:hAnsi="Times New Roman" w:cs="Times New Roman"/>
-          <w:sz w:val="28"/>
-          <w:szCs w:val="28"/>
-        </w:rPr>
-      </w:pPr>
-      <w:r>
-        <w:rPr>
-          <w:rFonts w:ascii="Times New Roman" w:hAnsi="Times New Roman" w:cs="Times New Roman"/>
-          <w:sz w:val="28"/>
-          <w:szCs w:val="28"/>
-        </w:rPr>
-        <w:t>2.1.3</w:t>
-      </w:r>
-      <w:r>
-        <w:rPr>
-          <w:rFonts w:ascii="Times New Roman" w:hAnsi="Times New Roman" w:cs="Times New Roman"/>
-          <w:sz w:val="28"/>
-          <w:szCs w:val="28"/>
-        </w:rPr>
-        <w:t xml:space="preserve"> </w:t>
-      </w:r>
-      <w:r>
-        <w:rPr>
-          <w:rFonts w:ascii="Times New Roman" w:hAnsi="Times New Roman" w:cs="Times New Roman"/>
-          <w:sz w:val="28"/>
-          <w:szCs w:val="28"/>
-        </w:rPr>
-        <w:t>Lý thuyết về cơ sở dữ liệu quan hệ</w:t>
-      </w:r>
-    </w:p>
-    <w:p>
-      <w:pPr>
-        <w:spacing w:after="0" w:line="360" w:lineRule="auto"/>
-        <w:ind w:firstLine="720"/>
-        <w:rPr>
-          <w:rFonts w:ascii="Times New Roman" w:hAnsi="Times New Roman" w:cs="Times New Roman"/>
-          <w:sz w:val="28"/>
-          <w:szCs w:val="28"/>
-        </w:rPr>
-      </w:pPr>
-      <w:r>
-        <w:rPr>
-          <w:rFonts w:ascii="Times New Roman" w:hAnsi="Times New Roman" w:cs="Times New Roman"/>
-          <w:sz w:val="28"/>
-          <w:szCs w:val="28"/>
-        </w:rPr>
-        <w:t xml:space="preserve">2.1.4 </w:t>
-      </w:r>
-      <w:r>
-        <w:rPr>
-          <w:rFonts w:ascii="Times New Roman" w:hAnsi="Times New Roman" w:cs="Times New Roman"/>
-          <w:sz w:val="28"/>
-          <w:szCs w:val="28"/>
-        </w:rPr>
-        <w:t>Lý thuyết về API RESTful</w:t>
-      </w:r>
-    </w:p>
-    <w:p>
-      <w:pPr>
-        <w:spacing w:after="0" w:line="360" w:lineRule="auto"/>
-        <w:ind w:firstLine="720"/>
-        <w:rPr>
-          <w:rFonts w:ascii="Times New Roman" w:hAnsi="Times New Roman" w:cs="Times New Roman"/>
-          <w:sz w:val="28"/>
-          <w:szCs w:val="28"/>
-        </w:rPr>
-      </w:pPr>
-      <w:r>
-        <w:rPr>
-          <w:rFonts w:ascii="Times New Roman" w:hAnsi="Times New Roman" w:cs="Times New Roman"/>
-          <w:sz w:val="28"/>
-          <w:szCs w:val="28"/>
-        </w:rPr>
-        <w:t xml:space="preserve">2.1.5 </w:t>
-      </w:r>
-      <w:r>
-        <w:rPr>
-          <w:rFonts w:ascii="Times New Roman" w:hAnsi="Times New Roman" w:cs="Times New Roman"/>
-          <w:sz w:val="28"/>
-          <w:szCs w:val="28"/>
-        </w:rPr>
-        <w:t>Cơ sở lý thuyết về các công nghệ</w:t>
-      </w:r>
-    </w:p>
-    <w:p>
-      <w:pPr>
-        <w:spacing w:after="0" w:line="360" w:lineRule="auto"/>
-        <w:ind w:firstLine="720"/>
-        <w:rPr>
-          <w:rFonts w:ascii="Times New Roman" w:hAnsi="Times New Roman" w:cs="Times New Roman"/>
-          <w:b/>
-          <w:sz w:val="28"/>
-          <w:szCs w:val="28"/>
-        </w:rPr>
-      </w:pPr>
-      <w:r>
-        <w:rPr>
-          <w:rFonts w:ascii="Times New Roman" w:hAnsi="Times New Roman" w:cs="Times New Roman"/>
-          <w:b/>
-          <w:sz w:val="28"/>
-          <w:szCs w:val="28"/>
-        </w:rPr>
-        <w:t xml:space="preserve">2.2 </w:t>
-      </w:r>
-      <w:r>
-        <w:rPr>
-          <w:rFonts w:ascii="Times New Roman" w:hAnsi="Times New Roman" w:cs="Times New Roman"/>
-          <w:b/>
-          <w:sz w:val="28"/>
-          <w:szCs w:val="28"/>
-        </w:rPr>
-        <w:t>Cơ sở lý luận</w:t>
-      </w:r>
-    </w:p>
-    <w:p>
-      <w:pPr>
-        <w:spacing w:after="0" w:line="360" w:lineRule="auto"/>
-        <w:ind w:firstLine="720"/>
-        <w:rPr>
-          <w:rFonts w:ascii="Times New Roman" w:hAnsi="Times New Roman" w:cs="Times New Roman"/>
-          <w:sz w:val="28"/>
-          <w:szCs w:val="28"/>
-        </w:rPr>
-      </w:pPr>
-      <w:r>
-        <w:rPr>
-          <w:rFonts w:ascii="Times New Roman" w:hAnsi="Times New Roman" w:cs="Times New Roman"/>
-          <w:sz w:val="28"/>
-          <w:szCs w:val="28"/>
-        </w:rPr>
-        <w:t xml:space="preserve">2.2.1 </w:t>
-      </w:r>
-      <w:r>
-        <w:rPr>
-          <w:rFonts w:ascii="Times New Roman" w:hAnsi="Times New Roman" w:cs="Times New Roman"/>
-          <w:sz w:val="28"/>
-          <w:szCs w:val="28"/>
-        </w:rPr>
-        <w:t>Nguyên tắc phân lớp (Layered Architecture)</w:t>
-      </w:r>
-    </w:p>
-    <w:p>
-      <w:pPr>
-        <w:spacing w:after="0" w:line="360" w:lineRule="auto"/>
-        <w:ind w:firstLine="720"/>
-        <w:rPr>
-          <w:rFonts w:ascii="Times New Roman" w:hAnsi="Times New Roman" w:cs="Times New Roman"/>
-          <w:sz w:val="28"/>
-          <w:szCs w:val="28"/>
-        </w:rPr>
-      </w:pPr>
-      <w:r>
-        <w:rPr>
-          <w:rFonts w:ascii="Times New Roman" w:hAnsi="Times New Roman" w:cs="Times New Roman"/>
-          <w:sz w:val="28"/>
-          <w:szCs w:val="28"/>
-        </w:rPr>
-        <w:t xml:space="preserve">2.2.2 </w:t>
-      </w:r>
-      <w:r>
-        <w:rPr>
-          <w:rFonts w:ascii="Times New Roman" w:hAnsi="Times New Roman" w:cs="Times New Roman"/>
-          <w:sz w:val="28"/>
-          <w:szCs w:val="28"/>
-        </w:rPr>
-        <w:t>Nguyên tắc tối ưu trải nghiệm người dùng</w:t>
-      </w:r>
-    </w:p>
-    <w:p>
-      <w:pPr>
-        <w:spacing w:after="0" w:line="360" w:lineRule="auto"/>
-        <w:ind w:firstLine="720"/>
-        <w:rPr>
-          <w:rFonts w:ascii="Times New Roman" w:hAnsi="Times New Roman" w:cs="Times New Roman"/>
-          <w:sz w:val="28"/>
-          <w:szCs w:val="28"/>
-        </w:rPr>
-      </w:pPr>
-      <w:r>
-        <w:rPr>
-          <w:rFonts w:ascii="Times New Roman" w:hAnsi="Times New Roman" w:cs="Times New Roman"/>
-          <w:sz w:val="28"/>
-          <w:szCs w:val="28"/>
-        </w:rPr>
-        <w:t xml:space="preserve">2.2.3 </w:t>
-      </w:r>
-      <w:r>
-        <w:rPr>
-          <w:rFonts w:ascii="Times New Roman" w:hAnsi="Times New Roman" w:cs="Times New Roman"/>
-          <w:sz w:val="28"/>
-          <w:szCs w:val="28"/>
-        </w:rPr>
-        <w:t>Nguyên tắc bảo mật cơ bản</w:t>
-      </w:r>
-    </w:p>
-    <w:p>
-      <w:pPr>
-        <w:spacing w:after="0" w:line="360" w:lineRule="auto"/>
-        <w:ind w:firstLine="720"/>
-        <w:rPr>
-          <w:rFonts w:ascii="Times New Roman" w:hAnsi="Times New Roman" w:cs="Times New Roman"/>
-          <w:b/>
-          <w:sz w:val="28"/>
-          <w:szCs w:val="28"/>
-        </w:rPr>
-      </w:pPr>
-      <w:r>
-        <w:rPr>
-          <w:rFonts w:ascii="Times New Roman" w:hAnsi="Times New Roman" w:cs="Times New Roman"/>
-          <w:b/>
-          <w:sz w:val="28"/>
-          <w:szCs w:val="28"/>
-        </w:rPr>
-        <w:t xml:space="preserve">2.3 </w:t>
-      </w:r>
-      <w:r>
-        <w:rPr>
-          <w:rFonts w:ascii="Times New Roman" w:hAnsi="Times New Roman" w:cs="Times New Roman"/>
-          <w:b/>
-          <w:sz w:val="28"/>
-          <w:szCs w:val="28"/>
-        </w:rPr>
-        <w:t>Giả thuyết khoa học</w:t>
-      </w:r>
-    </w:p>
-    <w:p>
-      <w:pPr>
-        <w:spacing w:after="0" w:line="360" w:lineRule="auto"/>
-        <w:ind w:firstLine="720"/>
-        <w:rPr>
-          <w:rFonts w:ascii="Times New Roman" w:hAnsi="Times New Roman" w:cs="Times New Roman"/>
-          <w:sz w:val="28"/>
-          <w:szCs w:val="28"/>
-        </w:rPr>
-      </w:pPr>
-      <w:r>
-        <w:rPr>
-          <w:rFonts w:ascii="Times New Roman" w:hAnsi="Times New Roman" w:cs="Times New Roman"/>
-          <w:sz w:val="28"/>
-          <w:szCs w:val="28"/>
-        </w:rPr>
-        <w:t>Trong quá trình nghiên cứu và triển khai, đề tài đưa ra một số giả thiết khoa học nhằm giới hạn và định hướng phạm vi nghiên cứu:</w:t>
-      </w:r>
-    </w:p>
-    <w:p>
-      <w:pPr>
-        <w:spacing w:after="0" w:line="360" w:lineRule="auto"/>
-        <w:ind w:firstLine="720"/>
-        <w:rPr>
-          <w:rFonts w:ascii="Times New Roman" w:hAnsi="Times New Roman" w:cs="Times New Roman"/>
-          <w:sz w:val="28"/>
-          <w:szCs w:val="28"/>
-        </w:rPr>
-      </w:pPr>
-      <w:r>
-        <w:rPr>
-          <w:rStyle w:val="Strong"/>
-          <w:rFonts w:ascii="Times New Roman" w:hAnsi="Times New Roman" w:cs="Times New Roman"/>
-          <w:b w:val="0"/>
-          <w:sz w:val="28"/>
-          <w:szCs w:val="28"/>
-        </w:rPr>
-        <w:t xml:space="preserve">2.3.1 </w:t>
-      </w:r>
-      <w:r>
-        <w:rPr>
-          <w:rStyle w:val="Strong"/>
-          <w:rFonts w:ascii="Times New Roman" w:hAnsi="Times New Roman" w:cs="Times New Roman"/>
-          <w:b w:val="0"/>
-          <w:sz w:val="28"/>
-          <w:szCs w:val="28"/>
-        </w:rPr>
-        <w:t>Người dùng có kết nối Internet và sử dụng trình duyệt hiện đại</w:t>
-      </w:r>
-      <w:r>
-        <w:rPr>
-          <w:rFonts w:ascii="Times New Roman" w:hAnsi="Times New Roman" w:cs="Times New Roman"/>
-          <w:sz w:val="28"/>
-          <w:szCs w:val="28"/>
-        </w:rPr>
-        <w:t xml:space="preserve"> → Website hoạt động ổn định trên Chrome, Edge, Firefox.</w:t>
-      </w:r>
-    </w:p>
-    <w:p>
-      <w:pPr>
-        <w:spacing w:after="0" w:line="360" w:lineRule="auto"/>
-        <w:ind w:firstLine="720"/>
-        <w:rPr>
-          <w:rFonts w:ascii="Times New Roman" w:hAnsi="Times New Roman" w:cs="Times New Roman"/>
-          <w:sz w:val="28"/>
-          <w:szCs w:val="28"/>
-        </w:rPr>
-      </w:pPr>
-      <w:r>
-        <w:rPr>
-          <w:rStyle w:val="Strong"/>
-          <w:rFonts w:ascii="Times New Roman" w:hAnsi="Times New Roman" w:cs="Times New Roman"/>
-          <w:b w:val="0"/>
-          <w:sz w:val="28"/>
-          <w:szCs w:val="28"/>
-        </w:rPr>
-        <w:t xml:space="preserve">2.3.2 </w:t>
-      </w:r>
-      <w:r>
-        <w:rPr>
-          <w:rStyle w:val="Strong"/>
-          <w:rFonts w:ascii="Times New Roman" w:hAnsi="Times New Roman" w:cs="Times New Roman"/>
-          <w:b w:val="0"/>
-          <w:sz w:val="28"/>
-          <w:szCs w:val="28"/>
-        </w:rPr>
-        <w:t>Cửa hàng có quy mô vừa hoặc nhỏ</w:t>
-      </w:r>
-      <w:r>
-        <w:rPr>
-          <w:rFonts w:ascii="Times New Roman" w:hAnsi="Times New Roman" w:cs="Times New Roman"/>
-          <w:sz w:val="28"/>
-          <w:szCs w:val="28"/>
-        </w:rPr>
-        <w:t>, số lượng sản phẩm và giao dịch không quá lớn → đảm bảo MySQL và NodeJS đáp ứng tốt hiệu suất.</w:t>
-      </w:r>
-    </w:p>
-    <w:p>
-      <w:pPr>
-        <w:spacing w:after="0" w:line="360" w:lineRule="auto"/>
-        <w:ind w:firstLine="720"/>
-        <w:rPr>
-          <w:rFonts w:ascii="Times New Roman" w:hAnsi="Times New Roman" w:cs="Times New Roman"/>
-          <w:sz w:val="28"/>
-          <w:szCs w:val="28"/>
-        </w:rPr>
-      </w:pPr>
-      <w:r>
-        <w:rPr>
-          <w:rStyle w:val="Strong"/>
-          <w:rFonts w:ascii="Times New Roman" w:hAnsi="Times New Roman" w:cs="Times New Roman"/>
-          <w:b w:val="0"/>
-          <w:sz w:val="28"/>
-          <w:szCs w:val="28"/>
-        </w:rPr>
-        <w:t xml:space="preserve">2.3.3 </w:t>
-      </w:r>
-      <w:r>
-        <w:rPr>
-          <w:rStyle w:val="Strong"/>
-          <w:rFonts w:ascii="Times New Roman" w:hAnsi="Times New Roman" w:cs="Times New Roman"/>
-          <w:b w:val="0"/>
-          <w:sz w:val="28"/>
-          <w:szCs w:val="28"/>
-        </w:rPr>
-        <w:t>Chatbot chỉ tư vấn ở mức cơ bản</w:t>
-      </w:r>
-      <w:r>
-        <w:rPr>
-          <w:rFonts w:ascii="Times New Roman" w:hAnsi="Times New Roman" w:cs="Times New Roman"/>
-          <w:sz w:val="28"/>
-          <w:szCs w:val="28"/>
-        </w:rPr>
-        <w:t>, không áp dụng AI nâng cao.</w:t>
-      </w:r>
-    </w:p>
-    <w:p>
-      <w:pPr>
-        <w:spacing w:after="0" w:line="360" w:lineRule="auto"/>
-        <w:ind w:firstLine="720"/>
-        <w:rPr>
-          <w:rFonts w:ascii="Times New Roman" w:hAnsi="Times New Roman" w:cs="Times New Roman"/>
-          <w:sz w:val="28"/>
-          <w:szCs w:val="28"/>
-        </w:rPr>
-      </w:pPr>
-      <w:r>
-        <w:rPr>
-          <w:rStyle w:val="Strong"/>
-          <w:rFonts w:ascii="Times New Roman" w:hAnsi="Times New Roman" w:cs="Times New Roman"/>
-          <w:b w:val="0"/>
-          <w:sz w:val="28"/>
-          <w:szCs w:val="28"/>
-        </w:rPr>
-        <w:t xml:space="preserve">2.3.4 </w:t>
-      </w:r>
-      <w:r>
-        <w:rPr>
-          <w:rStyle w:val="Strong"/>
-          <w:rFonts w:ascii="Times New Roman" w:hAnsi="Times New Roman" w:cs="Times New Roman"/>
-          <w:b w:val="0"/>
-          <w:sz w:val="28"/>
-          <w:szCs w:val="28"/>
-        </w:rPr>
-        <w:t>Hệ thống được triển khai trong môi trường thử nghiệm (localhost)</w:t>
-      </w:r>
-      <w:r>
-        <w:rPr>
-          <w:rFonts w:ascii="Times New Roman" w:hAnsi="Times New Roman" w:cs="Times New Roman"/>
-          <w:sz w:val="28"/>
-          <w:szCs w:val="28"/>
-        </w:rPr>
-        <w:t xml:space="preserve"> nên không yêu cầu tối ưu hiệu năng ở mức độ doanh nghiệp.</w:t>
-      </w:r>
-    </w:p>
-    <w:p>
-      <w:pPr>
-        <w:spacing w:after="0" w:line="360" w:lineRule="auto"/>
-        <w:ind w:firstLine="720"/>
-        <w:rPr>
-          <w:rFonts w:ascii="Times New Roman" w:hAnsi="Times New Roman" w:cs="Times New Roman"/>
-          <w:sz w:val="28"/>
-          <w:szCs w:val="28"/>
-        </w:rPr>
-      </w:pPr>
-      <w:r>
-        <w:rPr>
-          <w:rStyle w:val="Strong"/>
-          <w:rFonts w:ascii="Times New Roman" w:hAnsi="Times New Roman" w:cs="Times New Roman"/>
-          <w:b w:val="0"/>
-          <w:sz w:val="28"/>
-          <w:szCs w:val="28"/>
-        </w:rPr>
-        <w:t>Người quản trị có kiến thức cơ bản về máy tính</w:t>
-      </w:r>
-      <w:r>
-        <w:rPr>
-          <w:rFonts w:ascii="Times New Roman" w:hAnsi="Times New Roman" w:cs="Times New Roman"/>
-          <w:sz w:val="28"/>
-          <w:szCs w:val="28"/>
-        </w:rPr>
-        <w:t xml:space="preserve"> để sử dụng hệ thống admin.</w:t>
-      </w:r>
-    </w:p>
-    <w:p>
-      <w:pPr>
-        <w:spacing w:after="0" w:line="360" w:lineRule="auto"/>
-        <w:ind w:firstLine="720"/>
-        <w:rPr>
-          <w:rFonts w:ascii="Times New Roman" w:hAnsi="Times New Roman" w:cs="Times New Roman"/>
-          <w:b/>
-          <w:sz w:val="28"/>
-          <w:szCs w:val="28"/>
-        </w:rPr>
-      </w:pPr>
-      <w:r>
-        <w:rPr>
-          <w:rFonts w:ascii="Times New Roman" w:hAnsi="Times New Roman" w:cs="Times New Roman"/>
-          <w:b/>
-          <w:sz w:val="28"/>
-          <w:szCs w:val="28"/>
-        </w:rPr>
-        <w:lastRenderedPageBreak/>
-        <w:t xml:space="preserve">2.4 </w:t>
-      </w:r>
-      <w:r>
-        <w:rPr>
-          <w:rFonts w:ascii="Times New Roman" w:hAnsi="Times New Roman" w:cs="Times New Roman"/>
-          <w:b/>
-          <w:sz w:val="28"/>
-          <w:szCs w:val="28"/>
-        </w:rPr>
-        <w:t>Phương pháp nghiên cứu</w:t>
-      </w:r>
-    </w:p>
-    <w:p>
-      <w:pPr>
-        <w:spacing w:after="0" w:line="360" w:lineRule="auto"/>
-        <w:ind w:firstLine="720"/>
-        <w:rPr>
-          <w:rFonts w:ascii="Times New Roman" w:hAnsi="Times New Roman" w:cs="Times New Roman"/>
-          <w:sz w:val="28"/>
-          <w:szCs w:val="28"/>
-        </w:rPr>
-      </w:pPr>
-      <w:r>
-        <w:rPr>
-          <w:rFonts w:ascii="Times New Roman" w:hAnsi="Times New Roman" w:cs="Times New Roman"/>
-          <w:sz w:val="28"/>
-          <w:szCs w:val="28"/>
-        </w:rPr>
-        <w:t xml:space="preserve">2.4.1 </w:t>
-      </w:r>
-      <w:r>
-        <w:rPr>
-          <w:rFonts w:ascii="Times New Roman" w:hAnsi="Times New Roman" w:cs="Times New Roman"/>
-          <w:sz w:val="28"/>
-          <w:szCs w:val="28"/>
-        </w:rPr>
-        <w:t>Phương pháp thu thập tài liệu</w:t>
-      </w:r>
-    </w:p>
-    <w:p>
-      <w:pPr>
-        <w:spacing w:after="0" w:line="360" w:lineRule="auto"/>
-        <w:ind w:firstLine="720"/>
-        <w:rPr>
-          <w:rFonts w:ascii="Times New Roman" w:hAnsi="Times New Roman" w:cs="Times New Roman"/>
-          <w:sz w:val="28"/>
-          <w:szCs w:val="28"/>
-        </w:rPr>
-      </w:pPr>
-      <w:r>
-        <w:rPr>
-          <w:rFonts w:ascii="Times New Roman" w:hAnsi="Times New Roman" w:cs="Times New Roman"/>
-          <w:sz w:val="28"/>
-          <w:szCs w:val="28"/>
-        </w:rPr>
-        <w:t xml:space="preserve">2.4.2 </w:t>
-      </w:r>
-      <w:r>
-        <w:rPr>
-          <w:rFonts w:ascii="Times New Roman" w:hAnsi="Times New Roman" w:cs="Times New Roman"/>
-          <w:sz w:val="28"/>
-          <w:szCs w:val="28"/>
-        </w:rPr>
-        <w:t>Phương pháp phân tích – thiết kế hệ thống</w:t>
-      </w:r>
-    </w:p>
-    <w:p>
-      <w:pPr>
-        <w:spacing w:after="0" w:line="360" w:lineRule="auto"/>
-        <w:ind w:firstLine="720"/>
-        <w:rPr>
-          <w:rFonts w:ascii="Times New Roman" w:hAnsi="Times New Roman" w:cs="Times New Roman"/>
-          <w:sz w:val="28"/>
-          <w:szCs w:val="28"/>
-        </w:rPr>
-      </w:pPr>
-      <w:r>
-        <w:rPr>
-          <w:rFonts w:ascii="Times New Roman" w:hAnsi="Times New Roman" w:cs="Times New Roman"/>
-          <w:sz w:val="28"/>
-          <w:szCs w:val="28"/>
-        </w:rPr>
-        <w:t xml:space="preserve">2.4.3 </w:t>
-      </w:r>
-      <w:r>
-        <w:rPr>
-          <w:rFonts w:ascii="Times New Roman" w:hAnsi="Times New Roman" w:cs="Times New Roman"/>
-          <w:sz w:val="28"/>
-          <w:szCs w:val="28"/>
-        </w:rPr>
-        <w:t>Phương pháp lập trình và xây dựng hệ thống</w:t>
-      </w:r>
-    </w:p>
-    <w:p>
-      <w:pPr>
-        <w:spacing w:after="0" w:line="360" w:lineRule="auto"/>
-        <w:ind w:firstLine="720"/>
-        <w:rPr>
-          <w:rFonts w:ascii="Times New Roman" w:hAnsi="Times New Roman" w:cs="Times New Roman"/>
-          <w:sz w:val="28"/>
-          <w:szCs w:val="28"/>
-        </w:rPr>
-      </w:pPr>
-      <w:r>
-        <w:rPr>
-          <w:rFonts w:ascii="Times New Roman" w:hAnsi="Times New Roman" w:cs="Times New Roman"/>
-          <w:sz w:val="28"/>
-          <w:szCs w:val="28"/>
-        </w:rPr>
-        <w:t xml:space="preserve">2.4.4 </w:t>
-      </w:r>
-      <w:r>
-        <w:rPr>
-          <w:rFonts w:ascii="Times New Roman" w:hAnsi="Times New Roman" w:cs="Times New Roman"/>
-          <w:sz w:val="28"/>
-          <w:szCs w:val="28"/>
-        </w:rPr>
-        <w:t>Phương pháp kiểm thử</w:t>
-      </w:r>
     </w:p>
     <w:p>
       <w:pPr>
@@ -2650,6 +5097,345 @@
 <file path=word/numbering.xml><?xml version="1.0" encoding="utf-8"?>
 <w:numbering xmlns:wpc="http://schemas.microsoft.com/office/word/2010/wordprocessingCanvas" xmlns:mc="http://schemas.openxmlformats.org/markup-compatibility/2006" xmlns:o="urn:schemas-microsoft-com:office:office" xmlns:r="http://schemas.openxmlformats.org/officeDocument/2006/relationships" xmlns:m="http://schemas.openxmlformats.org/officeDocument/2006/math" xmlns:v="urn:schemas-microsoft-com:vml" xmlns:wp14="http://schemas.microsoft.com/office/word/2010/wordprocessingDrawing" xmlns:wp="http://schemas.openxmlformats.org/drawingml/2006/wordprocessingDrawing" xmlns:w10="urn:schemas-microsoft-com:office:word" xmlns:w="http://schemas.openxmlformats.org/wordprocessingml/2006/main" xmlns:w14="http://schemas.microsoft.com/office/word/2010/wordml" xmlns:w15="http://schemas.microsoft.com/office/word/2012/wordml" xmlns:wpg="http://schemas.microsoft.com/office/word/2010/wordprocessingGroup" xmlns:wpi="http://schemas.microsoft.com/office/word/2010/wordprocessingInk" xmlns:wne="http://schemas.microsoft.com/office/word/2006/wordml" xmlns:wps="http://schemas.microsoft.com/office/word/2010/wordprocessingShape" mc:Ignorable="w14 w15 wp14">
   <w:abstractNum w:abstractNumId="0" w15:restartNumberingAfterBreak="0">
+    <w:nsid w:val="00A73589"/>
+    <w:multiLevelType w:val="hybridMultilevel"/>
+    <w:tmpl w:val="184207C8"/>
+    <w:lvl w:ilvl="0" w:tplc="BA5833F6">
+      <w:start w:val="1"/>
+      <w:numFmt w:val="bullet"/>
+      <w:lvlText w:val="+"/>
+      <w:lvlJc w:val="left"/>
+      <w:pPr>
+        <w:ind w:left="1440" w:hanging="360"/>
+      </w:pPr>
+      <w:rPr>
+        <w:rFonts w:ascii="STXihei" w:eastAsia="STXihei" w:hAnsi="STXihei" w:hint="eastAsia"/>
+      </w:rPr>
+    </w:lvl>
+    <w:lvl w:ilvl="1" w:tplc="04090003" w:tentative="1">
+      <w:start w:val="1"/>
+      <w:numFmt w:val="bullet"/>
+      <w:lvlText w:val="o"/>
+      <w:lvlJc w:val="left"/>
+      <w:pPr>
+        <w:ind w:left="2160" w:hanging="360"/>
+      </w:pPr>
+      <w:rPr>
+        <w:rFonts w:ascii="Courier New" w:hAnsi="Courier New" w:cs="Courier New" w:hint="default"/>
+      </w:rPr>
+    </w:lvl>
+    <w:lvl w:ilvl="2" w:tplc="04090005" w:tentative="1">
+      <w:start w:val="1"/>
+      <w:numFmt w:val="bullet"/>
+      <w:lvlText w:val=""/>
+      <w:lvlJc w:val="left"/>
+      <w:pPr>
+        <w:ind w:left="2880" w:hanging="360"/>
+      </w:pPr>
+      <w:rPr>
+        <w:rFonts w:ascii="Wingdings" w:hAnsi="Wingdings" w:hint="default"/>
+      </w:rPr>
+    </w:lvl>
+    <w:lvl w:ilvl="3" w:tplc="04090001" w:tentative="1">
+      <w:start w:val="1"/>
+      <w:numFmt w:val="bullet"/>
+      <w:lvlText w:val=""/>
+      <w:lvlJc w:val="left"/>
+      <w:pPr>
+        <w:ind w:left="3600" w:hanging="360"/>
+      </w:pPr>
+      <w:rPr>
+        <w:rFonts w:ascii="Symbol" w:hAnsi="Symbol" w:hint="default"/>
+      </w:rPr>
+    </w:lvl>
+    <w:lvl w:ilvl="4" w:tplc="04090003" w:tentative="1">
+      <w:start w:val="1"/>
+      <w:numFmt w:val="bullet"/>
+      <w:lvlText w:val="o"/>
+      <w:lvlJc w:val="left"/>
+      <w:pPr>
+        <w:ind w:left="4320" w:hanging="360"/>
+      </w:pPr>
+      <w:rPr>
+        <w:rFonts w:ascii="Courier New" w:hAnsi="Courier New" w:cs="Courier New" w:hint="default"/>
+      </w:rPr>
+    </w:lvl>
+    <w:lvl w:ilvl="5" w:tplc="04090005" w:tentative="1">
+      <w:start w:val="1"/>
+      <w:numFmt w:val="bullet"/>
+      <w:lvlText w:val=""/>
+      <w:lvlJc w:val="left"/>
+      <w:pPr>
+        <w:ind w:left="5040" w:hanging="360"/>
+      </w:pPr>
+      <w:rPr>
+        <w:rFonts w:ascii="Wingdings" w:hAnsi="Wingdings" w:hint="default"/>
+      </w:rPr>
+    </w:lvl>
+    <w:lvl w:ilvl="6" w:tplc="04090001" w:tentative="1">
+      <w:start w:val="1"/>
+      <w:numFmt w:val="bullet"/>
+      <w:lvlText w:val=""/>
+      <w:lvlJc w:val="left"/>
+      <w:pPr>
+        <w:ind w:left="5760" w:hanging="360"/>
+      </w:pPr>
+      <w:rPr>
+        <w:rFonts w:ascii="Symbol" w:hAnsi="Symbol" w:hint="default"/>
+      </w:rPr>
+    </w:lvl>
+    <w:lvl w:ilvl="7" w:tplc="04090003" w:tentative="1">
+      <w:start w:val="1"/>
+      <w:numFmt w:val="bullet"/>
+      <w:lvlText w:val="o"/>
+      <w:lvlJc w:val="left"/>
+      <w:pPr>
+        <w:ind w:left="6480" w:hanging="360"/>
+      </w:pPr>
+      <w:rPr>
+        <w:rFonts w:ascii="Courier New" w:hAnsi="Courier New" w:cs="Courier New" w:hint="default"/>
+      </w:rPr>
+    </w:lvl>
+    <w:lvl w:ilvl="8" w:tplc="04090005" w:tentative="1">
+      <w:start w:val="1"/>
+      <w:numFmt w:val="bullet"/>
+      <w:lvlText w:val=""/>
+      <w:lvlJc w:val="left"/>
+      <w:pPr>
+        <w:ind w:left="7200" w:hanging="360"/>
+      </w:pPr>
+      <w:rPr>
+        <w:rFonts w:ascii="Wingdings" w:hAnsi="Wingdings" w:hint="default"/>
+      </w:rPr>
+    </w:lvl>
+  </w:abstractNum>
+  <w:abstractNum w:abstractNumId="1" w15:restartNumberingAfterBreak="0">
+    <w:nsid w:val="03190696"/>
+    <w:multiLevelType w:val="hybridMultilevel"/>
+    <w:tmpl w:val="D6F299D4"/>
+    <w:lvl w:ilvl="0" w:tplc="15584FE4">
+      <w:start w:val="1"/>
+      <w:numFmt w:val="bullet"/>
+      <w:lvlText w:val=""/>
+      <w:lvlJc w:val="left"/>
+      <w:pPr>
+        <w:ind w:left="1440" w:hanging="360"/>
+      </w:pPr>
+      <w:rPr>
+        <w:rFonts w:ascii="Symbol" w:hAnsi="Symbol" w:hint="default"/>
+      </w:rPr>
+    </w:lvl>
+    <w:lvl w:ilvl="1" w:tplc="04090003" w:tentative="1">
+      <w:start w:val="1"/>
+      <w:numFmt w:val="bullet"/>
+      <w:lvlText w:val="o"/>
+      <w:lvlJc w:val="left"/>
+      <w:pPr>
+        <w:ind w:left="2160" w:hanging="360"/>
+      </w:pPr>
+      <w:rPr>
+        <w:rFonts w:ascii="Courier New" w:hAnsi="Courier New" w:cs="Courier New" w:hint="default"/>
+      </w:rPr>
+    </w:lvl>
+    <w:lvl w:ilvl="2" w:tplc="04090005" w:tentative="1">
+      <w:start w:val="1"/>
+      <w:numFmt w:val="bullet"/>
+      <w:lvlText w:val=""/>
+      <w:lvlJc w:val="left"/>
+      <w:pPr>
+        <w:ind w:left="2880" w:hanging="360"/>
+      </w:pPr>
+      <w:rPr>
+        <w:rFonts w:ascii="Wingdings" w:hAnsi="Wingdings" w:hint="default"/>
+      </w:rPr>
+    </w:lvl>
+    <w:lvl w:ilvl="3" w:tplc="04090001" w:tentative="1">
+      <w:start w:val="1"/>
+      <w:numFmt w:val="bullet"/>
+      <w:lvlText w:val=""/>
+      <w:lvlJc w:val="left"/>
+      <w:pPr>
+        <w:ind w:left="3600" w:hanging="360"/>
+      </w:pPr>
+      <w:rPr>
+        <w:rFonts w:ascii="Symbol" w:hAnsi="Symbol" w:hint="default"/>
+      </w:rPr>
+    </w:lvl>
+    <w:lvl w:ilvl="4" w:tplc="04090003" w:tentative="1">
+      <w:start w:val="1"/>
+      <w:numFmt w:val="bullet"/>
+      <w:lvlText w:val="o"/>
+      <w:lvlJc w:val="left"/>
+      <w:pPr>
+        <w:ind w:left="4320" w:hanging="360"/>
+      </w:pPr>
+      <w:rPr>
+        <w:rFonts w:ascii="Courier New" w:hAnsi="Courier New" w:cs="Courier New" w:hint="default"/>
+      </w:rPr>
+    </w:lvl>
+    <w:lvl w:ilvl="5" w:tplc="04090005" w:tentative="1">
+      <w:start w:val="1"/>
+      <w:numFmt w:val="bullet"/>
+      <w:lvlText w:val=""/>
+      <w:lvlJc w:val="left"/>
+      <w:pPr>
+        <w:ind w:left="5040" w:hanging="360"/>
+      </w:pPr>
+      <w:rPr>
+        <w:rFonts w:ascii="Wingdings" w:hAnsi="Wingdings" w:hint="default"/>
+      </w:rPr>
+    </w:lvl>
+    <w:lvl w:ilvl="6" w:tplc="04090001" w:tentative="1">
+      <w:start w:val="1"/>
+      <w:numFmt w:val="bullet"/>
+      <w:lvlText w:val=""/>
+      <w:lvlJc w:val="left"/>
+      <w:pPr>
+        <w:ind w:left="5760" w:hanging="360"/>
+      </w:pPr>
+      <w:rPr>
+        <w:rFonts w:ascii="Symbol" w:hAnsi="Symbol" w:hint="default"/>
+      </w:rPr>
+    </w:lvl>
+    <w:lvl w:ilvl="7" w:tplc="04090003" w:tentative="1">
+      <w:start w:val="1"/>
+      <w:numFmt w:val="bullet"/>
+      <w:lvlText w:val="o"/>
+      <w:lvlJc w:val="left"/>
+      <w:pPr>
+        <w:ind w:left="6480" w:hanging="360"/>
+      </w:pPr>
+      <w:rPr>
+        <w:rFonts w:ascii="Courier New" w:hAnsi="Courier New" w:cs="Courier New" w:hint="default"/>
+      </w:rPr>
+    </w:lvl>
+    <w:lvl w:ilvl="8" w:tplc="04090005" w:tentative="1">
+      <w:start w:val="1"/>
+      <w:numFmt w:val="bullet"/>
+      <w:lvlText w:val=""/>
+      <w:lvlJc w:val="left"/>
+      <w:pPr>
+        <w:ind w:left="7200" w:hanging="360"/>
+      </w:pPr>
+      <w:rPr>
+        <w:rFonts w:ascii="Wingdings" w:hAnsi="Wingdings" w:hint="default"/>
+      </w:rPr>
+    </w:lvl>
+  </w:abstractNum>
+  <w:abstractNum w:abstractNumId="2" w15:restartNumberingAfterBreak="0">
+    <w:nsid w:val="0A4F3A3A"/>
+    <w:multiLevelType w:val="hybridMultilevel"/>
+    <w:tmpl w:val="267CDFA4"/>
+    <w:lvl w:ilvl="0" w:tplc="15584FE4">
+      <w:start w:val="1"/>
+      <w:numFmt w:val="bullet"/>
+      <w:lvlText w:val=""/>
+      <w:lvlJc w:val="left"/>
+      <w:pPr>
+        <w:ind w:left="1440" w:hanging="360"/>
+      </w:pPr>
+      <w:rPr>
+        <w:rFonts w:ascii="Symbol" w:hAnsi="Symbol" w:hint="default"/>
+      </w:rPr>
+    </w:lvl>
+    <w:lvl w:ilvl="1" w:tplc="04090003" w:tentative="1">
+      <w:start w:val="1"/>
+      <w:numFmt w:val="bullet"/>
+      <w:lvlText w:val="o"/>
+      <w:lvlJc w:val="left"/>
+      <w:pPr>
+        <w:ind w:left="2160" w:hanging="360"/>
+      </w:pPr>
+      <w:rPr>
+        <w:rFonts w:ascii="Courier New" w:hAnsi="Courier New" w:cs="Courier New" w:hint="default"/>
+      </w:rPr>
+    </w:lvl>
+    <w:lvl w:ilvl="2" w:tplc="04090005" w:tentative="1">
+      <w:start w:val="1"/>
+      <w:numFmt w:val="bullet"/>
+      <w:lvlText w:val=""/>
+      <w:lvlJc w:val="left"/>
+      <w:pPr>
+        <w:ind w:left="2880" w:hanging="360"/>
+      </w:pPr>
+      <w:rPr>
+        <w:rFonts w:ascii="Wingdings" w:hAnsi="Wingdings" w:hint="default"/>
+      </w:rPr>
+    </w:lvl>
+    <w:lvl w:ilvl="3" w:tplc="04090001" w:tentative="1">
+      <w:start w:val="1"/>
+      <w:numFmt w:val="bullet"/>
+      <w:lvlText w:val=""/>
+      <w:lvlJc w:val="left"/>
+      <w:pPr>
+        <w:ind w:left="3600" w:hanging="360"/>
+      </w:pPr>
+      <w:rPr>
+        <w:rFonts w:ascii="Symbol" w:hAnsi="Symbol" w:hint="default"/>
+      </w:rPr>
+    </w:lvl>
+    <w:lvl w:ilvl="4" w:tplc="04090003" w:tentative="1">
+      <w:start w:val="1"/>
+      <w:numFmt w:val="bullet"/>
+      <w:lvlText w:val="o"/>
+      <w:lvlJc w:val="left"/>
+      <w:pPr>
+        <w:ind w:left="4320" w:hanging="360"/>
+      </w:pPr>
+      <w:rPr>
+        <w:rFonts w:ascii="Courier New" w:hAnsi="Courier New" w:cs="Courier New" w:hint="default"/>
+      </w:rPr>
+    </w:lvl>
+    <w:lvl w:ilvl="5" w:tplc="04090005" w:tentative="1">
+      <w:start w:val="1"/>
+      <w:numFmt w:val="bullet"/>
+      <w:lvlText w:val=""/>
+      <w:lvlJc w:val="left"/>
+      <w:pPr>
+        <w:ind w:left="5040" w:hanging="360"/>
+      </w:pPr>
+      <w:rPr>
+        <w:rFonts w:ascii="Wingdings" w:hAnsi="Wingdings" w:hint="default"/>
+      </w:rPr>
+    </w:lvl>
+    <w:lvl w:ilvl="6" w:tplc="04090001" w:tentative="1">
+      <w:start w:val="1"/>
+      <w:numFmt w:val="bullet"/>
+      <w:lvlText w:val=""/>
+      <w:lvlJc w:val="left"/>
+      <w:pPr>
+        <w:ind w:left="5760" w:hanging="360"/>
+      </w:pPr>
+      <w:rPr>
+        <w:rFonts w:ascii="Symbol" w:hAnsi="Symbol" w:hint="default"/>
+      </w:rPr>
+    </w:lvl>
+    <w:lvl w:ilvl="7" w:tplc="04090003" w:tentative="1">
+      <w:start w:val="1"/>
+      <w:numFmt w:val="bullet"/>
+      <w:lvlText w:val="o"/>
+      <w:lvlJc w:val="left"/>
+      <w:pPr>
+        <w:ind w:left="6480" w:hanging="360"/>
+      </w:pPr>
+      <w:rPr>
+        <w:rFonts w:ascii="Courier New" w:hAnsi="Courier New" w:cs="Courier New" w:hint="default"/>
+      </w:rPr>
+    </w:lvl>
+    <w:lvl w:ilvl="8" w:tplc="04090005" w:tentative="1">
+      <w:start w:val="1"/>
+      <w:numFmt w:val="bullet"/>
+      <w:lvlText w:val=""/>
+      <w:lvlJc w:val="left"/>
+      <w:pPr>
+        <w:ind w:left="7200" w:hanging="360"/>
+      </w:pPr>
+      <w:rPr>
+        <w:rFonts w:ascii="Wingdings" w:hAnsi="Wingdings" w:hint="default"/>
+      </w:rPr>
+    </w:lvl>
+  </w:abstractNum>
+  <w:abstractNum w:abstractNumId="3" w15:restartNumberingAfterBreak="0">
     <w:nsid w:val="0B586C9E"/>
     <w:multiLevelType w:val="hybridMultilevel"/>
     <w:tmpl w:val="5574D924"/>
@@ -2762,7 +5548,120 @@
       </w:rPr>
     </w:lvl>
   </w:abstractNum>
-  <w:abstractNum w:abstractNumId="1" w15:restartNumberingAfterBreak="0">
+  <w:abstractNum w:abstractNumId="4" w15:restartNumberingAfterBreak="0">
+    <w:nsid w:val="0F766515"/>
+    <w:multiLevelType w:val="hybridMultilevel"/>
+    <w:tmpl w:val="4FCCAA5C"/>
+    <w:lvl w:ilvl="0" w:tplc="15584FE4">
+      <w:start w:val="1"/>
+      <w:numFmt w:val="bullet"/>
+      <w:lvlText w:val=""/>
+      <w:lvlJc w:val="left"/>
+      <w:pPr>
+        <w:ind w:left="1440" w:hanging="360"/>
+      </w:pPr>
+      <w:rPr>
+        <w:rFonts w:ascii="Symbol" w:hAnsi="Symbol" w:hint="default"/>
+      </w:rPr>
+    </w:lvl>
+    <w:lvl w:ilvl="1" w:tplc="04090003" w:tentative="1">
+      <w:start w:val="1"/>
+      <w:numFmt w:val="bullet"/>
+      <w:lvlText w:val="o"/>
+      <w:lvlJc w:val="left"/>
+      <w:pPr>
+        <w:ind w:left="2160" w:hanging="360"/>
+      </w:pPr>
+      <w:rPr>
+        <w:rFonts w:ascii="Courier New" w:hAnsi="Courier New" w:cs="Courier New" w:hint="default"/>
+      </w:rPr>
+    </w:lvl>
+    <w:lvl w:ilvl="2" w:tplc="04090005" w:tentative="1">
+      <w:start w:val="1"/>
+      <w:numFmt w:val="bullet"/>
+      <w:lvlText w:val=""/>
+      <w:lvlJc w:val="left"/>
+      <w:pPr>
+        <w:ind w:left="2880" w:hanging="360"/>
+      </w:pPr>
+      <w:rPr>
+        <w:rFonts w:ascii="Wingdings" w:hAnsi="Wingdings" w:hint="default"/>
+      </w:rPr>
+    </w:lvl>
+    <w:lvl w:ilvl="3" w:tplc="04090001" w:tentative="1">
+      <w:start w:val="1"/>
+      <w:numFmt w:val="bullet"/>
+      <w:lvlText w:val=""/>
+      <w:lvlJc w:val="left"/>
+      <w:pPr>
+        <w:ind w:left="3600" w:hanging="360"/>
+      </w:pPr>
+      <w:rPr>
+        <w:rFonts w:ascii="Symbol" w:hAnsi="Symbol" w:hint="default"/>
+      </w:rPr>
+    </w:lvl>
+    <w:lvl w:ilvl="4" w:tplc="04090003" w:tentative="1">
+      <w:start w:val="1"/>
+      <w:numFmt w:val="bullet"/>
+      <w:lvlText w:val="o"/>
+      <w:lvlJc w:val="left"/>
+      <w:pPr>
+        <w:ind w:left="4320" w:hanging="360"/>
+      </w:pPr>
+      <w:rPr>
+        <w:rFonts w:ascii="Courier New" w:hAnsi="Courier New" w:cs="Courier New" w:hint="default"/>
+      </w:rPr>
+    </w:lvl>
+    <w:lvl w:ilvl="5" w:tplc="04090005" w:tentative="1">
+      <w:start w:val="1"/>
+      <w:numFmt w:val="bullet"/>
+      <w:lvlText w:val=""/>
+      <w:lvlJc w:val="left"/>
+      <w:pPr>
+        <w:ind w:left="5040" w:hanging="360"/>
+      </w:pPr>
+      <w:rPr>
+        <w:rFonts w:ascii="Wingdings" w:hAnsi="Wingdings" w:hint="default"/>
+      </w:rPr>
+    </w:lvl>
+    <w:lvl w:ilvl="6" w:tplc="04090001" w:tentative="1">
+      <w:start w:val="1"/>
+      <w:numFmt w:val="bullet"/>
+      <w:lvlText w:val=""/>
+      <w:lvlJc w:val="left"/>
+      <w:pPr>
+        <w:ind w:left="5760" w:hanging="360"/>
+      </w:pPr>
+      <w:rPr>
+        <w:rFonts w:ascii="Symbol" w:hAnsi="Symbol" w:hint="default"/>
+      </w:rPr>
+    </w:lvl>
+    <w:lvl w:ilvl="7" w:tplc="04090003" w:tentative="1">
+      <w:start w:val="1"/>
+      <w:numFmt w:val="bullet"/>
+      <w:lvlText w:val="o"/>
+      <w:lvlJc w:val="left"/>
+      <w:pPr>
+        <w:ind w:left="6480" w:hanging="360"/>
+      </w:pPr>
+      <w:rPr>
+        <w:rFonts w:ascii="Courier New" w:hAnsi="Courier New" w:cs="Courier New" w:hint="default"/>
+      </w:rPr>
+    </w:lvl>
+    <w:lvl w:ilvl="8" w:tplc="04090005" w:tentative="1">
+      <w:start w:val="1"/>
+      <w:numFmt w:val="bullet"/>
+      <w:lvlText w:val=""/>
+      <w:lvlJc w:val="left"/>
+      <w:pPr>
+        <w:ind w:left="7200" w:hanging="360"/>
+      </w:pPr>
+      <w:rPr>
+        <w:rFonts w:ascii="Wingdings" w:hAnsi="Wingdings" w:hint="default"/>
+      </w:rPr>
+    </w:lvl>
+  </w:abstractNum>
+  <w:abstractNum w:abstractNumId="5" w15:restartNumberingAfterBreak="0">
     <w:nsid w:val="0FE60CA2"/>
     <w:multiLevelType w:val="hybridMultilevel"/>
     <w:tmpl w:val="BC660BEA"/>
@@ -2875,7 +5774,7 @@
       </w:rPr>
     </w:lvl>
   </w:abstractNum>
-  <w:abstractNum w:abstractNumId="2" w15:restartNumberingAfterBreak="0">
+  <w:abstractNum w:abstractNumId="6" w15:restartNumberingAfterBreak="0">
     <w:nsid w:val="193F489F"/>
     <w:multiLevelType w:val="multilevel"/>
     <w:tmpl w:val="A2DA0220"/>
@@ -3054,7 +5953,322 @@
       </w:rPr>
     </w:lvl>
   </w:abstractNum>
-  <w:abstractNum w:abstractNumId="3" w15:restartNumberingAfterBreak="0">
+  <w:abstractNum w:abstractNumId="7" w15:restartNumberingAfterBreak="0">
+    <w:nsid w:val="1BED7E4C"/>
+    <w:multiLevelType w:val="hybridMultilevel"/>
+    <w:tmpl w:val="F1D88138"/>
+    <w:lvl w:ilvl="0" w:tplc="15584FE4">
+      <w:start w:val="1"/>
+      <w:numFmt w:val="bullet"/>
+      <w:lvlText w:val=""/>
+      <w:lvlJc w:val="left"/>
+      <w:pPr>
+        <w:ind w:left="1440" w:hanging="360"/>
+      </w:pPr>
+      <w:rPr>
+        <w:rFonts w:ascii="Symbol" w:hAnsi="Symbol" w:hint="default"/>
+      </w:rPr>
+    </w:lvl>
+    <w:lvl w:ilvl="1" w:tplc="04090003" w:tentative="1">
+      <w:start w:val="1"/>
+      <w:numFmt w:val="bullet"/>
+      <w:lvlText w:val="o"/>
+      <w:lvlJc w:val="left"/>
+      <w:pPr>
+        <w:ind w:left="2160" w:hanging="360"/>
+      </w:pPr>
+      <w:rPr>
+        <w:rFonts w:ascii="Courier New" w:hAnsi="Courier New" w:cs="Courier New" w:hint="default"/>
+      </w:rPr>
+    </w:lvl>
+    <w:lvl w:ilvl="2" w:tplc="04090005" w:tentative="1">
+      <w:start w:val="1"/>
+      <w:numFmt w:val="bullet"/>
+      <w:lvlText w:val=""/>
+      <w:lvlJc w:val="left"/>
+      <w:pPr>
+        <w:ind w:left="2880" w:hanging="360"/>
+      </w:pPr>
+      <w:rPr>
+        <w:rFonts w:ascii="Wingdings" w:hAnsi="Wingdings" w:hint="default"/>
+      </w:rPr>
+    </w:lvl>
+    <w:lvl w:ilvl="3" w:tplc="04090001" w:tentative="1">
+      <w:start w:val="1"/>
+      <w:numFmt w:val="bullet"/>
+      <w:lvlText w:val=""/>
+      <w:lvlJc w:val="left"/>
+      <w:pPr>
+        <w:ind w:left="3600" w:hanging="360"/>
+      </w:pPr>
+      <w:rPr>
+        <w:rFonts w:ascii="Symbol" w:hAnsi="Symbol" w:hint="default"/>
+      </w:rPr>
+    </w:lvl>
+    <w:lvl w:ilvl="4" w:tplc="04090003" w:tentative="1">
+      <w:start w:val="1"/>
+      <w:numFmt w:val="bullet"/>
+      <w:lvlText w:val="o"/>
+      <w:lvlJc w:val="left"/>
+      <w:pPr>
+        <w:ind w:left="4320" w:hanging="360"/>
+      </w:pPr>
+      <w:rPr>
+        <w:rFonts w:ascii="Courier New" w:hAnsi="Courier New" w:cs="Courier New" w:hint="default"/>
+      </w:rPr>
+    </w:lvl>
+    <w:lvl w:ilvl="5" w:tplc="04090005" w:tentative="1">
+      <w:start w:val="1"/>
+      <w:numFmt w:val="bullet"/>
+      <w:lvlText w:val=""/>
+      <w:lvlJc w:val="left"/>
+      <w:pPr>
+        <w:ind w:left="5040" w:hanging="360"/>
+      </w:pPr>
+      <w:rPr>
+        <w:rFonts w:ascii="Wingdings" w:hAnsi="Wingdings" w:hint="default"/>
+      </w:rPr>
+    </w:lvl>
+    <w:lvl w:ilvl="6" w:tplc="04090001" w:tentative="1">
+      <w:start w:val="1"/>
+      <w:numFmt w:val="bullet"/>
+      <w:lvlText w:val=""/>
+      <w:lvlJc w:val="left"/>
+      <w:pPr>
+        <w:ind w:left="5760" w:hanging="360"/>
+      </w:pPr>
+      <w:rPr>
+        <w:rFonts w:ascii="Symbol" w:hAnsi="Symbol" w:hint="default"/>
+      </w:rPr>
+    </w:lvl>
+    <w:lvl w:ilvl="7" w:tplc="04090003" w:tentative="1">
+      <w:start w:val="1"/>
+      <w:numFmt w:val="bullet"/>
+      <w:lvlText w:val="o"/>
+      <w:lvlJc w:val="left"/>
+      <w:pPr>
+        <w:ind w:left="6480" w:hanging="360"/>
+      </w:pPr>
+      <w:rPr>
+        <w:rFonts w:ascii="Courier New" w:hAnsi="Courier New" w:cs="Courier New" w:hint="default"/>
+      </w:rPr>
+    </w:lvl>
+    <w:lvl w:ilvl="8" w:tplc="04090005" w:tentative="1">
+      <w:start w:val="1"/>
+      <w:numFmt w:val="bullet"/>
+      <w:lvlText w:val=""/>
+      <w:lvlJc w:val="left"/>
+      <w:pPr>
+        <w:ind w:left="7200" w:hanging="360"/>
+      </w:pPr>
+      <w:rPr>
+        <w:rFonts w:ascii="Wingdings" w:hAnsi="Wingdings" w:hint="default"/>
+      </w:rPr>
+    </w:lvl>
+  </w:abstractNum>
+  <w:abstractNum w:abstractNumId="8" w15:restartNumberingAfterBreak="0">
+    <w:nsid w:val="28D05D2A"/>
+    <w:multiLevelType w:val="hybridMultilevel"/>
+    <w:tmpl w:val="E0C0E066"/>
+    <w:lvl w:ilvl="0" w:tplc="BA5833F6">
+      <w:start w:val="1"/>
+      <w:numFmt w:val="bullet"/>
+      <w:lvlText w:val="+"/>
+      <w:lvlJc w:val="left"/>
+      <w:pPr>
+        <w:ind w:left="1440" w:hanging="360"/>
+      </w:pPr>
+      <w:rPr>
+        <w:rFonts w:ascii="STXihei" w:eastAsia="STXihei" w:hAnsi="STXihei" w:hint="eastAsia"/>
+      </w:rPr>
+    </w:lvl>
+    <w:lvl w:ilvl="1" w:tplc="04090003" w:tentative="1">
+      <w:start w:val="1"/>
+      <w:numFmt w:val="bullet"/>
+      <w:lvlText w:val="o"/>
+      <w:lvlJc w:val="left"/>
+      <w:pPr>
+        <w:ind w:left="2160" w:hanging="360"/>
+      </w:pPr>
+      <w:rPr>
+        <w:rFonts w:ascii="Courier New" w:hAnsi="Courier New" w:cs="Courier New" w:hint="default"/>
+      </w:rPr>
+    </w:lvl>
+    <w:lvl w:ilvl="2" w:tplc="04090005" w:tentative="1">
+      <w:start w:val="1"/>
+      <w:numFmt w:val="bullet"/>
+      <w:lvlText w:val=""/>
+      <w:lvlJc w:val="left"/>
+      <w:pPr>
+        <w:ind w:left="2880" w:hanging="360"/>
+      </w:pPr>
+      <w:rPr>
+        <w:rFonts w:ascii="Wingdings" w:hAnsi="Wingdings" w:hint="default"/>
+      </w:rPr>
+    </w:lvl>
+    <w:lvl w:ilvl="3" w:tplc="04090001" w:tentative="1">
+      <w:start w:val="1"/>
+      <w:numFmt w:val="bullet"/>
+      <w:lvlText w:val=""/>
+      <w:lvlJc w:val="left"/>
+      <w:pPr>
+        <w:ind w:left="3600" w:hanging="360"/>
+      </w:pPr>
+      <w:rPr>
+        <w:rFonts w:ascii="Symbol" w:hAnsi="Symbol" w:hint="default"/>
+      </w:rPr>
+    </w:lvl>
+    <w:lvl w:ilvl="4" w:tplc="04090003" w:tentative="1">
+      <w:start w:val="1"/>
+      <w:numFmt w:val="bullet"/>
+      <w:lvlText w:val="o"/>
+      <w:lvlJc w:val="left"/>
+      <w:pPr>
+        <w:ind w:left="4320" w:hanging="360"/>
+      </w:pPr>
+      <w:rPr>
+        <w:rFonts w:ascii="Courier New" w:hAnsi="Courier New" w:cs="Courier New" w:hint="default"/>
+      </w:rPr>
+    </w:lvl>
+    <w:lvl w:ilvl="5" w:tplc="04090005" w:tentative="1">
+      <w:start w:val="1"/>
+      <w:numFmt w:val="bullet"/>
+      <w:lvlText w:val=""/>
+      <w:lvlJc w:val="left"/>
+      <w:pPr>
+        <w:ind w:left="5040" w:hanging="360"/>
+      </w:pPr>
+      <w:rPr>
+        <w:rFonts w:ascii="Wingdings" w:hAnsi="Wingdings" w:hint="default"/>
+      </w:rPr>
+    </w:lvl>
+    <w:lvl w:ilvl="6" w:tplc="04090001" w:tentative="1">
+      <w:start w:val="1"/>
+      <w:numFmt w:val="bullet"/>
+      <w:lvlText w:val=""/>
+      <w:lvlJc w:val="left"/>
+      <w:pPr>
+        <w:ind w:left="5760" w:hanging="360"/>
+      </w:pPr>
+      <w:rPr>
+        <w:rFonts w:ascii="Symbol" w:hAnsi="Symbol" w:hint="default"/>
+      </w:rPr>
+    </w:lvl>
+    <w:lvl w:ilvl="7" w:tplc="04090003" w:tentative="1">
+      <w:start w:val="1"/>
+      <w:numFmt w:val="bullet"/>
+      <w:lvlText w:val="o"/>
+      <w:lvlJc w:val="left"/>
+      <w:pPr>
+        <w:ind w:left="6480" w:hanging="360"/>
+      </w:pPr>
+      <w:rPr>
+        <w:rFonts w:ascii="Courier New" w:hAnsi="Courier New" w:cs="Courier New" w:hint="default"/>
+      </w:rPr>
+    </w:lvl>
+    <w:lvl w:ilvl="8" w:tplc="04090005" w:tentative="1">
+      <w:start w:val="1"/>
+      <w:numFmt w:val="bullet"/>
+      <w:lvlText w:val=""/>
+      <w:lvlJc w:val="left"/>
+      <w:pPr>
+        <w:ind w:left="7200" w:hanging="360"/>
+      </w:pPr>
+      <w:rPr>
+        <w:rFonts w:ascii="Wingdings" w:hAnsi="Wingdings" w:hint="default"/>
+      </w:rPr>
+    </w:lvl>
+  </w:abstractNum>
+  <w:abstractNum w:abstractNumId="9" w15:restartNumberingAfterBreak="0">
+    <w:nsid w:val="36AC14ED"/>
+    <w:multiLevelType w:val="hybridMultilevel"/>
+    <w:tmpl w:val="534CE7F8"/>
+    <w:lvl w:ilvl="0" w:tplc="ED26573E">
+      <w:start w:val="1"/>
+      <w:numFmt w:val="lowerLetter"/>
+      <w:lvlText w:val="%1."/>
+      <w:lvlJc w:val="left"/>
+      <w:pPr>
+        <w:ind w:left="1080" w:hanging="360"/>
+      </w:pPr>
+      <w:rPr>
+        <w:rFonts w:hint="default"/>
+      </w:rPr>
+    </w:lvl>
+    <w:lvl w:ilvl="1" w:tplc="04090019" w:tentative="1">
+      <w:start w:val="1"/>
+      <w:numFmt w:val="lowerLetter"/>
+      <w:lvlText w:val="%2."/>
+      <w:lvlJc w:val="left"/>
+      <w:pPr>
+        <w:ind w:left="1800" w:hanging="360"/>
+      </w:pPr>
+    </w:lvl>
+    <w:lvl w:ilvl="2" w:tplc="0409001B" w:tentative="1">
+      <w:start w:val="1"/>
+      <w:numFmt w:val="lowerRoman"/>
+      <w:lvlText w:val="%3."/>
+      <w:lvlJc w:val="right"/>
+      <w:pPr>
+        <w:ind w:left="2520" w:hanging="180"/>
+      </w:pPr>
+    </w:lvl>
+    <w:lvl w:ilvl="3" w:tplc="0409000F" w:tentative="1">
+      <w:start w:val="1"/>
+      <w:numFmt w:val="decimal"/>
+      <w:lvlText w:val="%4."/>
+      <w:lvlJc w:val="left"/>
+      <w:pPr>
+        <w:ind w:left="3240" w:hanging="360"/>
+      </w:pPr>
+    </w:lvl>
+    <w:lvl w:ilvl="4" w:tplc="04090019" w:tentative="1">
+      <w:start w:val="1"/>
+      <w:numFmt w:val="lowerLetter"/>
+      <w:lvlText w:val="%5."/>
+      <w:lvlJc w:val="left"/>
+      <w:pPr>
+        <w:ind w:left="3960" w:hanging="360"/>
+      </w:pPr>
+    </w:lvl>
+    <w:lvl w:ilvl="5" w:tplc="0409001B" w:tentative="1">
+      <w:start w:val="1"/>
+      <w:numFmt w:val="lowerRoman"/>
+      <w:lvlText w:val="%6."/>
+      <w:lvlJc w:val="right"/>
+      <w:pPr>
+        <w:ind w:left="4680" w:hanging="180"/>
+      </w:pPr>
+    </w:lvl>
+    <w:lvl w:ilvl="6" w:tplc="0409000F" w:tentative="1">
+      <w:start w:val="1"/>
+      <w:numFmt w:val="decimal"/>
+      <w:lvlText w:val="%7."/>
+      <w:lvlJc w:val="left"/>
+      <w:pPr>
+        <w:ind w:left="5400" w:hanging="360"/>
+      </w:pPr>
+    </w:lvl>
+    <w:lvl w:ilvl="7" w:tplc="04090019" w:tentative="1">
+      <w:start w:val="1"/>
+      <w:numFmt w:val="lowerLetter"/>
+      <w:lvlText w:val="%8."/>
+      <w:lvlJc w:val="left"/>
+      <w:pPr>
+        <w:ind w:left="6120" w:hanging="360"/>
+      </w:pPr>
+    </w:lvl>
+    <w:lvl w:ilvl="8" w:tplc="0409001B" w:tentative="1">
+      <w:start w:val="1"/>
+      <w:numFmt w:val="lowerRoman"/>
+      <w:lvlText w:val="%9."/>
+      <w:lvlJc w:val="right"/>
+      <w:pPr>
+        <w:ind w:left="6840" w:hanging="180"/>
+      </w:pPr>
+    </w:lvl>
+  </w:abstractNum>
+  <w:abstractNum w:abstractNumId="10" w15:restartNumberingAfterBreak="0">
     <w:nsid w:val="40762C15"/>
     <w:multiLevelType w:val="hybridMultilevel"/>
     <w:tmpl w:val="C49AF05C"/>
@@ -3167,7 +6381,7 @@
       </w:rPr>
     </w:lvl>
   </w:abstractNum>
-  <w:abstractNum w:abstractNumId="4" w15:restartNumberingAfterBreak="0">
+  <w:abstractNum w:abstractNumId="11" w15:restartNumberingAfterBreak="0">
     <w:nsid w:val="40E008B2"/>
     <w:multiLevelType w:val="hybridMultilevel"/>
     <w:tmpl w:val="EB14EFFC"/>
@@ -3256,7 +6470,346 @@
       </w:pPr>
     </w:lvl>
   </w:abstractNum>
-  <w:abstractNum w:abstractNumId="5" w15:restartNumberingAfterBreak="0">
+  <w:abstractNum w:abstractNumId="12" w15:restartNumberingAfterBreak="0">
+    <w:nsid w:val="43206FBA"/>
+    <w:multiLevelType w:val="hybridMultilevel"/>
+    <w:tmpl w:val="E1704A26"/>
+    <w:lvl w:ilvl="0" w:tplc="15584FE4">
+      <w:start w:val="1"/>
+      <w:numFmt w:val="bullet"/>
+      <w:lvlText w:val=""/>
+      <w:lvlJc w:val="left"/>
+      <w:pPr>
+        <w:ind w:left="1440" w:hanging="360"/>
+      </w:pPr>
+      <w:rPr>
+        <w:rFonts w:ascii="Symbol" w:hAnsi="Symbol" w:hint="default"/>
+      </w:rPr>
+    </w:lvl>
+    <w:lvl w:ilvl="1" w:tplc="04090003" w:tentative="1">
+      <w:start w:val="1"/>
+      <w:numFmt w:val="bullet"/>
+      <w:lvlText w:val="o"/>
+      <w:lvlJc w:val="left"/>
+      <w:pPr>
+        <w:ind w:left="2160" w:hanging="360"/>
+      </w:pPr>
+      <w:rPr>
+        <w:rFonts w:ascii="Courier New" w:hAnsi="Courier New" w:cs="Courier New" w:hint="default"/>
+      </w:rPr>
+    </w:lvl>
+    <w:lvl w:ilvl="2" w:tplc="04090005" w:tentative="1">
+      <w:start w:val="1"/>
+      <w:numFmt w:val="bullet"/>
+      <w:lvlText w:val=""/>
+      <w:lvlJc w:val="left"/>
+      <w:pPr>
+        <w:ind w:left="2880" w:hanging="360"/>
+      </w:pPr>
+      <w:rPr>
+        <w:rFonts w:ascii="Wingdings" w:hAnsi="Wingdings" w:hint="default"/>
+      </w:rPr>
+    </w:lvl>
+    <w:lvl w:ilvl="3" w:tplc="04090001" w:tentative="1">
+      <w:start w:val="1"/>
+      <w:numFmt w:val="bullet"/>
+      <w:lvlText w:val=""/>
+      <w:lvlJc w:val="left"/>
+      <w:pPr>
+        <w:ind w:left="3600" w:hanging="360"/>
+      </w:pPr>
+      <w:rPr>
+        <w:rFonts w:ascii="Symbol" w:hAnsi="Symbol" w:hint="default"/>
+      </w:rPr>
+    </w:lvl>
+    <w:lvl w:ilvl="4" w:tplc="04090003" w:tentative="1">
+      <w:start w:val="1"/>
+      <w:numFmt w:val="bullet"/>
+      <w:lvlText w:val="o"/>
+      <w:lvlJc w:val="left"/>
+      <w:pPr>
+        <w:ind w:left="4320" w:hanging="360"/>
+      </w:pPr>
+      <w:rPr>
+        <w:rFonts w:ascii="Courier New" w:hAnsi="Courier New" w:cs="Courier New" w:hint="default"/>
+      </w:rPr>
+    </w:lvl>
+    <w:lvl w:ilvl="5" w:tplc="04090005" w:tentative="1">
+      <w:start w:val="1"/>
+      <w:numFmt w:val="bullet"/>
+      <w:lvlText w:val=""/>
+      <w:lvlJc w:val="left"/>
+      <w:pPr>
+        <w:ind w:left="5040" w:hanging="360"/>
+      </w:pPr>
+      <w:rPr>
+        <w:rFonts w:ascii="Wingdings" w:hAnsi="Wingdings" w:hint="default"/>
+      </w:rPr>
+    </w:lvl>
+    <w:lvl w:ilvl="6" w:tplc="04090001" w:tentative="1">
+      <w:start w:val="1"/>
+      <w:numFmt w:val="bullet"/>
+      <w:lvlText w:val=""/>
+      <w:lvlJc w:val="left"/>
+      <w:pPr>
+        <w:ind w:left="5760" w:hanging="360"/>
+      </w:pPr>
+      <w:rPr>
+        <w:rFonts w:ascii="Symbol" w:hAnsi="Symbol" w:hint="default"/>
+      </w:rPr>
+    </w:lvl>
+    <w:lvl w:ilvl="7" w:tplc="04090003" w:tentative="1">
+      <w:start w:val="1"/>
+      <w:numFmt w:val="bullet"/>
+      <w:lvlText w:val="o"/>
+      <w:lvlJc w:val="left"/>
+      <w:pPr>
+        <w:ind w:left="6480" w:hanging="360"/>
+      </w:pPr>
+      <w:rPr>
+        <w:rFonts w:ascii="Courier New" w:hAnsi="Courier New" w:cs="Courier New" w:hint="default"/>
+      </w:rPr>
+    </w:lvl>
+    <w:lvl w:ilvl="8" w:tplc="04090005" w:tentative="1">
+      <w:start w:val="1"/>
+      <w:numFmt w:val="bullet"/>
+      <w:lvlText w:val=""/>
+      <w:lvlJc w:val="left"/>
+      <w:pPr>
+        <w:ind w:left="7200" w:hanging="360"/>
+      </w:pPr>
+      <w:rPr>
+        <w:rFonts w:ascii="Wingdings" w:hAnsi="Wingdings" w:hint="default"/>
+      </w:rPr>
+    </w:lvl>
+  </w:abstractNum>
+  <w:abstractNum w:abstractNumId="13" w15:restartNumberingAfterBreak="0">
+    <w:nsid w:val="4842554B"/>
+    <w:multiLevelType w:val="hybridMultilevel"/>
+    <w:tmpl w:val="D372487A"/>
+    <w:lvl w:ilvl="0" w:tplc="15584FE4">
+      <w:start w:val="1"/>
+      <w:numFmt w:val="bullet"/>
+      <w:lvlText w:val=""/>
+      <w:lvlJc w:val="left"/>
+      <w:pPr>
+        <w:ind w:left="1440" w:hanging="360"/>
+      </w:pPr>
+      <w:rPr>
+        <w:rFonts w:ascii="Symbol" w:hAnsi="Symbol" w:hint="default"/>
+      </w:rPr>
+    </w:lvl>
+    <w:lvl w:ilvl="1" w:tplc="04090003" w:tentative="1">
+      <w:start w:val="1"/>
+      <w:numFmt w:val="bullet"/>
+      <w:lvlText w:val="o"/>
+      <w:lvlJc w:val="left"/>
+      <w:pPr>
+        <w:ind w:left="2160" w:hanging="360"/>
+      </w:pPr>
+      <w:rPr>
+        <w:rFonts w:ascii="Courier New" w:hAnsi="Courier New" w:cs="Courier New" w:hint="default"/>
+      </w:rPr>
+    </w:lvl>
+    <w:lvl w:ilvl="2" w:tplc="04090005" w:tentative="1">
+      <w:start w:val="1"/>
+      <w:numFmt w:val="bullet"/>
+      <w:lvlText w:val=""/>
+      <w:lvlJc w:val="left"/>
+      <w:pPr>
+        <w:ind w:left="2880" w:hanging="360"/>
+      </w:pPr>
+      <w:rPr>
+        <w:rFonts w:ascii="Wingdings" w:hAnsi="Wingdings" w:hint="default"/>
+      </w:rPr>
+    </w:lvl>
+    <w:lvl w:ilvl="3" w:tplc="04090001" w:tentative="1">
+      <w:start w:val="1"/>
+      <w:numFmt w:val="bullet"/>
+      <w:lvlText w:val=""/>
+      <w:lvlJc w:val="left"/>
+      <w:pPr>
+        <w:ind w:left="3600" w:hanging="360"/>
+      </w:pPr>
+      <w:rPr>
+        <w:rFonts w:ascii="Symbol" w:hAnsi="Symbol" w:hint="default"/>
+      </w:rPr>
+    </w:lvl>
+    <w:lvl w:ilvl="4" w:tplc="04090003" w:tentative="1">
+      <w:start w:val="1"/>
+      <w:numFmt w:val="bullet"/>
+      <w:lvlText w:val="o"/>
+      <w:lvlJc w:val="left"/>
+      <w:pPr>
+        <w:ind w:left="4320" w:hanging="360"/>
+      </w:pPr>
+      <w:rPr>
+        <w:rFonts w:ascii="Courier New" w:hAnsi="Courier New" w:cs="Courier New" w:hint="default"/>
+      </w:rPr>
+    </w:lvl>
+    <w:lvl w:ilvl="5" w:tplc="04090005" w:tentative="1">
+      <w:start w:val="1"/>
+      <w:numFmt w:val="bullet"/>
+      <w:lvlText w:val=""/>
+      <w:lvlJc w:val="left"/>
+      <w:pPr>
+        <w:ind w:left="5040" w:hanging="360"/>
+      </w:pPr>
+      <w:rPr>
+        <w:rFonts w:ascii="Wingdings" w:hAnsi="Wingdings" w:hint="default"/>
+      </w:rPr>
+    </w:lvl>
+    <w:lvl w:ilvl="6" w:tplc="04090001" w:tentative="1">
+      <w:start w:val="1"/>
+      <w:numFmt w:val="bullet"/>
+      <w:lvlText w:val=""/>
+      <w:lvlJc w:val="left"/>
+      <w:pPr>
+        <w:ind w:left="5760" w:hanging="360"/>
+      </w:pPr>
+      <w:rPr>
+        <w:rFonts w:ascii="Symbol" w:hAnsi="Symbol" w:hint="default"/>
+      </w:rPr>
+    </w:lvl>
+    <w:lvl w:ilvl="7" w:tplc="04090003" w:tentative="1">
+      <w:start w:val="1"/>
+      <w:numFmt w:val="bullet"/>
+      <w:lvlText w:val="o"/>
+      <w:lvlJc w:val="left"/>
+      <w:pPr>
+        <w:ind w:left="6480" w:hanging="360"/>
+      </w:pPr>
+      <w:rPr>
+        <w:rFonts w:ascii="Courier New" w:hAnsi="Courier New" w:cs="Courier New" w:hint="default"/>
+      </w:rPr>
+    </w:lvl>
+    <w:lvl w:ilvl="8" w:tplc="04090005" w:tentative="1">
+      <w:start w:val="1"/>
+      <w:numFmt w:val="bullet"/>
+      <w:lvlText w:val=""/>
+      <w:lvlJc w:val="left"/>
+      <w:pPr>
+        <w:ind w:left="7200" w:hanging="360"/>
+      </w:pPr>
+      <w:rPr>
+        <w:rFonts w:ascii="Wingdings" w:hAnsi="Wingdings" w:hint="default"/>
+      </w:rPr>
+    </w:lvl>
+  </w:abstractNum>
+  <w:abstractNum w:abstractNumId="14" w15:restartNumberingAfterBreak="0">
+    <w:nsid w:val="498B0D37"/>
+    <w:multiLevelType w:val="hybridMultilevel"/>
+    <w:tmpl w:val="54B62546"/>
+    <w:lvl w:ilvl="0" w:tplc="15584FE4">
+      <w:start w:val="1"/>
+      <w:numFmt w:val="bullet"/>
+      <w:lvlText w:val=""/>
+      <w:lvlJc w:val="left"/>
+      <w:pPr>
+        <w:ind w:left="1440" w:hanging="360"/>
+      </w:pPr>
+      <w:rPr>
+        <w:rFonts w:ascii="Symbol" w:hAnsi="Symbol" w:hint="default"/>
+      </w:rPr>
+    </w:lvl>
+    <w:lvl w:ilvl="1" w:tplc="04090003" w:tentative="1">
+      <w:start w:val="1"/>
+      <w:numFmt w:val="bullet"/>
+      <w:lvlText w:val="o"/>
+      <w:lvlJc w:val="left"/>
+      <w:pPr>
+        <w:ind w:left="2160" w:hanging="360"/>
+      </w:pPr>
+      <w:rPr>
+        <w:rFonts w:ascii="Courier New" w:hAnsi="Courier New" w:cs="Courier New" w:hint="default"/>
+      </w:rPr>
+    </w:lvl>
+    <w:lvl w:ilvl="2" w:tplc="04090005" w:tentative="1">
+      <w:start w:val="1"/>
+      <w:numFmt w:val="bullet"/>
+      <w:lvlText w:val=""/>
+      <w:lvlJc w:val="left"/>
+      <w:pPr>
+        <w:ind w:left="2880" w:hanging="360"/>
+      </w:pPr>
+      <w:rPr>
+        <w:rFonts w:ascii="Wingdings" w:hAnsi="Wingdings" w:hint="default"/>
+      </w:rPr>
+    </w:lvl>
+    <w:lvl w:ilvl="3" w:tplc="04090001" w:tentative="1">
+      <w:start w:val="1"/>
+      <w:numFmt w:val="bullet"/>
+      <w:lvlText w:val=""/>
+      <w:lvlJc w:val="left"/>
+      <w:pPr>
+        <w:ind w:left="3600" w:hanging="360"/>
+      </w:pPr>
+      <w:rPr>
+        <w:rFonts w:ascii="Symbol" w:hAnsi="Symbol" w:hint="default"/>
+      </w:rPr>
+    </w:lvl>
+    <w:lvl w:ilvl="4" w:tplc="04090003" w:tentative="1">
+      <w:start w:val="1"/>
+      <w:numFmt w:val="bullet"/>
+      <w:lvlText w:val="o"/>
+      <w:lvlJc w:val="left"/>
+      <w:pPr>
+        <w:ind w:left="4320" w:hanging="360"/>
+      </w:pPr>
+      <w:rPr>
+        <w:rFonts w:ascii="Courier New" w:hAnsi="Courier New" w:cs="Courier New" w:hint="default"/>
+      </w:rPr>
+    </w:lvl>
+    <w:lvl w:ilvl="5" w:tplc="04090005" w:tentative="1">
+      <w:start w:val="1"/>
+      <w:numFmt w:val="bullet"/>
+      <w:lvlText w:val=""/>
+      <w:lvlJc w:val="left"/>
+      <w:pPr>
+        <w:ind w:left="5040" w:hanging="360"/>
+      </w:pPr>
+      <w:rPr>
+        <w:rFonts w:ascii="Wingdings" w:hAnsi="Wingdings" w:hint="default"/>
+      </w:rPr>
+    </w:lvl>
+    <w:lvl w:ilvl="6" w:tplc="04090001" w:tentative="1">
+      <w:start w:val="1"/>
+      <w:numFmt w:val="bullet"/>
+      <w:lvlText w:val=""/>
+      <w:lvlJc w:val="left"/>
+      <w:pPr>
+        <w:ind w:left="5760" w:hanging="360"/>
+      </w:pPr>
+      <w:rPr>
+        <w:rFonts w:ascii="Symbol" w:hAnsi="Symbol" w:hint="default"/>
+      </w:rPr>
+    </w:lvl>
+    <w:lvl w:ilvl="7" w:tplc="04090003" w:tentative="1">
+      <w:start w:val="1"/>
+      <w:numFmt w:val="bullet"/>
+      <w:lvlText w:val="o"/>
+      <w:lvlJc w:val="left"/>
+      <w:pPr>
+        <w:ind w:left="6480" w:hanging="360"/>
+      </w:pPr>
+      <w:rPr>
+        <w:rFonts w:ascii="Courier New" w:hAnsi="Courier New" w:cs="Courier New" w:hint="default"/>
+      </w:rPr>
+    </w:lvl>
+    <w:lvl w:ilvl="8" w:tplc="04090005" w:tentative="1">
+      <w:start w:val="1"/>
+      <w:numFmt w:val="bullet"/>
+      <w:lvlText w:val=""/>
+      <w:lvlJc w:val="left"/>
+      <w:pPr>
+        <w:ind w:left="7200" w:hanging="360"/>
+      </w:pPr>
+      <w:rPr>
+        <w:rFonts w:ascii="Wingdings" w:hAnsi="Wingdings" w:hint="default"/>
+      </w:rPr>
+    </w:lvl>
+  </w:abstractNum>
+  <w:abstractNum w:abstractNumId="15" w15:restartNumberingAfterBreak="0">
     <w:nsid w:val="4F7207F4"/>
     <w:multiLevelType w:val="hybridMultilevel"/>
     <w:tmpl w:val="794CCDCE"/>
@@ -3369,7 +6922,120 @@
       </w:rPr>
     </w:lvl>
   </w:abstractNum>
-  <w:abstractNum w:abstractNumId="6" w15:restartNumberingAfterBreak="0">
+  <w:abstractNum w:abstractNumId="16" w15:restartNumberingAfterBreak="0">
+    <w:nsid w:val="5C5E47A5"/>
+    <w:multiLevelType w:val="hybridMultilevel"/>
+    <w:tmpl w:val="9C9EE4F2"/>
+    <w:lvl w:ilvl="0" w:tplc="15584FE4">
+      <w:start w:val="1"/>
+      <w:numFmt w:val="bullet"/>
+      <w:lvlText w:val=""/>
+      <w:lvlJc w:val="left"/>
+      <w:pPr>
+        <w:ind w:left="1440" w:hanging="360"/>
+      </w:pPr>
+      <w:rPr>
+        <w:rFonts w:ascii="Symbol" w:hAnsi="Symbol" w:hint="default"/>
+      </w:rPr>
+    </w:lvl>
+    <w:lvl w:ilvl="1" w:tplc="04090003" w:tentative="1">
+      <w:start w:val="1"/>
+      <w:numFmt w:val="bullet"/>
+      <w:lvlText w:val="o"/>
+      <w:lvlJc w:val="left"/>
+      <w:pPr>
+        <w:ind w:left="2160" w:hanging="360"/>
+      </w:pPr>
+      <w:rPr>
+        <w:rFonts w:ascii="Courier New" w:hAnsi="Courier New" w:cs="Courier New" w:hint="default"/>
+      </w:rPr>
+    </w:lvl>
+    <w:lvl w:ilvl="2" w:tplc="04090005" w:tentative="1">
+      <w:start w:val="1"/>
+      <w:numFmt w:val="bullet"/>
+      <w:lvlText w:val=""/>
+      <w:lvlJc w:val="left"/>
+      <w:pPr>
+        <w:ind w:left="2880" w:hanging="360"/>
+      </w:pPr>
+      <w:rPr>
+        <w:rFonts w:ascii="Wingdings" w:hAnsi="Wingdings" w:hint="default"/>
+      </w:rPr>
+    </w:lvl>
+    <w:lvl w:ilvl="3" w:tplc="04090001" w:tentative="1">
+      <w:start w:val="1"/>
+      <w:numFmt w:val="bullet"/>
+      <w:lvlText w:val=""/>
+      <w:lvlJc w:val="left"/>
+      <w:pPr>
+        <w:ind w:left="3600" w:hanging="360"/>
+      </w:pPr>
+      <w:rPr>
+        <w:rFonts w:ascii="Symbol" w:hAnsi="Symbol" w:hint="default"/>
+      </w:rPr>
+    </w:lvl>
+    <w:lvl w:ilvl="4" w:tplc="04090003" w:tentative="1">
+      <w:start w:val="1"/>
+      <w:numFmt w:val="bullet"/>
+      <w:lvlText w:val="o"/>
+      <w:lvlJc w:val="left"/>
+      <w:pPr>
+        <w:ind w:left="4320" w:hanging="360"/>
+      </w:pPr>
+      <w:rPr>
+        <w:rFonts w:ascii="Courier New" w:hAnsi="Courier New" w:cs="Courier New" w:hint="default"/>
+      </w:rPr>
+    </w:lvl>
+    <w:lvl w:ilvl="5" w:tplc="04090005" w:tentative="1">
+      <w:start w:val="1"/>
+      <w:numFmt w:val="bullet"/>
+      <w:lvlText w:val=""/>
+      <w:lvlJc w:val="left"/>
+      <w:pPr>
+        <w:ind w:left="5040" w:hanging="360"/>
+      </w:pPr>
+      <w:rPr>
+        <w:rFonts w:ascii="Wingdings" w:hAnsi="Wingdings" w:hint="default"/>
+      </w:rPr>
+    </w:lvl>
+    <w:lvl w:ilvl="6" w:tplc="04090001" w:tentative="1">
+      <w:start w:val="1"/>
+      <w:numFmt w:val="bullet"/>
+      <w:lvlText w:val=""/>
+      <w:lvlJc w:val="left"/>
+      <w:pPr>
+        <w:ind w:left="5760" w:hanging="360"/>
+      </w:pPr>
+      <w:rPr>
+        <w:rFonts w:ascii="Symbol" w:hAnsi="Symbol" w:hint="default"/>
+      </w:rPr>
+    </w:lvl>
+    <w:lvl w:ilvl="7" w:tplc="04090003" w:tentative="1">
+      <w:start w:val="1"/>
+      <w:numFmt w:val="bullet"/>
+      <w:lvlText w:val="o"/>
+      <w:lvlJc w:val="left"/>
+      <w:pPr>
+        <w:ind w:left="6480" w:hanging="360"/>
+      </w:pPr>
+      <w:rPr>
+        <w:rFonts w:ascii="Courier New" w:hAnsi="Courier New" w:cs="Courier New" w:hint="default"/>
+      </w:rPr>
+    </w:lvl>
+    <w:lvl w:ilvl="8" w:tplc="04090005" w:tentative="1">
+      <w:start w:val="1"/>
+      <w:numFmt w:val="bullet"/>
+      <w:lvlText w:val=""/>
+      <w:lvlJc w:val="left"/>
+      <w:pPr>
+        <w:ind w:left="7200" w:hanging="360"/>
+      </w:pPr>
+      <w:rPr>
+        <w:rFonts w:ascii="Wingdings" w:hAnsi="Wingdings" w:hint="default"/>
+      </w:rPr>
+    </w:lvl>
+  </w:abstractNum>
+  <w:abstractNum w:abstractNumId="17" w15:restartNumberingAfterBreak="0">
     <w:nsid w:val="5F5A52A2"/>
     <w:multiLevelType w:val="hybridMultilevel"/>
     <w:tmpl w:val="D5F24B0A"/>
@@ -3482,7 +7148,7 @@
       </w:rPr>
     </w:lvl>
   </w:abstractNum>
-  <w:abstractNum w:abstractNumId="7" w15:restartNumberingAfterBreak="0">
+  <w:abstractNum w:abstractNumId="18" w15:restartNumberingAfterBreak="0">
     <w:nsid w:val="61095145"/>
     <w:multiLevelType w:val="hybridMultilevel"/>
     <w:tmpl w:val="27A693EE"/>
@@ -3595,7 +7261,7 @@
       </w:rPr>
     </w:lvl>
   </w:abstractNum>
-  <w:abstractNum w:abstractNumId="8" w15:restartNumberingAfterBreak="0">
+  <w:abstractNum w:abstractNumId="19" w15:restartNumberingAfterBreak="0">
     <w:nsid w:val="636E39AB"/>
     <w:multiLevelType w:val="hybridMultilevel"/>
     <w:tmpl w:val="496622EA"/>
@@ -3708,7 +7374,459 @@
       </w:rPr>
     </w:lvl>
   </w:abstractNum>
-  <w:abstractNum w:abstractNumId="9" w15:restartNumberingAfterBreak="0">
+  <w:abstractNum w:abstractNumId="20" w15:restartNumberingAfterBreak="0">
+    <w:nsid w:val="66772255"/>
+    <w:multiLevelType w:val="hybridMultilevel"/>
+    <w:tmpl w:val="8E1E93FC"/>
+    <w:lvl w:ilvl="0" w:tplc="15584FE4">
+      <w:start w:val="1"/>
+      <w:numFmt w:val="bullet"/>
+      <w:lvlText w:val=""/>
+      <w:lvlJc w:val="left"/>
+      <w:pPr>
+        <w:ind w:left="1440" w:hanging="360"/>
+      </w:pPr>
+      <w:rPr>
+        <w:rFonts w:ascii="Symbol" w:hAnsi="Symbol" w:hint="default"/>
+      </w:rPr>
+    </w:lvl>
+    <w:lvl w:ilvl="1" w:tplc="04090003" w:tentative="1">
+      <w:start w:val="1"/>
+      <w:numFmt w:val="bullet"/>
+      <w:lvlText w:val="o"/>
+      <w:lvlJc w:val="left"/>
+      <w:pPr>
+        <w:ind w:left="2160" w:hanging="360"/>
+      </w:pPr>
+      <w:rPr>
+        <w:rFonts w:ascii="Courier New" w:hAnsi="Courier New" w:cs="Courier New" w:hint="default"/>
+      </w:rPr>
+    </w:lvl>
+    <w:lvl w:ilvl="2" w:tplc="04090005" w:tentative="1">
+      <w:start w:val="1"/>
+      <w:numFmt w:val="bullet"/>
+      <w:lvlText w:val=""/>
+      <w:lvlJc w:val="left"/>
+      <w:pPr>
+        <w:ind w:left="2880" w:hanging="360"/>
+      </w:pPr>
+      <w:rPr>
+        <w:rFonts w:ascii="Wingdings" w:hAnsi="Wingdings" w:hint="default"/>
+      </w:rPr>
+    </w:lvl>
+    <w:lvl w:ilvl="3" w:tplc="04090001" w:tentative="1">
+      <w:start w:val="1"/>
+      <w:numFmt w:val="bullet"/>
+      <w:lvlText w:val=""/>
+      <w:lvlJc w:val="left"/>
+      <w:pPr>
+        <w:ind w:left="3600" w:hanging="360"/>
+      </w:pPr>
+      <w:rPr>
+        <w:rFonts w:ascii="Symbol" w:hAnsi="Symbol" w:hint="default"/>
+      </w:rPr>
+    </w:lvl>
+    <w:lvl w:ilvl="4" w:tplc="04090003" w:tentative="1">
+      <w:start w:val="1"/>
+      <w:numFmt w:val="bullet"/>
+      <w:lvlText w:val="o"/>
+      <w:lvlJc w:val="left"/>
+      <w:pPr>
+        <w:ind w:left="4320" w:hanging="360"/>
+      </w:pPr>
+      <w:rPr>
+        <w:rFonts w:ascii="Courier New" w:hAnsi="Courier New" w:cs="Courier New" w:hint="default"/>
+      </w:rPr>
+    </w:lvl>
+    <w:lvl w:ilvl="5" w:tplc="04090005" w:tentative="1">
+      <w:start w:val="1"/>
+      <w:numFmt w:val="bullet"/>
+      <w:lvlText w:val=""/>
+      <w:lvlJc w:val="left"/>
+      <w:pPr>
+        <w:ind w:left="5040" w:hanging="360"/>
+      </w:pPr>
+      <w:rPr>
+        <w:rFonts w:ascii="Wingdings" w:hAnsi="Wingdings" w:hint="default"/>
+      </w:rPr>
+    </w:lvl>
+    <w:lvl w:ilvl="6" w:tplc="04090001" w:tentative="1">
+      <w:start w:val="1"/>
+      <w:numFmt w:val="bullet"/>
+      <w:lvlText w:val=""/>
+      <w:lvlJc w:val="left"/>
+      <w:pPr>
+        <w:ind w:left="5760" w:hanging="360"/>
+      </w:pPr>
+      <w:rPr>
+        <w:rFonts w:ascii="Symbol" w:hAnsi="Symbol" w:hint="default"/>
+      </w:rPr>
+    </w:lvl>
+    <w:lvl w:ilvl="7" w:tplc="04090003" w:tentative="1">
+      <w:start w:val="1"/>
+      <w:numFmt w:val="bullet"/>
+      <w:lvlText w:val="o"/>
+      <w:lvlJc w:val="left"/>
+      <w:pPr>
+        <w:ind w:left="6480" w:hanging="360"/>
+      </w:pPr>
+      <w:rPr>
+        <w:rFonts w:ascii="Courier New" w:hAnsi="Courier New" w:cs="Courier New" w:hint="default"/>
+      </w:rPr>
+    </w:lvl>
+    <w:lvl w:ilvl="8" w:tplc="04090005" w:tentative="1">
+      <w:start w:val="1"/>
+      <w:numFmt w:val="bullet"/>
+      <w:lvlText w:val=""/>
+      <w:lvlJc w:val="left"/>
+      <w:pPr>
+        <w:ind w:left="7200" w:hanging="360"/>
+      </w:pPr>
+      <w:rPr>
+        <w:rFonts w:ascii="Wingdings" w:hAnsi="Wingdings" w:hint="default"/>
+      </w:rPr>
+    </w:lvl>
+  </w:abstractNum>
+  <w:abstractNum w:abstractNumId="21" w15:restartNumberingAfterBreak="0">
+    <w:nsid w:val="66BA454E"/>
+    <w:multiLevelType w:val="hybridMultilevel"/>
+    <w:tmpl w:val="F9889808"/>
+    <w:lvl w:ilvl="0" w:tplc="15584FE4">
+      <w:start w:val="1"/>
+      <w:numFmt w:val="bullet"/>
+      <w:lvlText w:val=""/>
+      <w:lvlJc w:val="left"/>
+      <w:pPr>
+        <w:ind w:left="1440" w:hanging="360"/>
+      </w:pPr>
+      <w:rPr>
+        <w:rFonts w:ascii="Symbol" w:hAnsi="Symbol" w:hint="default"/>
+      </w:rPr>
+    </w:lvl>
+    <w:lvl w:ilvl="1" w:tplc="04090003" w:tentative="1">
+      <w:start w:val="1"/>
+      <w:numFmt w:val="bullet"/>
+      <w:lvlText w:val="o"/>
+      <w:lvlJc w:val="left"/>
+      <w:pPr>
+        <w:ind w:left="2160" w:hanging="360"/>
+      </w:pPr>
+      <w:rPr>
+        <w:rFonts w:ascii="Courier New" w:hAnsi="Courier New" w:cs="Courier New" w:hint="default"/>
+      </w:rPr>
+    </w:lvl>
+    <w:lvl w:ilvl="2" w:tplc="04090005" w:tentative="1">
+      <w:start w:val="1"/>
+      <w:numFmt w:val="bullet"/>
+      <w:lvlText w:val=""/>
+      <w:lvlJc w:val="left"/>
+      <w:pPr>
+        <w:ind w:left="2880" w:hanging="360"/>
+      </w:pPr>
+      <w:rPr>
+        <w:rFonts w:ascii="Wingdings" w:hAnsi="Wingdings" w:hint="default"/>
+      </w:rPr>
+    </w:lvl>
+    <w:lvl w:ilvl="3" w:tplc="04090001" w:tentative="1">
+      <w:start w:val="1"/>
+      <w:numFmt w:val="bullet"/>
+      <w:lvlText w:val=""/>
+      <w:lvlJc w:val="left"/>
+      <w:pPr>
+        <w:ind w:left="3600" w:hanging="360"/>
+      </w:pPr>
+      <w:rPr>
+        <w:rFonts w:ascii="Symbol" w:hAnsi="Symbol" w:hint="default"/>
+      </w:rPr>
+    </w:lvl>
+    <w:lvl w:ilvl="4" w:tplc="04090003" w:tentative="1">
+      <w:start w:val="1"/>
+      <w:numFmt w:val="bullet"/>
+      <w:lvlText w:val="o"/>
+      <w:lvlJc w:val="left"/>
+      <w:pPr>
+        <w:ind w:left="4320" w:hanging="360"/>
+      </w:pPr>
+      <w:rPr>
+        <w:rFonts w:ascii="Courier New" w:hAnsi="Courier New" w:cs="Courier New" w:hint="default"/>
+      </w:rPr>
+    </w:lvl>
+    <w:lvl w:ilvl="5" w:tplc="04090005" w:tentative="1">
+      <w:start w:val="1"/>
+      <w:numFmt w:val="bullet"/>
+      <w:lvlText w:val=""/>
+      <w:lvlJc w:val="left"/>
+      <w:pPr>
+        <w:ind w:left="5040" w:hanging="360"/>
+      </w:pPr>
+      <w:rPr>
+        <w:rFonts w:ascii="Wingdings" w:hAnsi="Wingdings" w:hint="default"/>
+      </w:rPr>
+    </w:lvl>
+    <w:lvl w:ilvl="6" w:tplc="04090001" w:tentative="1">
+      <w:start w:val="1"/>
+      <w:numFmt w:val="bullet"/>
+      <w:lvlText w:val=""/>
+      <w:lvlJc w:val="left"/>
+      <w:pPr>
+        <w:ind w:left="5760" w:hanging="360"/>
+      </w:pPr>
+      <w:rPr>
+        <w:rFonts w:ascii="Symbol" w:hAnsi="Symbol" w:hint="default"/>
+      </w:rPr>
+    </w:lvl>
+    <w:lvl w:ilvl="7" w:tplc="04090003" w:tentative="1">
+      <w:start w:val="1"/>
+      <w:numFmt w:val="bullet"/>
+      <w:lvlText w:val="o"/>
+      <w:lvlJc w:val="left"/>
+      <w:pPr>
+        <w:ind w:left="6480" w:hanging="360"/>
+      </w:pPr>
+      <w:rPr>
+        <w:rFonts w:ascii="Courier New" w:hAnsi="Courier New" w:cs="Courier New" w:hint="default"/>
+      </w:rPr>
+    </w:lvl>
+    <w:lvl w:ilvl="8" w:tplc="04090005" w:tentative="1">
+      <w:start w:val="1"/>
+      <w:numFmt w:val="bullet"/>
+      <w:lvlText w:val=""/>
+      <w:lvlJc w:val="left"/>
+      <w:pPr>
+        <w:ind w:left="7200" w:hanging="360"/>
+      </w:pPr>
+      <w:rPr>
+        <w:rFonts w:ascii="Wingdings" w:hAnsi="Wingdings" w:hint="default"/>
+      </w:rPr>
+    </w:lvl>
+  </w:abstractNum>
+  <w:abstractNum w:abstractNumId="22" w15:restartNumberingAfterBreak="0">
+    <w:nsid w:val="670456BB"/>
+    <w:multiLevelType w:val="hybridMultilevel"/>
+    <w:tmpl w:val="24E25C0E"/>
+    <w:lvl w:ilvl="0" w:tplc="15584FE4">
+      <w:start w:val="1"/>
+      <w:numFmt w:val="bullet"/>
+      <w:lvlText w:val=""/>
+      <w:lvlJc w:val="left"/>
+      <w:pPr>
+        <w:ind w:left="1440" w:hanging="360"/>
+      </w:pPr>
+      <w:rPr>
+        <w:rFonts w:ascii="Symbol" w:hAnsi="Symbol" w:hint="default"/>
+      </w:rPr>
+    </w:lvl>
+    <w:lvl w:ilvl="1" w:tplc="04090003" w:tentative="1">
+      <w:start w:val="1"/>
+      <w:numFmt w:val="bullet"/>
+      <w:lvlText w:val="o"/>
+      <w:lvlJc w:val="left"/>
+      <w:pPr>
+        <w:ind w:left="2160" w:hanging="360"/>
+      </w:pPr>
+      <w:rPr>
+        <w:rFonts w:ascii="Courier New" w:hAnsi="Courier New" w:cs="Courier New" w:hint="default"/>
+      </w:rPr>
+    </w:lvl>
+    <w:lvl w:ilvl="2" w:tplc="04090005" w:tentative="1">
+      <w:start w:val="1"/>
+      <w:numFmt w:val="bullet"/>
+      <w:lvlText w:val=""/>
+      <w:lvlJc w:val="left"/>
+      <w:pPr>
+        <w:ind w:left="2880" w:hanging="360"/>
+      </w:pPr>
+      <w:rPr>
+        <w:rFonts w:ascii="Wingdings" w:hAnsi="Wingdings" w:hint="default"/>
+      </w:rPr>
+    </w:lvl>
+    <w:lvl w:ilvl="3" w:tplc="04090001" w:tentative="1">
+      <w:start w:val="1"/>
+      <w:numFmt w:val="bullet"/>
+      <w:lvlText w:val=""/>
+      <w:lvlJc w:val="left"/>
+      <w:pPr>
+        <w:ind w:left="3600" w:hanging="360"/>
+      </w:pPr>
+      <w:rPr>
+        <w:rFonts w:ascii="Symbol" w:hAnsi="Symbol" w:hint="default"/>
+      </w:rPr>
+    </w:lvl>
+    <w:lvl w:ilvl="4" w:tplc="04090003" w:tentative="1">
+      <w:start w:val="1"/>
+      <w:numFmt w:val="bullet"/>
+      <w:lvlText w:val="o"/>
+      <w:lvlJc w:val="left"/>
+      <w:pPr>
+        <w:ind w:left="4320" w:hanging="360"/>
+      </w:pPr>
+      <w:rPr>
+        <w:rFonts w:ascii="Courier New" w:hAnsi="Courier New" w:cs="Courier New" w:hint="default"/>
+      </w:rPr>
+    </w:lvl>
+    <w:lvl w:ilvl="5" w:tplc="04090005" w:tentative="1">
+      <w:start w:val="1"/>
+      <w:numFmt w:val="bullet"/>
+      <w:lvlText w:val=""/>
+      <w:lvlJc w:val="left"/>
+      <w:pPr>
+        <w:ind w:left="5040" w:hanging="360"/>
+      </w:pPr>
+      <w:rPr>
+        <w:rFonts w:ascii="Wingdings" w:hAnsi="Wingdings" w:hint="default"/>
+      </w:rPr>
+    </w:lvl>
+    <w:lvl w:ilvl="6" w:tplc="04090001" w:tentative="1">
+      <w:start w:val="1"/>
+      <w:numFmt w:val="bullet"/>
+      <w:lvlText w:val=""/>
+      <w:lvlJc w:val="left"/>
+      <w:pPr>
+        <w:ind w:left="5760" w:hanging="360"/>
+      </w:pPr>
+      <w:rPr>
+        <w:rFonts w:ascii="Symbol" w:hAnsi="Symbol" w:hint="default"/>
+      </w:rPr>
+    </w:lvl>
+    <w:lvl w:ilvl="7" w:tplc="04090003" w:tentative="1">
+      <w:start w:val="1"/>
+      <w:numFmt w:val="bullet"/>
+      <w:lvlText w:val="o"/>
+      <w:lvlJc w:val="left"/>
+      <w:pPr>
+        <w:ind w:left="6480" w:hanging="360"/>
+      </w:pPr>
+      <w:rPr>
+        <w:rFonts w:ascii="Courier New" w:hAnsi="Courier New" w:cs="Courier New" w:hint="default"/>
+      </w:rPr>
+    </w:lvl>
+    <w:lvl w:ilvl="8" w:tplc="04090005" w:tentative="1">
+      <w:start w:val="1"/>
+      <w:numFmt w:val="bullet"/>
+      <w:lvlText w:val=""/>
+      <w:lvlJc w:val="left"/>
+      <w:pPr>
+        <w:ind w:left="7200" w:hanging="360"/>
+      </w:pPr>
+      <w:rPr>
+        <w:rFonts w:ascii="Wingdings" w:hAnsi="Wingdings" w:hint="default"/>
+      </w:rPr>
+    </w:lvl>
+  </w:abstractNum>
+  <w:abstractNum w:abstractNumId="23" w15:restartNumberingAfterBreak="0">
+    <w:nsid w:val="67BE2FE0"/>
+    <w:multiLevelType w:val="hybridMultilevel"/>
+    <w:tmpl w:val="C7080AAA"/>
+    <w:lvl w:ilvl="0" w:tplc="BA5833F6">
+      <w:start w:val="1"/>
+      <w:numFmt w:val="bullet"/>
+      <w:lvlText w:val="+"/>
+      <w:lvlJc w:val="left"/>
+      <w:pPr>
+        <w:ind w:left="1440" w:hanging="360"/>
+      </w:pPr>
+      <w:rPr>
+        <w:rFonts w:ascii="STXihei" w:eastAsia="STXihei" w:hAnsi="STXihei" w:hint="eastAsia"/>
+      </w:rPr>
+    </w:lvl>
+    <w:lvl w:ilvl="1" w:tplc="04090003" w:tentative="1">
+      <w:start w:val="1"/>
+      <w:numFmt w:val="bullet"/>
+      <w:lvlText w:val="o"/>
+      <w:lvlJc w:val="left"/>
+      <w:pPr>
+        <w:ind w:left="2160" w:hanging="360"/>
+      </w:pPr>
+      <w:rPr>
+        <w:rFonts w:ascii="Courier New" w:hAnsi="Courier New" w:cs="Courier New" w:hint="default"/>
+      </w:rPr>
+    </w:lvl>
+    <w:lvl w:ilvl="2" w:tplc="04090005" w:tentative="1">
+      <w:start w:val="1"/>
+      <w:numFmt w:val="bullet"/>
+      <w:lvlText w:val=""/>
+      <w:lvlJc w:val="left"/>
+      <w:pPr>
+        <w:ind w:left="2880" w:hanging="360"/>
+      </w:pPr>
+      <w:rPr>
+        <w:rFonts w:ascii="Wingdings" w:hAnsi="Wingdings" w:hint="default"/>
+      </w:rPr>
+    </w:lvl>
+    <w:lvl w:ilvl="3" w:tplc="04090001" w:tentative="1">
+      <w:start w:val="1"/>
+      <w:numFmt w:val="bullet"/>
+      <w:lvlText w:val=""/>
+      <w:lvlJc w:val="left"/>
+      <w:pPr>
+        <w:ind w:left="3600" w:hanging="360"/>
+      </w:pPr>
+      <w:rPr>
+        <w:rFonts w:ascii="Symbol" w:hAnsi="Symbol" w:hint="default"/>
+      </w:rPr>
+    </w:lvl>
+    <w:lvl w:ilvl="4" w:tplc="04090003" w:tentative="1">
+      <w:start w:val="1"/>
+      <w:numFmt w:val="bullet"/>
+      <w:lvlText w:val="o"/>
+      <w:lvlJc w:val="left"/>
+      <w:pPr>
+        <w:ind w:left="4320" w:hanging="360"/>
+      </w:pPr>
+      <w:rPr>
+        <w:rFonts w:ascii="Courier New" w:hAnsi="Courier New" w:cs="Courier New" w:hint="default"/>
+      </w:rPr>
+    </w:lvl>
+    <w:lvl w:ilvl="5" w:tplc="04090005" w:tentative="1">
+      <w:start w:val="1"/>
+      <w:numFmt w:val="bullet"/>
+      <w:lvlText w:val=""/>
+      <w:lvlJc w:val="left"/>
+      <w:pPr>
+        <w:ind w:left="5040" w:hanging="360"/>
+      </w:pPr>
+      <w:rPr>
+        <w:rFonts w:ascii="Wingdings" w:hAnsi="Wingdings" w:hint="default"/>
+      </w:rPr>
+    </w:lvl>
+    <w:lvl w:ilvl="6" w:tplc="04090001" w:tentative="1">
+      <w:start w:val="1"/>
+      <w:numFmt w:val="bullet"/>
+      <w:lvlText w:val=""/>
+      <w:lvlJc w:val="left"/>
+      <w:pPr>
+        <w:ind w:left="5760" w:hanging="360"/>
+      </w:pPr>
+      <w:rPr>
+        <w:rFonts w:ascii="Symbol" w:hAnsi="Symbol" w:hint="default"/>
+      </w:rPr>
+    </w:lvl>
+    <w:lvl w:ilvl="7" w:tplc="04090003" w:tentative="1">
+      <w:start w:val="1"/>
+      <w:numFmt w:val="bullet"/>
+      <w:lvlText w:val="o"/>
+      <w:lvlJc w:val="left"/>
+      <w:pPr>
+        <w:ind w:left="6480" w:hanging="360"/>
+      </w:pPr>
+      <w:rPr>
+        <w:rFonts w:ascii="Courier New" w:hAnsi="Courier New" w:cs="Courier New" w:hint="default"/>
+      </w:rPr>
+    </w:lvl>
+    <w:lvl w:ilvl="8" w:tplc="04090005" w:tentative="1">
+      <w:start w:val="1"/>
+      <w:numFmt w:val="bullet"/>
+      <w:lvlText w:val=""/>
+      <w:lvlJc w:val="left"/>
+      <w:pPr>
+        <w:ind w:left="7200" w:hanging="360"/>
+      </w:pPr>
+      <w:rPr>
+        <w:rFonts w:ascii="Wingdings" w:hAnsi="Wingdings" w:hint="default"/>
+      </w:rPr>
+    </w:lvl>
+  </w:abstractNum>
+  <w:abstractNum w:abstractNumId="24" w15:restartNumberingAfterBreak="0">
     <w:nsid w:val="6DC3100C"/>
     <w:multiLevelType w:val="hybridMultilevel"/>
     <w:tmpl w:val="8DFEE54E"/>
@@ -3821,35 +7939,312 @@
       </w:rPr>
     </w:lvl>
   </w:abstractNum>
+  <w:abstractNum w:abstractNumId="25" w15:restartNumberingAfterBreak="0">
+    <w:nsid w:val="76CD5C28"/>
+    <w:multiLevelType w:val="hybridMultilevel"/>
+    <w:tmpl w:val="7592CE58"/>
+    <w:lvl w:ilvl="0" w:tplc="BA5833F6">
+      <w:start w:val="1"/>
+      <w:numFmt w:val="bullet"/>
+      <w:lvlText w:val="+"/>
+      <w:lvlJc w:val="left"/>
+      <w:pPr>
+        <w:ind w:left="1440" w:hanging="360"/>
+      </w:pPr>
+      <w:rPr>
+        <w:rFonts w:ascii="STXihei" w:eastAsia="STXihei" w:hAnsi="STXihei" w:hint="eastAsia"/>
+      </w:rPr>
+    </w:lvl>
+    <w:lvl w:ilvl="1" w:tplc="04090003" w:tentative="1">
+      <w:start w:val="1"/>
+      <w:numFmt w:val="bullet"/>
+      <w:lvlText w:val="o"/>
+      <w:lvlJc w:val="left"/>
+      <w:pPr>
+        <w:ind w:left="2160" w:hanging="360"/>
+      </w:pPr>
+      <w:rPr>
+        <w:rFonts w:ascii="Courier New" w:hAnsi="Courier New" w:cs="Courier New" w:hint="default"/>
+      </w:rPr>
+    </w:lvl>
+    <w:lvl w:ilvl="2" w:tplc="04090005" w:tentative="1">
+      <w:start w:val="1"/>
+      <w:numFmt w:val="bullet"/>
+      <w:lvlText w:val=""/>
+      <w:lvlJc w:val="left"/>
+      <w:pPr>
+        <w:ind w:left="2880" w:hanging="360"/>
+      </w:pPr>
+      <w:rPr>
+        <w:rFonts w:ascii="Wingdings" w:hAnsi="Wingdings" w:hint="default"/>
+      </w:rPr>
+    </w:lvl>
+    <w:lvl w:ilvl="3" w:tplc="04090001" w:tentative="1">
+      <w:start w:val="1"/>
+      <w:numFmt w:val="bullet"/>
+      <w:lvlText w:val=""/>
+      <w:lvlJc w:val="left"/>
+      <w:pPr>
+        <w:ind w:left="3600" w:hanging="360"/>
+      </w:pPr>
+      <w:rPr>
+        <w:rFonts w:ascii="Symbol" w:hAnsi="Symbol" w:hint="default"/>
+      </w:rPr>
+    </w:lvl>
+    <w:lvl w:ilvl="4" w:tplc="04090003" w:tentative="1">
+      <w:start w:val="1"/>
+      <w:numFmt w:val="bullet"/>
+      <w:lvlText w:val="o"/>
+      <w:lvlJc w:val="left"/>
+      <w:pPr>
+        <w:ind w:left="4320" w:hanging="360"/>
+      </w:pPr>
+      <w:rPr>
+        <w:rFonts w:ascii="Courier New" w:hAnsi="Courier New" w:cs="Courier New" w:hint="default"/>
+      </w:rPr>
+    </w:lvl>
+    <w:lvl w:ilvl="5" w:tplc="04090005" w:tentative="1">
+      <w:start w:val="1"/>
+      <w:numFmt w:val="bullet"/>
+      <w:lvlText w:val=""/>
+      <w:lvlJc w:val="left"/>
+      <w:pPr>
+        <w:ind w:left="5040" w:hanging="360"/>
+      </w:pPr>
+      <w:rPr>
+        <w:rFonts w:ascii="Wingdings" w:hAnsi="Wingdings" w:hint="default"/>
+      </w:rPr>
+    </w:lvl>
+    <w:lvl w:ilvl="6" w:tplc="04090001" w:tentative="1">
+      <w:start w:val="1"/>
+      <w:numFmt w:val="bullet"/>
+      <w:lvlText w:val=""/>
+      <w:lvlJc w:val="left"/>
+      <w:pPr>
+        <w:ind w:left="5760" w:hanging="360"/>
+      </w:pPr>
+      <w:rPr>
+        <w:rFonts w:ascii="Symbol" w:hAnsi="Symbol" w:hint="default"/>
+      </w:rPr>
+    </w:lvl>
+    <w:lvl w:ilvl="7" w:tplc="04090003" w:tentative="1">
+      <w:start w:val="1"/>
+      <w:numFmt w:val="bullet"/>
+      <w:lvlText w:val="o"/>
+      <w:lvlJc w:val="left"/>
+      <w:pPr>
+        <w:ind w:left="6480" w:hanging="360"/>
+      </w:pPr>
+      <w:rPr>
+        <w:rFonts w:ascii="Courier New" w:hAnsi="Courier New" w:cs="Courier New" w:hint="default"/>
+      </w:rPr>
+    </w:lvl>
+    <w:lvl w:ilvl="8" w:tplc="04090005" w:tentative="1">
+      <w:start w:val="1"/>
+      <w:numFmt w:val="bullet"/>
+      <w:lvlText w:val=""/>
+      <w:lvlJc w:val="left"/>
+      <w:pPr>
+        <w:ind w:left="7200" w:hanging="360"/>
+      </w:pPr>
+      <w:rPr>
+        <w:rFonts w:ascii="Wingdings" w:hAnsi="Wingdings" w:hint="default"/>
+      </w:rPr>
+    </w:lvl>
+  </w:abstractNum>
+  <w:abstractNum w:abstractNumId="26" w15:restartNumberingAfterBreak="0">
+    <w:nsid w:val="7D307CB0"/>
+    <w:multiLevelType w:val="hybridMultilevel"/>
+    <w:tmpl w:val="5DBEA650"/>
+    <w:lvl w:ilvl="0" w:tplc="15584FE4">
+      <w:start w:val="1"/>
+      <w:numFmt w:val="bullet"/>
+      <w:lvlText w:val=""/>
+      <w:lvlJc w:val="left"/>
+      <w:pPr>
+        <w:ind w:left="1440" w:hanging="360"/>
+      </w:pPr>
+      <w:rPr>
+        <w:rFonts w:ascii="Symbol" w:hAnsi="Symbol" w:hint="default"/>
+      </w:rPr>
+    </w:lvl>
+    <w:lvl w:ilvl="1" w:tplc="04090003" w:tentative="1">
+      <w:start w:val="1"/>
+      <w:numFmt w:val="bullet"/>
+      <w:lvlText w:val="o"/>
+      <w:lvlJc w:val="left"/>
+      <w:pPr>
+        <w:ind w:left="2160" w:hanging="360"/>
+      </w:pPr>
+      <w:rPr>
+        <w:rFonts w:ascii="Courier New" w:hAnsi="Courier New" w:cs="Courier New" w:hint="default"/>
+      </w:rPr>
+    </w:lvl>
+    <w:lvl w:ilvl="2" w:tplc="04090005" w:tentative="1">
+      <w:start w:val="1"/>
+      <w:numFmt w:val="bullet"/>
+      <w:lvlText w:val=""/>
+      <w:lvlJc w:val="left"/>
+      <w:pPr>
+        <w:ind w:left="2880" w:hanging="360"/>
+      </w:pPr>
+      <w:rPr>
+        <w:rFonts w:ascii="Wingdings" w:hAnsi="Wingdings" w:hint="default"/>
+      </w:rPr>
+    </w:lvl>
+    <w:lvl w:ilvl="3" w:tplc="04090001" w:tentative="1">
+      <w:start w:val="1"/>
+      <w:numFmt w:val="bullet"/>
+      <w:lvlText w:val=""/>
+      <w:lvlJc w:val="left"/>
+      <w:pPr>
+        <w:ind w:left="3600" w:hanging="360"/>
+      </w:pPr>
+      <w:rPr>
+        <w:rFonts w:ascii="Symbol" w:hAnsi="Symbol" w:hint="default"/>
+      </w:rPr>
+    </w:lvl>
+    <w:lvl w:ilvl="4" w:tplc="04090003" w:tentative="1">
+      <w:start w:val="1"/>
+      <w:numFmt w:val="bullet"/>
+      <w:lvlText w:val="o"/>
+      <w:lvlJc w:val="left"/>
+      <w:pPr>
+        <w:ind w:left="4320" w:hanging="360"/>
+      </w:pPr>
+      <w:rPr>
+        <w:rFonts w:ascii="Courier New" w:hAnsi="Courier New" w:cs="Courier New" w:hint="default"/>
+      </w:rPr>
+    </w:lvl>
+    <w:lvl w:ilvl="5" w:tplc="04090005" w:tentative="1">
+      <w:start w:val="1"/>
+      <w:numFmt w:val="bullet"/>
+      <w:lvlText w:val=""/>
+      <w:lvlJc w:val="left"/>
+      <w:pPr>
+        <w:ind w:left="5040" w:hanging="360"/>
+      </w:pPr>
+      <w:rPr>
+        <w:rFonts w:ascii="Wingdings" w:hAnsi="Wingdings" w:hint="default"/>
+      </w:rPr>
+    </w:lvl>
+    <w:lvl w:ilvl="6" w:tplc="04090001" w:tentative="1">
+      <w:start w:val="1"/>
+      <w:numFmt w:val="bullet"/>
+      <w:lvlText w:val=""/>
+      <w:lvlJc w:val="left"/>
+      <w:pPr>
+        <w:ind w:left="5760" w:hanging="360"/>
+      </w:pPr>
+      <w:rPr>
+        <w:rFonts w:ascii="Symbol" w:hAnsi="Symbol" w:hint="default"/>
+      </w:rPr>
+    </w:lvl>
+    <w:lvl w:ilvl="7" w:tplc="04090003" w:tentative="1">
+      <w:start w:val="1"/>
+      <w:numFmt w:val="bullet"/>
+      <w:lvlText w:val="o"/>
+      <w:lvlJc w:val="left"/>
+      <w:pPr>
+        <w:ind w:left="6480" w:hanging="360"/>
+      </w:pPr>
+      <w:rPr>
+        <w:rFonts w:ascii="Courier New" w:hAnsi="Courier New" w:cs="Courier New" w:hint="default"/>
+      </w:rPr>
+    </w:lvl>
+    <w:lvl w:ilvl="8" w:tplc="04090005" w:tentative="1">
+      <w:start w:val="1"/>
+      <w:numFmt w:val="bullet"/>
+      <w:lvlText w:val=""/>
+      <w:lvlJc w:val="left"/>
+      <w:pPr>
+        <w:ind w:left="7200" w:hanging="360"/>
+      </w:pPr>
+      <w:rPr>
+        <w:rFonts w:ascii="Wingdings" w:hAnsi="Wingdings" w:hint="default"/>
+      </w:rPr>
+    </w:lvl>
+  </w:abstractNum>
   <w:num w:numId="1">
+    <w:abstractNumId w:val="6"/>
+  </w:num>
+  <w:num w:numId="2">
+    <w:abstractNumId w:val="18"/>
+  </w:num>
+  <w:num w:numId="3">
+    <w:abstractNumId w:val="5"/>
+  </w:num>
+  <w:num w:numId="4">
+    <w:abstractNumId w:val="17"/>
+  </w:num>
+  <w:num w:numId="5">
+    <w:abstractNumId w:val="24"/>
+  </w:num>
+  <w:num w:numId="6">
+    <w:abstractNumId w:val="10"/>
+  </w:num>
+  <w:num w:numId="7">
+    <w:abstractNumId w:val="3"/>
+  </w:num>
+  <w:num w:numId="8">
+    <w:abstractNumId w:val="15"/>
+  </w:num>
+  <w:num w:numId="9">
+    <w:abstractNumId w:val="19"/>
+  </w:num>
+  <w:num w:numId="10">
+    <w:abstractNumId w:val="11"/>
+  </w:num>
+  <w:num w:numId="11">
+    <w:abstractNumId w:val="12"/>
+  </w:num>
+  <w:num w:numId="12">
+    <w:abstractNumId w:val="20"/>
+  </w:num>
+  <w:num w:numId="13">
+    <w:abstractNumId w:val="25"/>
+  </w:num>
+  <w:num w:numId="14">
+    <w:abstractNumId w:val="0"/>
+  </w:num>
+  <w:num w:numId="15">
+    <w:abstractNumId w:val="13"/>
+  </w:num>
+  <w:num w:numId="16">
+    <w:abstractNumId w:val="16"/>
+  </w:num>
+  <w:num w:numId="17">
+    <w:abstractNumId w:val="23"/>
+  </w:num>
+  <w:num w:numId="18">
+    <w:abstractNumId w:val="8"/>
+  </w:num>
+  <w:num w:numId="19">
+    <w:abstractNumId w:val="22"/>
+  </w:num>
+  <w:num w:numId="20">
+    <w:abstractNumId w:val="9"/>
+  </w:num>
+  <w:num w:numId="21">
+    <w:abstractNumId w:val="1"/>
+  </w:num>
+  <w:num w:numId="22">
+    <w:abstractNumId w:val="21"/>
+  </w:num>
+  <w:num w:numId="23">
+    <w:abstractNumId w:val="4"/>
+  </w:num>
+  <w:num w:numId="24">
+    <w:abstractNumId w:val="14"/>
+  </w:num>
+  <w:num w:numId="25">
     <w:abstractNumId w:val="2"/>
   </w:num>
-  <w:num w:numId="2">
+  <w:num w:numId="26">
+    <w:abstractNumId w:val="26"/>
+  </w:num>
+  <w:num w:numId="27">
     <w:abstractNumId w:val="7"/>
-  </w:num>
-  <w:num w:numId="3">
-    <w:abstractNumId w:val="1"/>
-  </w:num>
-  <w:num w:numId="4">
-    <w:abstractNumId w:val="6"/>
-  </w:num>
-  <w:num w:numId="5">
-    <w:abstractNumId w:val="9"/>
-  </w:num>
-  <w:num w:numId="6">
-    <w:abstractNumId w:val="3"/>
-  </w:num>
-  <w:num w:numId="7">
-    <w:abstractNumId w:val="0"/>
-  </w:num>
-  <w:num w:numId="8">
-    <w:abstractNumId w:val="5"/>
-  </w:num>
-  <w:num w:numId="9">
-    <w:abstractNumId w:val="8"/>
-  </w:num>
-  <w:num w:numId="10">
-    <w:abstractNumId w:val="4"/>
   </w:num>
 </w:numbering>
 </file>
